--- a/Coding 2 - year/Unit 5 - Sorting Searching & Recursion/Daily Lesson Plans/Word/Day 22.docx
+++ b/Coding 2 - year/Unit 5 - Sorting Searching & Recursion/Daily Lesson Plans/Word/Day 22.docx
@@ -50,12 +50,15 @@
               </w:rPr>
               <w:t xml:space="preserve">Coding II — Full Year</w:t>
             </w:r>
-          </w:p>
-          <w:p>
-            <w:pPr>
-              <w:spacing w:before="40"/>
-              <w:jc w:val="center"/>
-            </w:pPr>
+            <w:r>
+              <w:rPr>
+                <w:rFonts w:ascii="Arial" w:cs="Arial" w:eastAsia="Arial" w:hAnsi="Arial"/>
+                <w:sz w:val="16"/>
+                <w:szCs w:val="16"/>
+              </w:rPr>
+              <w:br/>
+              <w:t xml:space="preserve"/>
+            </w:r>
             <w:r>
               <w:rPr>
                 <w:rFonts w:ascii="Arial" w:cs="Arial" w:eastAsia="Arial" w:hAnsi="Arial"/>
@@ -83,7 +86,7 @@
           <w:rFonts w:ascii="Arial" w:cs="Arial" w:eastAsia="Arial" w:hAnsi="Arial"/>
           <w:b/>
           <w:bCs/>
-          <w:color w:val="0D3B1F"/>
+          <w:color w:val="1B7A4A"/>
           <w:sz w:val="32"/>
           <w:szCs w:val="32"/>
         </w:rPr>
@@ -261,9 +264,9 @@
               <w:right w:val="single" w:color="CCCCCC" w:sz="1"/>
             </w:tcBorders>
             <w:tcMar>
-              <w:top w:type="dxa" w:w="60"/>
+              <w:top w:type="dxa" w:w="80"/>
               <w:left w:type="dxa" w:w="120"/>
-              <w:bottom w:type="dxa" w:w="60"/>
+              <w:bottom w:type="dxa" w:w="80"/>
               <w:right w:type="dxa" w:w="120"/>
             </w:tcMar>
           </w:tcPr>
@@ -290,20 +293,213 @@
               <w:right w:val="single" w:color="CCCCCC" w:sz="1"/>
             </w:tcBorders>
             <w:tcMar>
-              <w:top w:type="dxa" w:w="60"/>
+              <w:top w:type="dxa" w:w="80"/>
               <w:left w:type="dxa" w:w="120"/>
-              <w:bottom w:type="dxa" w:w="60"/>
+              <w:bottom w:type="dxa" w:w="80"/>
               <w:right w:type="dxa" w:w="120"/>
             </w:tcMar>
           </w:tcPr>
           <w:p>
-            <w:r>
-              <w:rPr>
-                <w:rFonts w:ascii="Arial" w:cs="Arial" w:eastAsia="Arial" w:hAnsi="Arial"/>
-                <w:sz w:val="20"/>
-                <w:szCs w:val="20"/>
+            <w:pPr>
+              <w:spacing w:after="80" w:before="80"/>
+            </w:pPr>
+            <w:r>
+              <w:rPr>
+                <w:rFonts w:ascii="Arial" w:cs="Arial" w:eastAsia="Arial" w:hAnsi="Arial"/>
+                <w:b/>
+                <w:bCs/>
+                <w:i w:val="false"/>
+                <w:iCs w:val="false"/>
+                <w:color w:val="000000"/>
+                <w:sz w:val="22"/>
+                <w:szCs w:val="22"/>
               </w:rPr>
               <w:t xml:space="preserve">Bell Ringer / Review</w:t>
+            </w:r>
+            <w:r>
+              <w:rPr>
+                <w:rFonts w:ascii="Arial" w:cs="Arial" w:eastAsia="Arial" w:hAnsi="Arial"/>
+                <w:sz w:val="20"/>
+                <w:szCs w:val="20"/>
+              </w:rPr>
+              <w:br/>
+              <w:t xml:space="preserve"/>
+            </w:r>
+            <w:r>
+              <w:rPr>
+                <w:rFonts w:ascii="Arial" w:cs="Arial" w:eastAsia="Arial" w:hAnsi="Arial"/>
+                <w:sz w:val="20"/>
+                <w:szCs w:val="20"/>
+              </w:rPr>
+              <w:br/>
+              <w:t xml:space="preserve"/>
+            </w:r>
+            <w:r>
+              <w:rPr>
+                <w:rFonts w:ascii="Arial" w:cs="Arial" w:eastAsia="Arial" w:hAnsi="Arial"/>
+                <w:b/>
+                <w:bCs/>
+                <w:i w:val="false"/>
+                <w:iCs w:val="false"/>
+                <w:color w:val="000000"/>
+                <w:sz w:val="20"/>
+                <w:szCs w:val="20"/>
+              </w:rPr>
+              <w:t xml:space="preserve">Quick Write </w:t>
+            </w:r>
+            <w:r>
+              <w:rPr>
+                <w:rFonts w:ascii="Arial" w:cs="Arial" w:eastAsia="Arial" w:hAnsi="Arial"/>
+                <w:b w:val="false"/>
+                <w:bCs w:val="false"/>
+                <w:i w:val="false"/>
+                <w:iCs w:val="false"/>
+                <w:color w:val="000000"/>
+                <w:sz w:val="20"/>
+                <w:szCs w:val="20"/>
+              </w:rPr>
+              <w:t xml:space="preserve">(3 min — written or verbal):</w:t>
+            </w:r>
+            <w:r>
+              <w:rPr>
+                <w:rFonts w:ascii="Arial" w:cs="Arial" w:eastAsia="Arial" w:hAnsi="Arial"/>
+                <w:sz w:val="20"/>
+                <w:szCs w:val="20"/>
+              </w:rPr>
+              <w:br/>
+              <w:t xml:space="preserve"/>
+            </w:r>
+            <w:r>
+              <w:rPr>
+                <w:rFonts w:ascii="Arial" w:cs="Arial" w:eastAsia="Arial" w:hAnsi="Arial"/>
+                <w:b w:val="false"/>
+                <w:bCs w:val="false"/>
+                <w:i w:val="false"/>
+                <w:iCs w:val="false"/>
+                <w:color w:val="000000"/>
+                <w:sz w:val="20"/>
+                <w:szCs w:val="20"/>
+              </w:rPr>
+              <w:t xml:space="preserve">    In your own words: Benchmark sorting algorithms and interpret performance results?</w:t>
+            </w:r>
+            <w:r>
+              <w:rPr>
+                <w:rFonts w:ascii="Arial" w:cs="Arial" w:eastAsia="Arial" w:hAnsi="Arial"/>
+                <w:sz w:val="20"/>
+                <w:szCs w:val="20"/>
+              </w:rPr>
+              <w:br/>
+              <w:t xml:space="preserve"/>
+            </w:r>
+            <w:r>
+              <w:rPr>
+                <w:rFonts w:ascii="Arial" w:cs="Arial" w:eastAsia="Arial" w:hAnsi="Arial"/>
+                <w:sz w:val="20"/>
+                <w:szCs w:val="20"/>
+              </w:rPr>
+              <w:br/>
+              <w:t xml:space="preserve"/>
+            </w:r>
+            <w:r>
+              <w:rPr>
+                <w:rFonts w:ascii="Arial" w:cs="Arial" w:eastAsia="Arial" w:hAnsi="Arial"/>
+                <w:b/>
+                <w:bCs/>
+                <w:i w:val="false"/>
+                <w:iCs w:val="false"/>
+                <w:color w:val="000000"/>
+                <w:sz w:val="20"/>
+                <w:szCs w:val="20"/>
+              </w:rPr>
+              <w:t xml:space="preserve">Vocabulary Preview — </w:t>
+            </w:r>
+            <w:r>
+              <w:rPr>
+                <w:rFonts w:ascii="Arial" w:cs="Arial" w:eastAsia="Arial" w:hAnsi="Arial"/>
+                <w:b w:val="false"/>
+                <w:bCs w:val="false"/>
+                <w:i w:val="false"/>
+                <w:iCs w:val="false"/>
+                <w:color w:val="000000"/>
+                <w:sz w:val="20"/>
+                <w:szCs w:val="20"/>
+              </w:rPr>
+              <w:t xml:space="preserve">terms we'll use today:</w:t>
+            </w:r>
+            <w:r>
+              <w:rPr>
+                <w:rFonts w:ascii="Arial" w:cs="Arial" w:eastAsia="Arial" w:hAnsi="Arial"/>
+                <w:sz w:val="20"/>
+                <w:szCs w:val="20"/>
+              </w:rPr>
+              <w:br/>
+              <w:t xml:space="preserve"/>
+            </w:r>
+            <w:r>
+              <w:rPr>
+                <w:rFonts w:ascii="Arial" w:cs="Arial" w:eastAsia="Arial" w:hAnsi="Arial"/>
+                <w:b w:val="false"/>
+                <w:bCs w:val="false"/>
+                <w:i w:val="false"/>
+                <w:iCs w:val="false"/>
+                <w:color w:val="000000"/>
+                <w:sz w:val="20"/>
+                <w:szCs w:val="20"/>
+              </w:rPr>
+              <w:t xml:space="preserve">    • Benchmarking Considerations   •   Warm-up runs   •   Multiple runs   •   Different data   •   Various sizes   •   Measurement</w:t>
+            </w:r>
+            <w:r>
+              <w:rPr>
+                <w:rFonts w:ascii="Arial" w:cs="Arial" w:eastAsia="Arial" w:hAnsi="Arial"/>
+                <w:sz w:val="20"/>
+                <w:szCs w:val="20"/>
+              </w:rPr>
+              <w:br/>
+              <w:t xml:space="preserve"/>
+            </w:r>
+            <w:r>
+              <w:rPr>
+                <w:rFonts w:ascii="Arial" w:cs="Arial" w:eastAsia="Arial" w:hAnsi="Arial"/>
+                <w:sz w:val="20"/>
+                <w:szCs w:val="20"/>
+              </w:rPr>
+              <w:br/>
+              <w:t xml:space="preserve"/>
+            </w:r>
+            <w:r>
+              <w:rPr>
+                <w:rFonts w:ascii="Arial" w:cs="Arial" w:eastAsia="Arial" w:hAnsi="Arial"/>
+                <w:b w:val="false"/>
+                <w:bCs w:val="false"/>
+                <w:i/>
+                <w:iCs/>
+                <w:color w:val="444444"/>
+                <w:sz w:val="20"/>
+                <w:szCs w:val="20"/>
+              </w:rPr>
+              <w:t xml:space="preserve">Today's Goal: By the end of class you will be able to benchmark sorting algorithms and interpret performance results.</w:t>
+            </w:r>
+            <w:r>
+              <w:rPr>
+                <w:rFonts w:ascii="Arial" w:cs="Arial" w:eastAsia="Arial" w:hAnsi="Arial"/>
+                <w:sz w:val="20"/>
+                <w:szCs w:val="20"/>
+              </w:rPr>
+              <w:br/>
+              <w:t xml:space="preserve"/>
+            </w:r>
+            <w:r>
+              <w:rPr>
+                <w:rFonts w:ascii="Arial" w:cs="Arial" w:eastAsia="Arial" w:hAnsi="Arial"/>
+                <w:b w:val="false"/>
+                <w:bCs w:val="false"/>
+                <w:i/>
+                <w:iCs/>
+                <w:color w:val="555555"/>
+                <w:sz w:val="20"/>
+                <w:szCs w:val="20"/>
+              </w:rPr>
+              <w:t xml:space="preserve">→ Pair-share your response, then 2–3 students share with the class.</w:t>
             </w:r>
           </w:p>
         </w:tc>
@@ -319,9 +515,9 @@
               <w:right w:val="single" w:color="CCCCCC" w:sz="1"/>
             </w:tcBorders>
             <w:tcMar>
-              <w:top w:type="dxa" w:w="60"/>
+              <w:top w:type="dxa" w:w="80"/>
               <w:left w:type="dxa" w:w="120"/>
-              <w:bottom w:type="dxa" w:w="60"/>
+              <w:bottom w:type="dxa" w:w="80"/>
               <w:right w:type="dxa" w:w="120"/>
             </w:tcMar>
           </w:tcPr>
@@ -348,20 +544,415 @@
               <w:right w:val="single" w:color="CCCCCC" w:sz="1"/>
             </w:tcBorders>
             <w:tcMar>
-              <w:top w:type="dxa" w:w="60"/>
+              <w:top w:type="dxa" w:w="80"/>
               <w:left w:type="dxa" w:w="120"/>
-              <w:bottom w:type="dxa" w:w="60"/>
+              <w:bottom w:type="dxa" w:w="80"/>
               <w:right w:type="dxa" w:w="120"/>
             </w:tcMar>
           </w:tcPr>
           <w:p>
-            <w:r>
-              <w:rPr>
-                <w:rFonts w:ascii="Arial" w:cs="Arial" w:eastAsia="Arial" w:hAnsi="Arial"/>
-                <w:sz w:val="20"/>
-                <w:szCs w:val="20"/>
-              </w:rPr>
-              <w:t xml:space="preserve">Mini Lesson: Performance Testing &amp; Benchmarking Sorting Algorithms</w:t>
+            <w:pPr>
+              <w:spacing w:after="80" w:before="80"/>
+            </w:pPr>
+            <w:r>
+              <w:rPr>
+                <w:rFonts w:ascii="Arial" w:cs="Arial" w:eastAsia="Arial" w:hAnsi="Arial"/>
+                <w:b/>
+                <w:bCs/>
+                <w:i w:val="false"/>
+                <w:iCs w:val="false"/>
+                <w:color w:val="000000"/>
+                <w:sz w:val="22"/>
+                <w:szCs w:val="22"/>
+              </w:rPr>
+              <w:t xml:space="preserve">Mini Lesson: </w:t>
+            </w:r>
+            <w:r>
+              <w:rPr>
+                <w:rFonts w:ascii="Arial" w:cs="Arial" w:eastAsia="Arial" w:hAnsi="Arial"/>
+                <w:b w:val="false"/>
+                <w:bCs w:val="false"/>
+                <w:i w:val="false"/>
+                <w:iCs w:val="false"/>
+                <w:color w:val="000000"/>
+                <w:sz w:val="22"/>
+                <w:szCs w:val="22"/>
+              </w:rPr>
+              <w:t xml:space="preserve">Performance Testing &amp; Benchmarking Sorting Algorithms</w:t>
+            </w:r>
+            <w:r>
+              <w:rPr>
+                <w:rFonts w:ascii="Arial" w:cs="Arial" w:eastAsia="Arial" w:hAnsi="Arial"/>
+                <w:sz w:val="20"/>
+                <w:szCs w:val="20"/>
+              </w:rPr>
+              <w:br/>
+              <w:t xml:space="preserve"/>
+            </w:r>
+            <w:r>
+              <w:rPr>
+                <w:rFonts w:ascii="Arial" w:cs="Arial" w:eastAsia="Arial" w:hAnsi="Arial"/>
+                <w:sz w:val="20"/>
+                <w:szCs w:val="20"/>
+              </w:rPr>
+              <w:br/>
+              <w:t xml:space="preserve"/>
+            </w:r>
+            <w:r>
+              <w:rPr>
+                <w:rFonts w:ascii="Arial" w:cs="Arial" w:eastAsia="Arial" w:hAnsi="Arial"/>
+                <w:b/>
+                <w:bCs/>
+                <w:i/>
+                <w:iCs/>
+                <w:color w:val="000000"/>
+                <w:sz w:val="20"/>
+                <w:szCs w:val="20"/>
+              </w:rPr>
+              <w:t xml:space="preserve">Learning Target: </w:t>
+            </w:r>
+            <w:r>
+              <w:rPr>
+                <w:rFonts w:ascii="Arial" w:cs="Arial" w:eastAsia="Arial" w:hAnsi="Arial"/>
+                <w:b w:val="false"/>
+                <w:bCs w:val="false"/>
+                <w:i/>
+                <w:iCs/>
+                <w:color w:val="333333"/>
+                <w:sz w:val="20"/>
+                <w:szCs w:val="20"/>
+              </w:rPr>
+              <w:t xml:space="preserve">I can benchmark sorting algorithms and interpret performance results.</w:t>
+            </w:r>
+            <w:r>
+              <w:rPr>
+                <w:rFonts w:ascii="Arial" w:cs="Arial" w:eastAsia="Arial" w:hAnsi="Arial"/>
+                <w:sz w:val="20"/>
+                <w:szCs w:val="20"/>
+              </w:rPr>
+              <w:br/>
+              <w:t xml:space="preserve"/>
+            </w:r>
+            <w:r>
+              <w:rPr>
+                <w:rFonts w:ascii="Arial" w:cs="Arial" w:eastAsia="Arial" w:hAnsi="Arial"/>
+                <w:sz w:val="20"/>
+                <w:szCs w:val="20"/>
+              </w:rPr>
+              <w:br/>
+              <w:t xml:space="preserve"/>
+            </w:r>
+            <w:r>
+              <w:rPr>
+                <w:rFonts w:ascii="Arial" w:cs="Arial" w:eastAsia="Arial" w:hAnsi="Arial"/>
+                <w:b/>
+                <w:bCs/>
+                <w:i w:val="false"/>
+                <w:iCs w:val="false"/>
+                <w:color w:val="000000"/>
+                <w:sz w:val="20"/>
+                <w:szCs w:val="20"/>
+              </w:rPr>
+              <w:t xml:space="preserve">Key Concepts:</w:t>
+            </w:r>
+            <w:r>
+              <w:rPr>
+                <w:rFonts w:ascii="Arial" w:cs="Arial" w:eastAsia="Arial" w:hAnsi="Arial"/>
+                <w:sz w:val="20"/>
+                <w:szCs w:val="20"/>
+              </w:rPr>
+              <w:br/>
+              <w:t xml:space="preserve"/>
+            </w:r>
+            <w:r>
+              <w:rPr>
+                <w:rFonts w:ascii="Arial" w:cs="Arial" w:eastAsia="Arial" w:hAnsi="Arial"/>
+                <w:b w:val="false"/>
+                <w:bCs w:val="false"/>
+                <w:i w:val="false"/>
+                <w:iCs w:val="false"/>
+                <w:color w:val="000000"/>
+                <w:sz w:val="20"/>
+                <w:szCs w:val="20"/>
+              </w:rPr>
+              <w:t xml:space="preserve">    • Warm-up runs: JIT compilation (if applicable) needs time to optimize</w:t>
+            </w:r>
+            <w:r>
+              <w:rPr>
+                <w:rFonts w:ascii="Arial" w:cs="Arial" w:eastAsia="Arial" w:hAnsi="Arial"/>
+                <w:sz w:val="20"/>
+                <w:szCs w:val="20"/>
+              </w:rPr>
+              <w:br/>
+              <w:t xml:space="preserve"/>
+            </w:r>
+            <w:r>
+              <w:rPr>
+                <w:rFonts w:ascii="Arial" w:cs="Arial" w:eastAsia="Arial" w:hAnsi="Arial"/>
+                <w:b w:val="false"/>
+                <w:bCs w:val="false"/>
+                <w:i w:val="false"/>
+                <w:iCs w:val="false"/>
+                <w:color w:val="000000"/>
+                <w:sz w:val="20"/>
+                <w:szCs w:val="20"/>
+              </w:rPr>
+              <w:t xml:space="preserve">    • Multiple runs: Average results over many runs to reduce noise</w:t>
+            </w:r>
+            <w:r>
+              <w:rPr>
+                <w:rFonts w:ascii="Arial" w:cs="Arial" w:eastAsia="Arial" w:hAnsi="Arial"/>
+                <w:sz w:val="20"/>
+                <w:szCs w:val="20"/>
+              </w:rPr>
+              <w:br/>
+              <w:t xml:space="preserve"/>
+            </w:r>
+            <w:r>
+              <w:rPr>
+                <w:rFonts w:ascii="Arial" w:cs="Arial" w:eastAsia="Arial" w:hAnsi="Arial"/>
+                <w:b w:val="false"/>
+                <w:bCs w:val="false"/>
+                <w:i w:val="false"/>
+                <w:iCs w:val="false"/>
+                <w:color w:val="000000"/>
+                <w:sz w:val="20"/>
+                <w:szCs w:val="20"/>
+              </w:rPr>
+              <w:t xml:space="preserve">    • Different data: Test on random, sorted, reverse, and partially sorted</w:t>
+            </w:r>
+            <w:r>
+              <w:rPr>
+                <w:rFonts w:ascii="Arial" w:cs="Arial" w:eastAsia="Arial" w:hAnsi="Arial"/>
+                <w:sz w:val="20"/>
+                <w:szCs w:val="20"/>
+              </w:rPr>
+              <w:br/>
+              <w:t xml:space="preserve"/>
+            </w:r>
+            <w:r>
+              <w:rPr>
+                <w:rFonts w:ascii="Arial" w:cs="Arial" w:eastAsia="Arial" w:hAnsi="Arial"/>
+                <w:b w:val="false"/>
+                <w:bCs w:val="false"/>
+                <w:i w:val="false"/>
+                <w:iCs w:val="false"/>
+                <w:color w:val="000000"/>
+                <w:sz w:val="20"/>
+                <w:szCs w:val="20"/>
+              </w:rPr>
+              <w:t xml:space="preserve">    • Various sizes: From 10 to 100,000+ elements</w:t>
+            </w:r>
+            <w:r>
+              <w:rPr>
+                <w:rFonts w:ascii="Arial" w:cs="Arial" w:eastAsia="Arial" w:hAnsi="Arial"/>
+                <w:sz w:val="20"/>
+                <w:szCs w:val="20"/>
+              </w:rPr>
+              <w:br/>
+              <w:t xml:space="preserve"/>
+            </w:r>
+            <w:r>
+              <w:rPr>
+                <w:rFonts w:ascii="Arial" w:cs="Arial" w:eastAsia="Arial" w:hAnsi="Arial"/>
+                <w:b w:val="false"/>
+                <w:bCs w:val="false"/>
+                <w:i w:val="false"/>
+                <w:iCs w:val="false"/>
+                <w:color w:val="000000"/>
+                <w:sz w:val="20"/>
+                <w:szCs w:val="20"/>
+              </w:rPr>
+              <w:t xml:space="preserve">    • Measurement: Wall-clock time, operations counted, or profiler data</w:t>
+            </w:r>
+            <w:r>
+              <w:rPr>
+                <w:rFonts w:ascii="Arial" w:cs="Arial" w:eastAsia="Arial" w:hAnsi="Arial"/>
+                <w:sz w:val="20"/>
+                <w:szCs w:val="20"/>
+              </w:rPr>
+              <w:br/>
+              <w:t xml:space="preserve"/>
+            </w:r>
+            <w:r>
+              <w:rPr>
+                <w:rFonts w:ascii="Arial" w:cs="Arial" w:eastAsia="Arial" w:hAnsi="Arial"/>
+                <w:b w:val="false"/>
+                <w:bCs w:val="false"/>
+                <w:i w:val="false"/>
+                <w:iCs w:val="false"/>
+                <w:color w:val="000000"/>
+                <w:sz w:val="20"/>
+                <w:szCs w:val="20"/>
+              </w:rPr>
+              <w:t xml:space="preserve">    • Testing on tiny arrays (Python overhead dominates)</w:t>
+            </w:r>
+            <w:r>
+              <w:rPr>
+                <w:rFonts w:ascii="Arial" w:cs="Arial" w:eastAsia="Arial" w:hAnsi="Arial"/>
+                <w:sz w:val="20"/>
+                <w:szCs w:val="20"/>
+              </w:rPr>
+              <w:br/>
+              <w:t xml:space="preserve"/>
+            </w:r>
+            <w:r>
+              <w:rPr>
+                <w:rFonts w:ascii="Arial" w:cs="Arial" w:eastAsia="Arial" w:hAnsi="Arial"/>
+                <w:b w:val="false"/>
+                <w:bCs w:val="false"/>
+                <w:i w:val="false"/>
+                <w:iCs w:val="false"/>
+                <w:color w:val="000000"/>
+                <w:sz w:val="20"/>
+                <w:szCs w:val="20"/>
+              </w:rPr>
+              <w:t xml:space="preserve">    • Not averaging multiple runs</w:t>
+            </w:r>
+            <w:r>
+              <w:rPr>
+                <w:rFonts w:ascii="Arial" w:cs="Arial" w:eastAsia="Arial" w:hAnsi="Arial"/>
+                <w:sz w:val="20"/>
+                <w:szCs w:val="20"/>
+              </w:rPr>
+              <w:br/>
+              <w:t xml:space="preserve"/>
+            </w:r>
+            <w:r>
+              <w:rPr>
+                <w:rFonts w:ascii="Arial" w:cs="Arial" w:eastAsia="Arial" w:hAnsi="Arial"/>
+                <w:b w:val="false"/>
+                <w:bCs w:val="false"/>
+                <w:i w:val="false"/>
+                <w:iCs w:val="false"/>
+                <w:color w:val="000000"/>
+                <w:sz w:val="20"/>
+                <w:szCs w:val="20"/>
+              </w:rPr>
+              <w:t xml:space="preserve">    • Not testing different data patterns</w:t>
+            </w:r>
+            <w:r>
+              <w:rPr>
+                <w:rFonts w:ascii="Arial" w:cs="Arial" w:eastAsia="Arial" w:hAnsi="Arial"/>
+                <w:sz w:val="20"/>
+                <w:szCs w:val="20"/>
+              </w:rPr>
+              <w:br/>
+              <w:t xml:space="preserve"/>
+            </w:r>
+            <w:r>
+              <w:rPr>
+                <w:rFonts w:ascii="Arial" w:cs="Arial" w:eastAsia="Arial" w:hAnsi="Arial"/>
+                <w:sz w:val="20"/>
+                <w:szCs w:val="20"/>
+              </w:rPr>
+              <w:br/>
+              <w:t xml:space="preserve"/>
+            </w:r>
+            <w:r>
+              <w:rPr>
+                <w:rFonts w:ascii="Arial" w:cs="Arial" w:eastAsia="Arial" w:hAnsi="Arial"/>
+                <w:b/>
+                <w:bCs/>
+                <w:i w:val="false"/>
+                <w:iCs w:val="false"/>
+                <w:color w:val="000000"/>
+                <w:sz w:val="20"/>
+                <w:szCs w:val="20"/>
+              </w:rPr>
+              <w:t xml:space="preserve">Vocabulary: </w:t>
+            </w:r>
+            <w:r>
+              <w:rPr>
+                <w:rFonts w:ascii="Arial" w:cs="Arial" w:eastAsia="Arial" w:hAnsi="Arial"/>
+                <w:b w:val="false"/>
+                <w:bCs w:val="false"/>
+                <w:i w:val="false"/>
+                <w:iCs w:val="false"/>
+                <w:color w:val="000000"/>
+                <w:sz w:val="20"/>
+                <w:szCs w:val="20"/>
+              </w:rPr>
+              <w:t xml:space="preserve">Benchmarking Considerations, Warm-up runs, Multiple runs, Different data, Various sizes, Measurement</w:t>
+            </w:r>
+            <w:r>
+              <w:rPr>
+                <w:rFonts w:ascii="Arial" w:cs="Arial" w:eastAsia="Arial" w:hAnsi="Arial"/>
+                <w:sz w:val="20"/>
+                <w:szCs w:val="20"/>
+              </w:rPr>
+              <w:br/>
+              <w:t xml:space="preserve"/>
+            </w:r>
+            <w:r>
+              <w:rPr>
+                <w:rFonts w:ascii="Arial" w:cs="Arial" w:eastAsia="Arial" w:hAnsi="Arial"/>
+                <w:sz w:val="20"/>
+                <w:szCs w:val="20"/>
+              </w:rPr>
+              <w:br/>
+              <w:t xml:space="preserve"/>
+            </w:r>
+            <w:r>
+              <w:rPr>
+                <w:rFonts w:ascii="Arial" w:cs="Arial" w:eastAsia="Arial" w:hAnsi="Arial"/>
+                <w:b/>
+                <w:bCs/>
+                <w:i/>
+                <w:iCs/>
+                <w:color w:val="555555"/>
+                <w:sz w:val="20"/>
+                <w:szCs w:val="20"/>
+              </w:rPr>
+              <w:t xml:space="preserve">→ Live Demo — </w:t>
+            </w:r>
+            <w:r>
+              <w:rPr>
+                <w:rFonts w:ascii="Arial" w:cs="Arial" w:eastAsia="Arial" w:hAnsi="Arial"/>
+                <w:b w:val="false"/>
+                <w:bCs w:val="false"/>
+                <w:i/>
+                <w:iCs/>
+                <w:color w:val="555555"/>
+                <w:sz w:val="20"/>
+                <w:szCs w:val="20"/>
+              </w:rPr>
+              <w:t xml:space="preserve">type examples as students follow along in their own editor.</w:t>
+            </w:r>
+            <w:r>
+              <w:rPr>
+                <w:rFonts w:ascii="Arial" w:cs="Arial" w:eastAsia="Arial" w:hAnsi="Arial"/>
+                <w:sz w:val="20"/>
+                <w:szCs w:val="20"/>
+              </w:rPr>
+              <w:br/>
+              <w:t xml:space="preserve"/>
+            </w:r>
+            <w:r>
+              <w:rPr>
+                <w:rFonts w:ascii="Arial" w:cs="Arial" w:eastAsia="Arial" w:hAnsi="Arial"/>
+                <w:b/>
+                <w:bCs/>
+                <w:i/>
+                <w:iCs/>
+                <w:color w:val="555555"/>
+                <w:sz w:val="20"/>
+                <w:szCs w:val="20"/>
+              </w:rPr>
+              <w:t xml:space="preserve">→ Check for Understanding: </w:t>
+            </w:r>
+            <w:r>
+              <w:rPr>
+                <w:rFonts w:ascii="Arial" w:cs="Arial" w:eastAsia="Arial" w:hAnsi="Arial"/>
+                <w:b w:val="false"/>
+                <w:bCs w:val="false"/>
+                <w:i/>
+                <w:iCs/>
+                <w:color w:val="555555"/>
+                <w:sz w:val="20"/>
+                <w:szCs w:val="20"/>
+              </w:rPr>
+              <w:t xml:space="preserve">pause and cold-call: “Can someone explain what we just did in their own words?”</w:t>
             </w:r>
           </w:p>
         </w:tc>
@@ -377,9 +968,9 @@
               <w:right w:val="single" w:color="CCCCCC" w:sz="1"/>
             </w:tcBorders>
             <w:tcMar>
-              <w:top w:type="dxa" w:w="60"/>
+              <w:top w:type="dxa" w:w="80"/>
               <w:left w:type="dxa" w:w="120"/>
-              <w:bottom w:type="dxa" w:w="60"/>
+              <w:bottom w:type="dxa" w:w="80"/>
               <w:right w:type="dxa" w:w="120"/>
             </w:tcMar>
           </w:tcPr>
@@ -406,20 +997,90 @@
               <w:right w:val="single" w:color="CCCCCC" w:sz="1"/>
             </w:tcBorders>
             <w:tcMar>
-              <w:top w:type="dxa" w:w="60"/>
+              <w:top w:type="dxa" w:w="80"/>
               <w:left w:type="dxa" w:w="120"/>
-              <w:bottom w:type="dxa" w:w="60"/>
+              <w:bottom w:type="dxa" w:w="80"/>
               <w:right w:type="dxa" w:w="120"/>
             </w:tcMar>
           </w:tcPr>
           <w:p>
-            <w:r>
-              <w:rPr>
-                <w:rFonts w:ascii="Arial" w:cs="Arial" w:eastAsia="Arial" w:hAnsi="Arial"/>
-                <w:sz w:val="20"/>
-                <w:szCs w:val="20"/>
+            <w:pPr>
+              <w:spacing w:after="80" w:before="80"/>
+            </w:pPr>
+            <w:r>
+              <w:rPr>
+                <w:rFonts w:ascii="Arial" w:cs="Arial" w:eastAsia="Arial" w:hAnsi="Arial"/>
+                <w:b/>
+                <w:bCs/>
+                <w:i w:val="false"/>
+                <w:iCs w:val="false"/>
+                <w:color w:val="000000"/>
+                <w:sz w:val="22"/>
+                <w:szCs w:val="22"/>
               </w:rPr>
               <w:t xml:space="preserve">Guided Practice</w:t>
+            </w:r>
+            <w:r>
+              <w:rPr>
+                <w:rFonts w:ascii="Arial" w:cs="Arial" w:eastAsia="Arial" w:hAnsi="Arial"/>
+                <w:sz w:val="20"/>
+                <w:szCs w:val="20"/>
+              </w:rPr>
+              <w:br/>
+              <w:t xml:space="preserve"/>
+            </w:r>
+            <w:r>
+              <w:rPr>
+                <w:rFonts w:ascii="Arial" w:cs="Arial" w:eastAsia="Arial" w:hAnsi="Arial"/>
+                <w:sz w:val="20"/>
+                <w:szCs w:val="20"/>
+              </w:rPr>
+              <w:br/>
+              <w:t xml:space="preserve"/>
+            </w:r>
+            <w:r>
+              <w:rPr>
+                <w:rFonts w:ascii="Arial" w:cs="Arial" w:eastAsia="Arial" w:hAnsi="Arial"/>
+                <w:b w:val="false"/>
+                <w:bCs w:val="false"/>
+                <w:i w:val="false"/>
+                <w:iCs w:val="false"/>
+                <w:color w:val="000000"/>
+                <w:sz w:val="20"/>
+                <w:szCs w:val="20"/>
+              </w:rPr>
+              <w:t xml:space="preserve">Activity 1: Run a Benchmark</w:t>
+            </w:r>
+            <w:r>
+              <w:rPr>
+                <w:rFonts w:ascii="Arial" w:cs="Arial" w:eastAsia="Arial" w:hAnsi="Arial"/>
+                <w:sz w:val="20"/>
+                <w:szCs w:val="20"/>
+              </w:rPr>
+              <w:br/>
+              <w:t xml:space="preserve"/>
+            </w:r>
+            <w:r>
+              <w:rPr>
+                <w:rFonts w:ascii="Arial" w:cs="Arial" w:eastAsia="Arial" w:hAnsi="Arial"/>
+                <w:sz w:val="20"/>
+                <w:szCs w:val="20"/>
+              </w:rPr>
+              <w:br/>
+              <w:t xml:space="preserve"/>
+            </w:r>
+            <w:r>
+              <w:rPr>
+                <w:rFonts w:ascii="Arial" w:cs="Arial" w:eastAsia="Arial" w:hAnsi="Arial"/>
+                <w:b w:val="false"/>
+                <w:bCs w:val="false"/>
+                <w:i/>
+                <w:iCs/>
+                <w:color w:val="555555"/>
+                <w:sz w:val="20"/>
+                <w:szCs w:val="20"/>
+              </w:rPr>
+              <w:t xml:space="preserve">→ Teacher models — students try alongside, then compare results.</w:t>
             </w:r>
           </w:p>
         </w:tc>
@@ -435,9 +1096,9 @@
               <w:right w:val="single" w:color="CCCCCC" w:sz="1"/>
             </w:tcBorders>
             <w:tcMar>
-              <w:top w:type="dxa" w:w="60"/>
+              <w:top w:type="dxa" w:w="80"/>
               <w:left w:type="dxa" w:w="120"/>
-              <w:bottom w:type="dxa" w:w="60"/>
+              <w:bottom w:type="dxa" w:w="80"/>
               <w:right w:type="dxa" w:w="120"/>
             </w:tcMar>
           </w:tcPr>
@@ -450,7 +1111,7 @@
                 <w:sz w:val="20"/>
                 <w:szCs w:val="20"/>
               </w:rPr>
-              <w:t xml:space="preserve">15-20 min</w:t>
+              <w:t xml:space="preserve">15–20 min</w:t>
             </w:r>
           </w:p>
         </w:tc>
@@ -464,20 +1125,81 @@
               <w:right w:val="single" w:color="CCCCCC" w:sz="1"/>
             </w:tcBorders>
             <w:tcMar>
-              <w:top w:type="dxa" w:w="60"/>
+              <w:top w:type="dxa" w:w="80"/>
               <w:left w:type="dxa" w:w="120"/>
-              <w:bottom w:type="dxa" w:w="60"/>
+              <w:bottom w:type="dxa" w:w="80"/>
               <w:right w:type="dxa" w:w="120"/>
             </w:tcMar>
           </w:tcPr>
           <w:p>
-            <w:r>
-              <w:rPr>
-                <w:rFonts w:ascii="Arial" w:cs="Arial" w:eastAsia="Arial" w:hAnsi="Arial"/>
-                <w:sz w:val="20"/>
-                <w:szCs w:val="20"/>
+            <w:pPr>
+              <w:spacing w:after="80" w:before="80"/>
+            </w:pPr>
+            <w:r>
+              <w:rPr>
+                <w:rFonts w:ascii="Arial" w:cs="Arial" w:eastAsia="Arial" w:hAnsi="Arial"/>
+                <w:b/>
+                <w:bCs/>
+                <w:i w:val="false"/>
+                <w:iCs w:val="false"/>
+                <w:color w:val="000000"/>
+                <w:sz w:val="22"/>
+                <w:szCs w:val="22"/>
               </w:rPr>
               <w:t xml:space="preserve">Independent Practice / Code Along</w:t>
+            </w:r>
+            <w:r>
+              <w:rPr>
+                <w:rFonts w:ascii="Arial" w:cs="Arial" w:eastAsia="Arial" w:hAnsi="Arial"/>
+                <w:sz w:val="20"/>
+                <w:szCs w:val="20"/>
+              </w:rPr>
+              <w:br/>
+              <w:t xml:space="preserve"/>
+            </w:r>
+            <w:r>
+              <w:rPr>
+                <w:rFonts w:ascii="Arial" w:cs="Arial" w:eastAsia="Arial" w:hAnsi="Arial"/>
+                <w:b w:val="false"/>
+                <w:bCs w:val="false"/>
+                <w:i w:val="false"/>
+                <w:iCs w:val="false"/>
+                <w:color w:val="000000"/>
+                <w:sz w:val="20"/>
+                <w:szCs w:val="20"/>
+              </w:rPr>
+              <w:t xml:space="preserve">    Work through problems from the day's exercise set.</w:t>
+            </w:r>
+            <w:r>
+              <w:rPr>
+                <w:rFonts w:ascii="Arial" w:cs="Arial" w:eastAsia="Arial" w:hAnsi="Arial"/>
+                <w:sz w:val="20"/>
+                <w:szCs w:val="20"/>
+              </w:rPr>
+              <w:br/>
+              <w:t xml:space="preserve"/>
+            </w:r>
+            <w:r>
+              <w:rPr>
+                <w:rFonts w:ascii="Arial" w:cs="Arial" w:eastAsia="Arial" w:hAnsi="Arial"/>
+                <w:sz w:val="20"/>
+                <w:szCs w:val="20"/>
+              </w:rPr>
+              <w:br/>
+              <w:t xml:space="preserve"/>
+            </w:r>
+            <w:r>
+              <w:rPr>
+                <w:rFonts w:ascii="Arial" w:cs="Arial" w:eastAsia="Arial" w:hAnsi="Arial"/>
+                <w:b w:val="false"/>
+                <w:bCs w:val="false"/>
+                <w:i/>
+                <w:iCs/>
+                <w:color w:val="555555"/>
+                <w:sz w:val="20"/>
+                <w:szCs w:val="20"/>
+              </w:rPr>
+              <w:t xml:space="preserve">→ Teacher circulates — offer hints, check for understanding.</w:t>
             </w:r>
           </w:p>
         </w:tc>
@@ -493,9 +1215,9 @@
               <w:right w:val="single" w:color="CCCCCC" w:sz="1"/>
             </w:tcBorders>
             <w:tcMar>
-              <w:top w:type="dxa" w:w="60"/>
+              <w:top w:type="dxa" w:w="80"/>
               <w:left w:type="dxa" w:w="120"/>
-              <w:bottom w:type="dxa" w:w="60"/>
+              <w:bottom w:type="dxa" w:w="80"/>
               <w:right w:type="dxa" w:w="120"/>
             </w:tcMar>
           </w:tcPr>
@@ -522,20 +1244,90 @@
               <w:right w:val="single" w:color="CCCCCC" w:sz="1"/>
             </w:tcBorders>
             <w:tcMar>
-              <w:top w:type="dxa" w:w="60"/>
+              <w:top w:type="dxa" w:w="80"/>
               <w:left w:type="dxa" w:w="120"/>
-              <w:bottom w:type="dxa" w:w="60"/>
+              <w:bottom w:type="dxa" w:w="80"/>
               <w:right w:type="dxa" w:w="120"/>
             </w:tcMar>
           </w:tcPr>
           <w:p>
-            <w:r>
-              <w:rPr>
-                <w:rFonts w:ascii="Arial" w:cs="Arial" w:eastAsia="Arial" w:hAnsi="Arial"/>
-                <w:sz w:val="20"/>
-                <w:szCs w:val="20"/>
+            <w:pPr>
+              <w:spacing w:after="80" w:before="80"/>
+            </w:pPr>
+            <w:r>
+              <w:rPr>
+                <w:rFonts w:ascii="Arial" w:cs="Arial" w:eastAsia="Arial" w:hAnsi="Arial"/>
+                <w:b/>
+                <w:bCs/>
+                <w:i w:val="false"/>
+                <w:iCs w:val="false"/>
+                <w:color w:val="000000"/>
+                <w:sz w:val="22"/>
+                <w:szCs w:val="22"/>
               </w:rPr>
               <w:t xml:space="preserve">Exit Ticket / Wrap-Up</w:t>
+            </w:r>
+            <w:r>
+              <w:rPr>
+                <w:rFonts w:ascii="Arial" w:cs="Arial" w:eastAsia="Arial" w:hAnsi="Arial"/>
+                <w:sz w:val="20"/>
+                <w:szCs w:val="20"/>
+              </w:rPr>
+              <w:br/>
+              <w:t xml:space="preserve"/>
+            </w:r>
+            <w:r>
+              <w:rPr>
+                <w:rFonts w:ascii="Arial" w:cs="Arial" w:eastAsia="Arial" w:hAnsi="Arial"/>
+                <w:sz w:val="20"/>
+                <w:szCs w:val="20"/>
+              </w:rPr>
+              <w:br/>
+              <w:t xml:space="preserve"/>
+            </w:r>
+            <w:r>
+              <w:rPr>
+                <w:rFonts w:ascii="Arial" w:cs="Arial" w:eastAsia="Arial" w:hAnsi="Arial"/>
+                <w:b w:val="false"/>
+                <w:bCs w:val="false"/>
+                <w:i w:val="false"/>
+                <w:iCs w:val="false"/>
+                <w:color w:val="000000"/>
+                <w:sz w:val="20"/>
+                <w:szCs w:val="20"/>
+              </w:rPr>
+              <w:t xml:space="preserve">Quick Check: Benchmark sorting algorithms and interpret performance results?</w:t>
+            </w:r>
+            <w:r>
+              <w:rPr>
+                <w:rFonts w:ascii="Arial" w:cs="Arial" w:eastAsia="Arial" w:hAnsi="Arial"/>
+                <w:sz w:val="20"/>
+                <w:szCs w:val="20"/>
+              </w:rPr>
+              <w:br/>
+              <w:t xml:space="preserve"/>
+            </w:r>
+            <w:r>
+              <w:rPr>
+                <w:rFonts w:ascii="Arial" w:cs="Arial" w:eastAsia="Arial" w:hAnsi="Arial"/>
+                <w:sz w:val="20"/>
+                <w:szCs w:val="20"/>
+              </w:rPr>
+              <w:br/>
+              <w:t xml:space="preserve"/>
+            </w:r>
+            <w:r>
+              <w:rPr>
+                <w:rFonts w:ascii="Arial" w:cs="Arial" w:eastAsia="Arial" w:hAnsi="Arial"/>
+                <w:b w:val="false"/>
+                <w:bCs w:val="false"/>
+                <w:i/>
+                <w:iCs/>
+                <w:color w:val="555555"/>
+                <w:sz w:val="20"/>
+                <w:szCs w:val="20"/>
+              </w:rPr>
+              <w:t xml:space="preserve">→ 3–2–1: Name 3 things learned, 2 new vocab words, 1 question you still have.</w:t>
             </w:r>
           </w:p>
         </w:tc>
@@ -856,7 +1648,33 @@
                 <w:sz w:val="18"/>
                 <w:szCs w:val="18"/>
               </w:rPr>
-              <w:t xml:space="preserve"># Comprehensive benchmarking suite</w:t>
+              <w:t xml:space="preserve">import time</w:t>
+            </w:r>
+          </w:p>
+          <w:p>
+            <w:pPr>
+              <w:spacing w:after="20"/>
+            </w:pPr>
+            <w:r>
+              <w:rPr>
+                <w:rFonts w:ascii="Courier New" w:cs="Courier New" w:eastAsia="Courier New" w:hAnsi="Courier New"/>
+                <w:sz w:val="18"/>
+                <w:szCs w:val="18"/>
+              </w:rPr>
+              <w:t xml:space="preserve">import random</w:t>
+            </w:r>
+          </w:p>
+          <w:p>
+            <w:pPr>
+              <w:spacing w:after="20"/>
+            </w:pPr>
+            <w:r>
+              <w:rPr>
+                <w:rFonts w:ascii="Courier New" w:cs="Courier New" w:eastAsia="Courier New" w:hAnsi="Courier New"/>
+                <w:sz w:val="18"/>
+                <w:szCs w:val="18"/>
+              </w:rPr>
+              <w:t xml:space="preserve">from statistics import mean, stdev</w:t>
             </w:r>
           </w:p>
           <w:p>
@@ -882,33 +1700,20 @@
                 <w:sz w:val="18"/>
                 <w:szCs w:val="18"/>
               </w:rPr>
-              <w:t xml:space="preserve">import time</w:t>
-            </w:r>
-          </w:p>
-          <w:p>
-            <w:pPr>
-              <w:spacing w:after="20"/>
-            </w:pPr>
-            <w:r>
-              <w:rPr>
-                <w:rFonts w:ascii="Courier New" w:cs="Courier New" w:eastAsia="Courier New" w:hAnsi="Courier New"/>
-                <w:sz w:val="18"/>
-                <w:szCs w:val="18"/>
-              </w:rPr>
-              <w:t xml:space="preserve">import random</w:t>
-            </w:r>
-          </w:p>
-          <w:p>
-            <w:pPr>
-              <w:spacing w:after="20"/>
-            </w:pPr>
-            <w:r>
-              <w:rPr>
-                <w:rFonts w:ascii="Courier New" w:cs="Courier New" w:eastAsia="Courier New" w:hAnsi="Courier New"/>
-                <w:sz w:val="18"/>
-                <w:szCs w:val="18"/>
-              </w:rPr>
-              <w:t xml:space="preserve">from statistics import mean, stdev</w:t>
+              <w:t xml:space="preserve">class BenchmarkSuite:</w:t>
+            </w:r>
+          </w:p>
+          <w:p>
+            <w:pPr>
+              <w:spacing w:after="20"/>
+            </w:pPr>
+            <w:r>
+              <w:rPr>
+                <w:rFonts w:ascii="Courier New" w:cs="Courier New" w:eastAsia="Courier New" w:hAnsi="Courier New"/>
+                <w:sz w:val="18"/>
+                <w:szCs w:val="18"/>
+              </w:rPr>
+              <w:t xml:space="preserve">    """Run and analyze algorithm performance."""</w:t>
             </w:r>
           </w:p>
           <w:p>
@@ -934,20 +1739,20 @@
                 <w:sz w:val="18"/>
                 <w:szCs w:val="18"/>
               </w:rPr>
-              <w:t xml:space="preserve">class BenchmarkSuite:</w:t>
-            </w:r>
-          </w:p>
-          <w:p>
-            <w:pPr>
-              <w:spacing w:after="20"/>
-            </w:pPr>
-            <w:r>
-              <w:rPr>
-                <w:rFonts w:ascii="Courier New" w:cs="Courier New" w:eastAsia="Courier New" w:hAnsi="Courier New"/>
-                <w:sz w:val="18"/>
-                <w:szCs w:val="18"/>
-              </w:rPr>
-              <w:t xml:space="preserve">    """Run and analyze algorithm performance."""</w:t>
+              <w:t xml:space="preserve">    def __init__(self):</w:t>
+            </w:r>
+          </w:p>
+          <w:p>
+            <w:pPr>
+              <w:spacing w:after="20"/>
+            </w:pPr>
+            <w:r>
+              <w:rPr>
+                <w:rFonts w:ascii="Courier New" w:cs="Courier New" w:eastAsia="Courier New" w:hAnsi="Courier New"/>
+                <w:sz w:val="18"/>
+                <w:szCs w:val="18"/>
+              </w:rPr>
+              <w:t xml:space="preserve">        self.results = {}</w:t>
             </w:r>
           </w:p>
           <w:p>
@@ -973,20 +1778,215 @@
                 <w:sz w:val="18"/>
                 <w:szCs w:val="18"/>
               </w:rPr>
-              <w:t xml:space="preserve">    def __init__(self):</w:t>
-            </w:r>
-          </w:p>
-          <w:p>
-            <w:pPr>
-              <w:spacing w:after="20"/>
-            </w:pPr>
-            <w:r>
-              <w:rPr>
-                <w:rFonts w:ascii="Courier New" w:cs="Courier New" w:eastAsia="Courier New" w:hAnsi="Courier New"/>
-                <w:sz w:val="18"/>
-                <w:szCs w:val="18"/>
-              </w:rPr>
-              <w:t xml:space="preserve">        self.results = {}</w:t>
+              <w:t xml:space="preserve">    def generate_test_data(self, size, data_type='random'):</w:t>
+            </w:r>
+          </w:p>
+          <w:p>
+            <w:pPr>
+              <w:spacing w:after="20"/>
+            </w:pPr>
+            <w:r>
+              <w:rPr>
+                <w:rFonts w:ascii="Courier New" w:cs="Courier New" w:eastAsia="Courier New" w:hAnsi="Courier New"/>
+                <w:sz w:val="18"/>
+                <w:szCs w:val="18"/>
+              </w:rPr>
+              <w:t xml:space="preserve">        """Generate different types of test data."""</w:t>
+            </w:r>
+          </w:p>
+          <w:p>
+            <w:pPr>
+              <w:spacing w:after="20"/>
+            </w:pPr>
+            <w:r>
+              <w:rPr>
+                <w:rFonts w:ascii="Courier New" w:cs="Courier New" w:eastAsia="Courier New" w:hAnsi="Courier New"/>
+                <w:sz w:val="18"/>
+                <w:szCs w:val="18"/>
+              </w:rPr>
+              <w:t xml:space="preserve">        if data_type == 'random':</w:t>
+            </w:r>
+          </w:p>
+          <w:p>
+            <w:pPr>
+              <w:spacing w:after="20"/>
+            </w:pPr>
+            <w:r>
+              <w:rPr>
+                <w:rFonts w:ascii="Courier New" w:cs="Courier New" w:eastAsia="Courier New" w:hAnsi="Courier New"/>
+                <w:sz w:val="18"/>
+                <w:szCs w:val="18"/>
+              </w:rPr>
+              <w:t xml:space="preserve">            return [random.randint(1, 10000) for _ in range(size)]</w:t>
+            </w:r>
+          </w:p>
+          <w:p>
+            <w:pPr>
+              <w:spacing w:after="20"/>
+            </w:pPr>
+            <w:r>
+              <w:rPr>
+                <w:rFonts w:ascii="Courier New" w:cs="Courier New" w:eastAsia="Courier New" w:hAnsi="Courier New"/>
+                <w:sz w:val="18"/>
+                <w:szCs w:val="18"/>
+              </w:rPr>
+              <w:t xml:space="preserve">        elif data_type == 'sorted':</w:t>
+            </w:r>
+          </w:p>
+          <w:p>
+            <w:pPr>
+              <w:spacing w:after="20"/>
+            </w:pPr>
+            <w:r>
+              <w:rPr>
+                <w:rFonts w:ascii="Courier New" w:cs="Courier New" w:eastAsia="Courier New" w:hAnsi="Courier New"/>
+                <w:sz w:val="18"/>
+                <w:szCs w:val="18"/>
+              </w:rPr>
+              <w:t xml:space="preserve">            return list(range(size))</w:t>
+            </w:r>
+          </w:p>
+          <w:p>
+            <w:pPr>
+              <w:spacing w:after="20"/>
+            </w:pPr>
+            <w:r>
+              <w:rPr>
+                <w:rFonts w:ascii="Courier New" w:cs="Courier New" w:eastAsia="Courier New" w:hAnsi="Courier New"/>
+                <w:sz w:val="18"/>
+                <w:szCs w:val="18"/>
+              </w:rPr>
+              <w:t xml:space="preserve">        elif data_type == 'reverse':</w:t>
+            </w:r>
+          </w:p>
+          <w:p>
+            <w:pPr>
+              <w:spacing w:after="20"/>
+            </w:pPr>
+            <w:r>
+              <w:rPr>
+                <w:rFonts w:ascii="Courier New" w:cs="Courier New" w:eastAsia="Courier New" w:hAnsi="Courier New"/>
+                <w:sz w:val="18"/>
+                <w:szCs w:val="18"/>
+              </w:rPr>
+              <w:t xml:space="preserve">            return list(range(size, 0, -1))</w:t>
+            </w:r>
+          </w:p>
+          <w:p>
+            <w:pPr>
+              <w:spacing w:after="20"/>
+            </w:pPr>
+            <w:r>
+              <w:rPr>
+                <w:rFonts w:ascii="Courier New" w:cs="Courier New" w:eastAsia="Courier New" w:hAnsi="Courier New"/>
+                <w:sz w:val="18"/>
+                <w:szCs w:val="18"/>
+              </w:rPr>
+              <w:t xml:space="preserve">        elif data_type == 'nearly_sorted':</w:t>
+            </w:r>
+          </w:p>
+          <w:p>
+            <w:pPr>
+              <w:spacing w:after="20"/>
+            </w:pPr>
+            <w:r>
+              <w:rPr>
+                <w:rFonts w:ascii="Courier New" w:cs="Courier New" w:eastAsia="Courier New" w:hAnsi="Courier New"/>
+                <w:sz w:val="18"/>
+                <w:szCs w:val="18"/>
+              </w:rPr>
+              <w:t xml:space="preserve">            arr = list(range(size))</w:t>
+            </w:r>
+          </w:p>
+          <w:p>
+            <w:pPr>
+              <w:spacing w:after="20"/>
+            </w:pPr>
+            <w:r>
+              <w:rPr>
+                <w:rFonts w:ascii="Courier New" w:cs="Courier New" w:eastAsia="Courier New" w:hAnsi="Courier New"/>
+                <w:sz w:val="18"/>
+                <w:szCs w:val="18"/>
+              </w:rPr>
+              <w:t xml:space="preserve">            # Shuffle ~10% of elements</w:t>
+            </w:r>
+          </w:p>
+          <w:p>
+            <w:pPr>
+              <w:spacing w:after="20"/>
+            </w:pPr>
+            <w:r>
+              <w:rPr>
+                <w:rFonts w:ascii="Courier New" w:cs="Courier New" w:eastAsia="Courier New" w:hAnsi="Courier New"/>
+                <w:sz w:val="18"/>
+                <w:szCs w:val="18"/>
+              </w:rPr>
+              <w:t xml:space="preserve">            for _ in range(size // 10):</w:t>
+            </w:r>
+          </w:p>
+          <w:p>
+            <w:pPr>
+              <w:spacing w:after="20"/>
+            </w:pPr>
+            <w:r>
+              <w:rPr>
+                <w:rFonts w:ascii="Courier New" w:cs="Courier New" w:eastAsia="Courier New" w:hAnsi="Courier New"/>
+                <w:sz w:val="18"/>
+                <w:szCs w:val="18"/>
+              </w:rPr>
+              <w:t xml:space="preserve">                i, j = random.randint(0, size - 1), random.randint(0, size - 1)</w:t>
+            </w:r>
+          </w:p>
+          <w:p>
+            <w:pPr>
+              <w:spacing w:after="20"/>
+            </w:pPr>
+            <w:r>
+              <w:rPr>
+                <w:rFonts w:ascii="Courier New" w:cs="Courier New" w:eastAsia="Courier New" w:hAnsi="Courier New"/>
+                <w:sz w:val="18"/>
+                <w:szCs w:val="18"/>
+              </w:rPr>
+              <w:t xml:space="preserve">                arr[i], arr[j] = arr[j], arr[i]</w:t>
+            </w:r>
+          </w:p>
+          <w:p>
+            <w:pPr>
+              <w:spacing w:after="20"/>
+            </w:pPr>
+            <w:r>
+              <w:rPr>
+                <w:rFonts w:ascii="Courier New" w:cs="Courier New" w:eastAsia="Courier New" w:hAnsi="Courier New"/>
+                <w:sz w:val="18"/>
+                <w:szCs w:val="18"/>
+              </w:rPr>
+              <w:t xml:space="preserve">            return arr</w:t>
+            </w:r>
+          </w:p>
+          <w:p>
+            <w:pPr>
+              <w:spacing w:after="20"/>
+            </w:pPr>
+            <w:r>
+              <w:rPr>
+                <w:rFonts w:ascii="Courier New" w:cs="Courier New" w:eastAsia="Courier New" w:hAnsi="Courier New"/>
+                <w:sz w:val="18"/>
+                <w:szCs w:val="18"/>
+              </w:rPr>
+              <w:t xml:space="preserve">        else:</w:t>
+            </w:r>
+          </w:p>
+          <w:p>
+            <w:pPr>
+              <w:spacing w:after="20"/>
+            </w:pPr>
+            <w:r>
+              <w:rPr>
+                <w:rFonts w:ascii="Courier New" w:cs="Courier New" w:eastAsia="Courier New" w:hAnsi="Courier New"/>
+                <w:sz w:val="18"/>
+                <w:szCs w:val="18"/>
+              </w:rPr>
+              <w:t xml:space="preserve">            raise ValueError(f"Unknown data type: {data_type}")</w:t>
             </w:r>
           </w:p>
           <w:p>
@@ -1012,189 +2012,956 @@
                 <w:sz w:val="18"/>
                 <w:szCs w:val="18"/>
               </w:rPr>
-              <w:t xml:space="preserve">    def generate_test_data(self, size, data_type='random'):</w:t>
-            </w:r>
-          </w:p>
-          <w:p>
-            <w:pPr>
-              <w:spacing w:after="20"/>
-            </w:pPr>
-            <w:r>
-              <w:rPr>
-                <w:rFonts w:ascii="Courier New" w:cs="Courier New" w:eastAsia="Courier New" w:hAnsi="Courier New"/>
-                <w:sz w:val="18"/>
-                <w:szCs w:val="18"/>
-              </w:rPr>
-              <w:t xml:space="preserve">        """Generate different types of test data."""</w:t>
-            </w:r>
-          </w:p>
-          <w:p>
-            <w:pPr>
-              <w:spacing w:after="20"/>
-            </w:pPr>
-            <w:r>
-              <w:rPr>
-                <w:rFonts w:ascii="Courier New" w:cs="Courier New" w:eastAsia="Courier New" w:hAnsi="Courier New"/>
-                <w:sz w:val="18"/>
-                <w:szCs w:val="18"/>
-              </w:rPr>
-              <w:t xml:space="preserve">        if data_type == 'random':</w:t>
-            </w:r>
-          </w:p>
-          <w:p>
-            <w:pPr>
-              <w:spacing w:after="20"/>
-            </w:pPr>
-            <w:r>
-              <w:rPr>
-                <w:rFonts w:ascii="Courier New" w:cs="Courier New" w:eastAsia="Courier New" w:hAnsi="Courier New"/>
-                <w:sz w:val="18"/>
-                <w:szCs w:val="18"/>
-              </w:rPr>
-              <w:t xml:space="preserve">            return [random.randint(1, 10000) for _ in range(size)]</w:t>
-            </w:r>
-          </w:p>
-          <w:p>
-            <w:pPr>
-              <w:spacing w:after="20"/>
-            </w:pPr>
-            <w:r>
-              <w:rPr>
-                <w:rFonts w:ascii="Courier New" w:cs="Courier New" w:eastAsia="Courier New" w:hAnsi="Courier New"/>
-                <w:sz w:val="18"/>
-                <w:szCs w:val="18"/>
-              </w:rPr>
-              <w:t xml:space="preserve">        elif data_type == 'sorted':</w:t>
-            </w:r>
-          </w:p>
-          <w:p>
-            <w:pPr>
-              <w:spacing w:after="20"/>
-            </w:pPr>
-            <w:r>
-              <w:rPr>
-                <w:rFonts w:ascii="Courier New" w:cs="Courier New" w:eastAsia="Courier New" w:hAnsi="Courier New"/>
-                <w:sz w:val="18"/>
-                <w:szCs w:val="18"/>
-              </w:rPr>
-              <w:t xml:space="preserve">            return list(range(size))</w:t>
-            </w:r>
-          </w:p>
-          <w:p>
-            <w:pPr>
-              <w:spacing w:after="20"/>
-            </w:pPr>
-            <w:r>
-              <w:rPr>
-                <w:rFonts w:ascii="Courier New" w:cs="Courier New" w:eastAsia="Courier New" w:hAnsi="Courier New"/>
-                <w:sz w:val="18"/>
-                <w:szCs w:val="18"/>
-              </w:rPr>
-              <w:t xml:space="preserve">        elif data_type == 'reverse':</w:t>
-            </w:r>
-          </w:p>
-          <w:p>
-            <w:pPr>
-              <w:spacing w:after="20"/>
-            </w:pPr>
-            <w:r>
-              <w:rPr>
-                <w:rFonts w:ascii="Courier New" w:cs="Courier New" w:eastAsia="Courier New" w:hAnsi="Courier New"/>
-                <w:sz w:val="18"/>
-                <w:szCs w:val="18"/>
-              </w:rPr>
-              <w:t xml:space="preserve">            return list(range(size, 0, -1))</w:t>
-            </w:r>
-          </w:p>
-          <w:p>
-            <w:pPr>
-              <w:spacing w:after="20"/>
-            </w:pPr>
-            <w:r>
-              <w:rPr>
-                <w:rFonts w:ascii="Courier New" w:cs="Courier New" w:eastAsia="Courier New" w:hAnsi="Courier New"/>
-                <w:sz w:val="18"/>
-                <w:szCs w:val="18"/>
-              </w:rPr>
-              <w:t xml:space="preserve">        elif data_type == 'nearly_sorted':</w:t>
-            </w:r>
-          </w:p>
-          <w:p>
-            <w:pPr>
-              <w:spacing w:after="20"/>
-            </w:pPr>
-            <w:r>
-              <w:rPr>
-                <w:rFonts w:ascii="Courier New" w:cs="Courier New" w:eastAsia="Courier New" w:hAnsi="Courier New"/>
-                <w:sz w:val="18"/>
-                <w:szCs w:val="18"/>
-              </w:rPr>
-              <w:t xml:space="preserve">            arr = list(range(size))</w:t>
-            </w:r>
-          </w:p>
-          <w:p>
-            <w:pPr>
-              <w:spacing w:after="20"/>
-            </w:pPr>
-            <w:r>
-              <w:rPr>
-                <w:rFonts w:ascii="Courier New" w:cs="Courier New" w:eastAsia="Courier New" w:hAnsi="Courier New"/>
-                <w:sz w:val="18"/>
-                <w:szCs w:val="18"/>
-              </w:rPr>
-              <w:t xml:space="preserve">            # Shuffle ~10% of elements</w:t>
-            </w:r>
-          </w:p>
-          <w:p>
-            <w:pPr>
-              <w:spacing w:after="20"/>
-            </w:pPr>
-            <w:r>
-              <w:rPr>
-                <w:rFonts w:ascii="Courier New" w:cs="Courier New" w:eastAsia="Courier New" w:hAnsi="Courier New"/>
-                <w:sz w:val="18"/>
-                <w:szCs w:val="18"/>
-              </w:rPr>
-              <w:t xml:space="preserve">            for _ in range(size // 10):</w:t>
-            </w:r>
-          </w:p>
-          <w:p>
-            <w:pPr>
-              <w:spacing w:after="20"/>
-            </w:pPr>
-            <w:r>
-              <w:rPr>
-                <w:rFonts w:ascii="Courier New" w:cs="Courier New" w:eastAsia="Courier New" w:hAnsi="Courier New"/>
-                <w:sz w:val="18"/>
-                <w:szCs w:val="18"/>
-              </w:rPr>
-              <w:t xml:space="preserve">                i, j = random.randint(0, size - 1), random.randint(0, size - 1)</w:t>
-            </w:r>
-          </w:p>
-          <w:p>
-            <w:pPr>
-              <w:spacing w:after="20"/>
-            </w:pPr>
-            <w:r>
-              <w:rPr>
-                <w:rFonts w:ascii="Courier New" w:cs="Courier New" w:eastAsia="Courier New" w:hAnsi="Courier New"/>
-                <w:sz w:val="18"/>
-                <w:szCs w:val="18"/>
-              </w:rPr>
-              <w:t xml:space="preserve">                arr[i], arr[j] = arr[j], arr[i]</w:t>
-            </w:r>
-          </w:p>
-          <w:p>
-            <w:pPr>
-              <w:spacing w:after="20"/>
-            </w:pPr>
-            <w:r>
-              <w:rPr>
-                <w:rFonts w:ascii="Courier New" w:cs="Courier New" w:eastAsia="Courier New" w:hAnsi="Courier New"/>
-                <w:sz w:val="18"/>
-                <w:szCs w:val="18"/>
-              </w:rPr>
-              <w:t xml:space="preserve">            return arr</w:t>
+              <w:t xml:space="preserve">    def time_algorithm(self, algo_func, arr, runs=3):</w:t>
+            </w:r>
+          </w:p>
+          <w:p>
+            <w:pPr>
+              <w:spacing w:after="20"/>
+            </w:pPr>
+            <w:r>
+              <w:rPr>
+                <w:rFonts w:ascii="Courier New" w:cs="Courier New" w:eastAsia="Courier New" w:hAnsi="Courier New"/>
+                <w:sz w:val="18"/>
+                <w:szCs w:val="18"/>
+              </w:rPr>
+              <w:t xml:space="preserve">        """Time an algorithm over multiple runs."""</w:t>
+            </w:r>
+          </w:p>
+          <w:p>
+            <w:pPr>
+              <w:spacing w:after="20"/>
+            </w:pPr>
+            <w:r>
+              <w:rPr>
+                <w:rFonts w:ascii="Courier New" w:cs="Courier New" w:eastAsia="Courier New" w:hAnsi="Courier New"/>
+                <w:sz w:val="18"/>
+                <w:szCs w:val="18"/>
+              </w:rPr>
+              <w:t xml:space="preserve">        times = []</w:t>
+            </w:r>
+          </w:p>
+          <w:p>
+            <w:pPr>
+              <w:spacing w:after="20"/>
+            </w:pPr>
+            <w:r>
+              <w:rPr>
+                <w:rFonts w:ascii="Courier New" w:cs="Courier New" w:eastAsia="Courier New" w:hAnsi="Courier New"/>
+                <w:sz w:val="18"/>
+                <w:szCs w:val="18"/>
+              </w:rPr>
+              <w:t xml:space="preserve"> </w:t>
+            </w:r>
+          </w:p>
+          <w:p>
+            <w:pPr>
+              <w:spacing w:after="20"/>
+            </w:pPr>
+            <w:r>
+              <w:rPr>
+                <w:rFonts w:ascii="Courier New" w:cs="Courier New" w:eastAsia="Courier New" w:hAnsi="Courier New"/>
+                <w:sz w:val="18"/>
+                <w:szCs w:val="18"/>
+              </w:rPr>
+              <w:t xml:space="preserve">        for _ in range(runs):</w:t>
+            </w:r>
+          </w:p>
+          <w:p>
+            <w:pPr>
+              <w:spacing w:after="20"/>
+            </w:pPr>
+            <w:r>
+              <w:rPr>
+                <w:rFonts w:ascii="Courier New" w:cs="Courier New" w:eastAsia="Courier New" w:hAnsi="Courier New"/>
+                <w:sz w:val="18"/>
+                <w:szCs w:val="18"/>
+              </w:rPr>
+              <w:t xml:space="preserve">            test_arr = arr.copy()</w:t>
+            </w:r>
+          </w:p>
+          <w:p>
+            <w:pPr>
+              <w:spacing w:after="20"/>
+            </w:pPr>
+            <w:r>
+              <w:rPr>
+                <w:rFonts w:ascii="Courier New" w:cs="Courier New" w:eastAsia="Courier New" w:hAnsi="Courier New"/>
+                <w:sz w:val="18"/>
+                <w:szCs w:val="18"/>
+              </w:rPr>
+              <w:t xml:space="preserve">            start = time.perf_counter()</w:t>
+            </w:r>
+          </w:p>
+          <w:p>
+            <w:pPr>
+              <w:spacing w:after="20"/>
+            </w:pPr>
+            <w:r>
+              <w:rPr>
+                <w:rFonts w:ascii="Courier New" w:cs="Courier New" w:eastAsia="Courier New" w:hAnsi="Courier New"/>
+                <w:sz w:val="18"/>
+                <w:szCs w:val="18"/>
+              </w:rPr>
+              <w:t xml:space="preserve">            algo_func(test_arr)</w:t>
+            </w:r>
+          </w:p>
+          <w:p>
+            <w:pPr>
+              <w:spacing w:after="20"/>
+            </w:pPr>
+            <w:r>
+              <w:rPr>
+                <w:rFonts w:ascii="Courier New" w:cs="Courier New" w:eastAsia="Courier New" w:hAnsi="Courier New"/>
+                <w:sz w:val="18"/>
+                <w:szCs w:val="18"/>
+              </w:rPr>
+              <w:t xml:space="preserve">            elapsed = time.perf_counter() - start</w:t>
+            </w:r>
+          </w:p>
+          <w:p>
+            <w:pPr>
+              <w:spacing w:after="20"/>
+            </w:pPr>
+            <w:r>
+              <w:rPr>
+                <w:rFonts w:ascii="Courier New" w:cs="Courier New" w:eastAsia="Courier New" w:hAnsi="Courier New"/>
+                <w:sz w:val="18"/>
+                <w:szCs w:val="18"/>
+              </w:rPr>
+              <w:t xml:space="preserve">            times.append(elapsed)</w:t>
+            </w:r>
+          </w:p>
+          <w:p>
+            <w:pPr>
+              <w:spacing w:after="20"/>
+            </w:pPr>
+            <w:r>
+              <w:rPr>
+                <w:rFonts w:ascii="Courier New" w:cs="Courier New" w:eastAsia="Courier New" w:hAnsi="Courier New"/>
+                <w:sz w:val="18"/>
+                <w:szCs w:val="18"/>
+              </w:rPr>
+              <w:t xml:space="preserve"> </w:t>
+            </w:r>
+          </w:p>
+          <w:p>
+            <w:pPr>
+              <w:spacing w:after="20"/>
+            </w:pPr>
+            <w:r>
+              <w:rPr>
+                <w:rFonts w:ascii="Courier New" w:cs="Courier New" w:eastAsia="Courier New" w:hAnsi="Courier New"/>
+                <w:sz w:val="18"/>
+                <w:szCs w:val="18"/>
+              </w:rPr>
+              <w:t xml:space="preserve">        return {</w:t>
+            </w:r>
+          </w:p>
+          <w:p>
+            <w:pPr>
+              <w:spacing w:after="20"/>
+            </w:pPr>
+            <w:r>
+              <w:rPr>
+                <w:rFonts w:ascii="Courier New" w:cs="Courier New" w:eastAsia="Courier New" w:hAnsi="Courier New"/>
+                <w:sz w:val="18"/>
+                <w:szCs w:val="18"/>
+              </w:rPr>
+              <w:t xml:space="preserve">            'min': min(times),</w:t>
+            </w:r>
+          </w:p>
+          <w:p>
+            <w:pPr>
+              <w:spacing w:after="20"/>
+            </w:pPr>
+            <w:r>
+              <w:rPr>
+                <w:rFonts w:ascii="Courier New" w:cs="Courier New" w:eastAsia="Courier New" w:hAnsi="Courier New"/>
+                <w:sz w:val="18"/>
+                <w:szCs w:val="18"/>
+              </w:rPr>
+              <w:t xml:space="preserve">            'max': max(times),</w:t>
+            </w:r>
+          </w:p>
+          <w:p>
+            <w:pPr>
+              <w:spacing w:after="20"/>
+            </w:pPr>
+            <w:r>
+              <w:rPr>
+                <w:rFonts w:ascii="Courier New" w:cs="Courier New" w:eastAsia="Courier New" w:hAnsi="Courier New"/>
+                <w:sz w:val="18"/>
+                <w:szCs w:val="18"/>
+              </w:rPr>
+              <w:t xml:space="preserve">            'mean': mean(times),</w:t>
+            </w:r>
+          </w:p>
+          <w:p>
+            <w:pPr>
+              <w:spacing w:after="20"/>
+            </w:pPr>
+            <w:r>
+              <w:rPr>
+                <w:rFonts w:ascii="Courier New" w:cs="Courier New" w:eastAsia="Courier New" w:hAnsi="Courier New"/>
+                <w:sz w:val="18"/>
+                <w:szCs w:val="18"/>
+              </w:rPr>
+              <w:t xml:space="preserve">            'stdev': stdev(times) if len(times) &gt; 1 else 0</w:t>
+            </w:r>
+          </w:p>
+          <w:p>
+            <w:pPr>
+              <w:spacing w:after="20"/>
+            </w:pPr>
+            <w:r>
+              <w:rPr>
+                <w:rFonts w:ascii="Courier New" w:cs="Courier New" w:eastAsia="Courier New" w:hAnsi="Courier New"/>
+                <w:sz w:val="18"/>
+                <w:szCs w:val="18"/>
+              </w:rPr>
+              <w:t xml:space="preserve">        }</w:t>
+            </w:r>
+          </w:p>
+          <w:p>
+            <w:pPr>
+              <w:spacing w:after="20"/>
+            </w:pPr>
+            <w:r>
+              <w:rPr>
+                <w:rFonts w:ascii="Courier New" w:cs="Courier New" w:eastAsia="Courier New" w:hAnsi="Courier New"/>
+                <w:sz w:val="18"/>
+                <w:szCs w:val="18"/>
+              </w:rPr>
+              <w:t xml:space="preserve"> </w:t>
+            </w:r>
+          </w:p>
+          <w:p>
+            <w:pPr>
+              <w:spacing w:after="20"/>
+            </w:pPr>
+            <w:r>
+              <w:rPr>
+                <w:rFonts w:ascii="Courier New" w:cs="Courier New" w:eastAsia="Courier New" w:hAnsi="Courier New"/>
+                <w:sz w:val="18"/>
+                <w:szCs w:val="18"/>
+              </w:rPr>
+              <w:t xml:space="preserve">    def benchmark(self, algorithms, sizes, data_types):</w:t>
+            </w:r>
+          </w:p>
+          <w:p>
+            <w:pPr>
+              <w:spacing w:after="20"/>
+            </w:pPr>
+            <w:r>
+              <w:rPr>
+                <w:rFonts w:ascii="Courier New" w:cs="Courier New" w:eastAsia="Courier New" w:hAnsi="Courier New"/>
+                <w:sz w:val="18"/>
+                <w:szCs w:val="18"/>
+              </w:rPr>
+              <w:t xml:space="preserve">        """Run full benchmark suite."""</w:t>
+            </w:r>
+          </w:p>
+          <w:p>
+            <w:pPr>
+              <w:spacing w:after="20"/>
+            </w:pPr>
+            <w:r>
+              <w:rPr>
+                <w:rFonts w:ascii="Courier New" w:cs="Courier New" w:eastAsia="Courier New" w:hAnsi="Courier New"/>
+                <w:sz w:val="18"/>
+                <w:szCs w:val="18"/>
+              </w:rPr>
+              <w:t xml:space="preserve">        print("=" * 100)</w:t>
+            </w:r>
+          </w:p>
+          <w:p>
+            <w:pPr>
+              <w:spacing w:after="20"/>
+            </w:pPr>
+            <w:r>
+              <w:rPr>
+                <w:rFonts w:ascii="Courier New" w:cs="Courier New" w:eastAsia="Courier New" w:hAnsi="Courier New"/>
+                <w:sz w:val="18"/>
+                <w:szCs w:val="18"/>
+              </w:rPr>
+              <w:t xml:space="preserve">        print("COMPREHENSIVE SORTING ALGORITHM BENCHMARK")</w:t>
+            </w:r>
+          </w:p>
+          <w:p>
+            <w:pPr>
+              <w:spacing w:after="20"/>
+            </w:pPr>
+            <w:r>
+              <w:rPr>
+                <w:rFonts w:ascii="Courier New" w:cs="Courier New" w:eastAsia="Courier New" w:hAnsi="Courier New"/>
+                <w:sz w:val="18"/>
+                <w:szCs w:val="18"/>
+              </w:rPr>
+              <w:t xml:space="preserve">        print("=" * 100)</w:t>
+            </w:r>
+          </w:p>
+          <w:p>
+            <w:pPr>
+              <w:spacing w:after="20"/>
+            </w:pPr>
+            <w:r>
+              <w:rPr>
+                <w:rFonts w:ascii="Courier New" w:cs="Courier New" w:eastAsia="Courier New" w:hAnsi="Courier New"/>
+                <w:sz w:val="18"/>
+                <w:szCs w:val="18"/>
+              </w:rPr>
+              <w:t xml:space="preserve"> </w:t>
+            </w:r>
+          </w:p>
+          <w:p>
+            <w:pPr>
+              <w:spacing w:after="20"/>
+            </w:pPr>
+            <w:r>
+              <w:rPr>
+                <w:rFonts w:ascii="Courier New" w:cs="Courier New" w:eastAsia="Courier New" w:hAnsi="Courier New"/>
+                <w:sz w:val="18"/>
+                <w:szCs w:val="18"/>
+              </w:rPr>
+              <w:t xml:space="preserve">        for size in sizes:</w:t>
+            </w:r>
+          </w:p>
+          <w:p>
+            <w:pPr>
+              <w:spacing w:after="20"/>
+            </w:pPr>
+            <w:r>
+              <w:rPr>
+                <w:rFonts w:ascii="Courier New" w:cs="Courier New" w:eastAsia="Courier New" w:hAnsi="Courier New"/>
+                <w:sz w:val="18"/>
+                <w:szCs w:val="18"/>
+              </w:rPr>
+              <w:t xml:space="preserve">            print(f"\nArray Size: {size:,} elements")</w:t>
+            </w:r>
+          </w:p>
+          <w:p>
+            <w:pPr>
+              <w:spacing w:after="20"/>
+            </w:pPr>
+            <w:r>
+              <w:rPr>
+                <w:rFonts w:ascii="Courier New" w:cs="Courier New" w:eastAsia="Courier New" w:hAnsi="Courier New"/>
+                <w:sz w:val="18"/>
+                <w:szCs w:val="18"/>
+              </w:rPr>
+              <w:t xml:space="preserve">            print("-" * 100)</w:t>
+            </w:r>
+          </w:p>
+          <w:p>
+            <w:pPr>
+              <w:spacing w:after="20"/>
+            </w:pPr>
+            <w:r>
+              <w:rPr>
+                <w:rFonts w:ascii="Courier New" w:cs="Courier New" w:eastAsia="Courier New" w:hAnsi="Courier New"/>
+                <w:sz w:val="18"/>
+                <w:szCs w:val="18"/>
+              </w:rPr>
+              <w:t xml:space="preserve"> </w:t>
+            </w:r>
+          </w:p>
+          <w:p>
+            <w:pPr>
+              <w:spacing w:after="20"/>
+            </w:pPr>
+            <w:r>
+              <w:rPr>
+                <w:rFonts w:ascii="Courier New" w:cs="Courier New" w:eastAsia="Courier New" w:hAnsi="Courier New"/>
+                <w:sz w:val="18"/>
+                <w:szCs w:val="18"/>
+              </w:rPr>
+              <w:t xml:space="preserve">            for data_type in data_types:</w:t>
+            </w:r>
+          </w:p>
+          <w:p>
+            <w:pPr>
+              <w:spacing w:after="20"/>
+            </w:pPr>
+            <w:r>
+              <w:rPr>
+                <w:rFonts w:ascii="Courier New" w:cs="Courier New" w:eastAsia="Courier New" w:hAnsi="Courier New"/>
+                <w:sz w:val="18"/>
+                <w:szCs w:val="18"/>
+              </w:rPr>
+              <w:t xml:space="preserve">                print(f"\n  {data_type.upper()} DATA:")</w:t>
+            </w:r>
+          </w:p>
+          <w:p>
+            <w:pPr>
+              <w:spacing w:after="20"/>
+            </w:pPr>
+            <w:r>
+              <w:rPr>
+                <w:rFonts w:ascii="Courier New" w:cs="Courier New" w:eastAsia="Courier New" w:hAnsi="Courier New"/>
+                <w:sz w:val="18"/>
+                <w:szCs w:val="18"/>
+              </w:rPr>
+              <w:t xml:space="preserve"> </w:t>
+            </w:r>
+          </w:p>
+          <w:p>
+            <w:pPr>
+              <w:spacing w:after="20"/>
+            </w:pPr>
+            <w:r>
+              <w:rPr>
+                <w:rFonts w:ascii="Courier New" w:cs="Courier New" w:eastAsia="Courier New" w:hAnsi="Courier New"/>
+                <w:sz w:val="18"/>
+                <w:szCs w:val="18"/>
+              </w:rPr>
+              <w:t xml:space="preserve">                arr = self.generate_test_data(size, data_type)</w:t>
+            </w:r>
+          </w:p>
+          <w:p>
+            <w:pPr>
+              <w:spacing w:after="20"/>
+            </w:pPr>
+            <w:r>
+              <w:rPr>
+                <w:rFonts w:ascii="Courier New" w:cs="Courier New" w:eastAsia="Courier New" w:hAnsi="Courier New"/>
+                <w:sz w:val="18"/>
+                <w:szCs w:val="18"/>
+              </w:rPr>
+              <w:t xml:space="preserve"> </w:t>
+            </w:r>
+          </w:p>
+          <w:p>
+            <w:pPr>
+              <w:spacing w:after="20"/>
+            </w:pPr>
+            <w:r>
+              <w:rPr>
+                <w:rFonts w:ascii="Courier New" w:cs="Courier New" w:eastAsia="Courier New" w:hAnsi="Courier New"/>
+                <w:sz w:val="18"/>
+                <w:szCs w:val="18"/>
+              </w:rPr>
+              <w:t xml:space="preserve">                for name, algo_func in algorithms:</w:t>
+            </w:r>
+          </w:p>
+          <w:p>
+            <w:pPr>
+              <w:spacing w:after="20"/>
+            </w:pPr>
+            <w:r>
+              <w:rPr>
+                <w:rFonts w:ascii="Courier New" w:cs="Courier New" w:eastAsia="Courier New" w:hAnsi="Courier New"/>
+                <w:sz w:val="18"/>
+                <w:szCs w:val="18"/>
+              </w:rPr>
+              <w:t xml:space="preserve">                    try:</w:t>
+            </w:r>
+          </w:p>
+          <w:p>
+            <w:pPr>
+              <w:spacing w:after="20"/>
+            </w:pPr>
+            <w:r>
+              <w:rPr>
+                <w:rFonts w:ascii="Courier New" w:cs="Courier New" w:eastAsia="Courier New" w:hAnsi="Courier New"/>
+                <w:sz w:val="18"/>
+                <w:szCs w:val="18"/>
+              </w:rPr>
+              <w:t xml:space="preserve">                        result = self.time_algorithm(algo_func, arr)</w:t>
+            </w:r>
+          </w:p>
+          <w:p>
+            <w:pPr>
+              <w:spacing w:after="20"/>
+            </w:pPr>
+            <w:r>
+              <w:rPr>
+                <w:rFonts w:ascii="Courier New" w:cs="Courier New" w:eastAsia="Courier New" w:hAnsi="Courier New"/>
+                <w:sz w:val="18"/>
+                <w:szCs w:val="18"/>
+              </w:rPr>
+              <w:t xml:space="preserve">                        print(f"    {name:20} | {result['mean']:.6f}s "</w:t>
+            </w:r>
+          </w:p>
+          <w:p>
+            <w:pPr>
+              <w:spacing w:after="20"/>
+            </w:pPr>
+            <w:r>
+              <w:rPr>
+                <w:rFonts w:ascii="Courier New" w:cs="Courier New" w:eastAsia="Courier New" w:hAnsi="Courier New"/>
+                <w:sz w:val="18"/>
+                <w:szCs w:val="18"/>
+              </w:rPr>
+              <w:t xml:space="preserve">                              f"(±{result['stdev']:.6f}s)")</w:t>
+            </w:r>
+          </w:p>
+          <w:p>
+            <w:pPr>
+              <w:spacing w:after="20"/>
+            </w:pPr>
+            <w:r>
+              <w:rPr>
+                <w:rFonts w:ascii="Courier New" w:cs="Courier New" w:eastAsia="Courier New" w:hAnsi="Courier New"/>
+                <w:sz w:val="18"/>
+                <w:szCs w:val="18"/>
+              </w:rPr>
+              <w:t xml:space="preserve">                    except Exception as e:</w:t>
+            </w:r>
+          </w:p>
+          <w:p>
+            <w:pPr>
+              <w:spacing w:after="20"/>
+            </w:pPr>
+            <w:r>
+              <w:rPr>
+                <w:rFonts w:ascii="Courier New" w:cs="Courier New" w:eastAsia="Courier New" w:hAnsi="Courier New"/>
+                <w:sz w:val="18"/>
+                <w:szCs w:val="18"/>
+              </w:rPr>
+              <w:t xml:space="preserve">                        print(f"    {name:20} | ERROR: {e}")</w:t>
+            </w:r>
+          </w:p>
+          <w:p>
+            <w:pPr>
+              <w:spacing w:after="20"/>
+            </w:pPr>
+            <w:r>
+              <w:rPr>
+                <w:rFonts w:ascii="Courier New" w:cs="Courier New" w:eastAsia="Courier New" w:hAnsi="Courier New"/>
+                <w:sz w:val="18"/>
+                <w:szCs w:val="18"/>
+              </w:rPr>
+              <w:t xml:space="preserve"> </w:t>
+            </w:r>
+          </w:p>
+          <w:p>
+            <w:pPr>
+              <w:spacing w:after="20"/>
+            </w:pPr>
+            <w:r>
+              <w:rPr>
+                <w:rFonts w:ascii="Courier New" w:cs="Courier New" w:eastAsia="Courier New" w:hAnsi="Courier New"/>
+                <w:sz w:val="18"/>
+                <w:szCs w:val="18"/>
+              </w:rPr>
+              <w:t xml:space="preserve"> </w:t>
+            </w:r>
+          </w:p>
+          <w:p>
+            <w:pPr>
+              <w:spacing w:after="20"/>
+            </w:pPr>
+            <w:r>
+              <w:rPr>
+                <w:rFonts w:ascii="Courier New" w:cs="Courier New" w:eastAsia="Courier New" w:hAnsi="Courier New"/>
+                <w:sz w:val="18"/>
+                <w:szCs w:val="18"/>
+              </w:rPr>
+              <w:t xml:space="preserve"> </w:t>
+            </w:r>
+          </w:p>
+          <w:p>
+            <w:pPr>
+              <w:spacing w:after="20"/>
+            </w:pPr>
+            <w:r>
+              <w:rPr>
+                <w:rFonts w:ascii="Courier New" w:cs="Courier New" w:eastAsia="Courier New" w:hAnsi="Courier New"/>
+                <w:sz w:val="18"/>
+                <w:szCs w:val="18"/>
+              </w:rPr>
+              <w:t xml:space="preserve">def bubble_sort(arr):</w:t>
+            </w:r>
+          </w:p>
+          <w:p>
+            <w:pPr>
+              <w:spacing w:after="20"/>
+            </w:pPr>
+            <w:r>
+              <w:rPr>
+                <w:rFonts w:ascii="Courier New" w:cs="Courier New" w:eastAsia="Courier New" w:hAnsi="Courier New"/>
+                <w:sz w:val="18"/>
+                <w:szCs w:val="18"/>
+              </w:rPr>
+              <w:t xml:space="preserve">    n = len(arr)</w:t>
+            </w:r>
+          </w:p>
+          <w:p>
+            <w:pPr>
+              <w:spacing w:after="20"/>
+            </w:pPr>
+            <w:r>
+              <w:rPr>
+                <w:rFonts w:ascii="Courier New" w:cs="Courier New" w:eastAsia="Courier New" w:hAnsi="Courier New"/>
+                <w:sz w:val="18"/>
+                <w:szCs w:val="18"/>
+              </w:rPr>
+              <w:t xml:space="preserve">    for i in range(n):</w:t>
+            </w:r>
+          </w:p>
+          <w:p>
+            <w:pPr>
+              <w:spacing w:after="20"/>
+            </w:pPr>
+            <w:r>
+              <w:rPr>
+                <w:rFonts w:ascii="Courier New" w:cs="Courier New" w:eastAsia="Courier New" w:hAnsi="Courier New"/>
+                <w:sz w:val="18"/>
+                <w:szCs w:val="18"/>
+              </w:rPr>
+              <w:t xml:space="preserve">        for j in range(0, n - i - 1):</w:t>
+            </w:r>
+          </w:p>
+          <w:p>
+            <w:pPr>
+              <w:spacing w:after="20"/>
+            </w:pPr>
+            <w:r>
+              <w:rPr>
+                <w:rFonts w:ascii="Courier New" w:cs="Courier New" w:eastAsia="Courier New" w:hAnsi="Courier New"/>
+                <w:sz w:val="18"/>
+                <w:szCs w:val="18"/>
+              </w:rPr>
+              <w:t xml:space="preserve">            if arr[j] &gt; arr[j + 1]:</w:t>
+            </w:r>
+          </w:p>
+          <w:p>
+            <w:pPr>
+              <w:spacing w:after="20"/>
+            </w:pPr>
+            <w:r>
+              <w:rPr>
+                <w:rFonts w:ascii="Courier New" w:cs="Courier New" w:eastAsia="Courier New" w:hAnsi="Courier New"/>
+                <w:sz w:val="18"/>
+                <w:szCs w:val="18"/>
+              </w:rPr>
+              <w:t xml:space="preserve">                arr[j], arr[j + 1] = arr[j + 1], arr[j]</w:t>
+            </w:r>
+          </w:p>
+          <w:p>
+            <w:pPr>
+              <w:spacing w:after="20"/>
+            </w:pPr>
+            <w:r>
+              <w:rPr>
+                <w:rFonts w:ascii="Courier New" w:cs="Courier New" w:eastAsia="Courier New" w:hAnsi="Courier New"/>
+                <w:sz w:val="18"/>
+                <w:szCs w:val="18"/>
+              </w:rPr>
+              <w:t xml:space="preserve"> </w:t>
+            </w:r>
+          </w:p>
+          <w:p>
+            <w:pPr>
+              <w:spacing w:after="20"/>
+            </w:pPr>
+            <w:r>
+              <w:rPr>
+                <w:rFonts w:ascii="Courier New" w:cs="Courier New" w:eastAsia="Courier New" w:hAnsi="Courier New"/>
+                <w:sz w:val="18"/>
+                <w:szCs w:val="18"/>
+              </w:rPr>
+              <w:t xml:space="preserve">def insertion_sort(arr):</w:t>
+            </w:r>
+          </w:p>
+          <w:p>
+            <w:pPr>
+              <w:spacing w:after="20"/>
+            </w:pPr>
+            <w:r>
+              <w:rPr>
+                <w:rFonts w:ascii="Courier New" w:cs="Courier New" w:eastAsia="Courier New" w:hAnsi="Courier New"/>
+                <w:sz w:val="18"/>
+                <w:szCs w:val="18"/>
+              </w:rPr>
+              <w:t xml:space="preserve">    for i in range(1, len(arr)):</w:t>
+            </w:r>
+          </w:p>
+          <w:p>
+            <w:pPr>
+              <w:spacing w:after="20"/>
+            </w:pPr>
+            <w:r>
+              <w:rPr>
+                <w:rFonts w:ascii="Courier New" w:cs="Courier New" w:eastAsia="Courier New" w:hAnsi="Courier New"/>
+                <w:sz w:val="18"/>
+                <w:szCs w:val="18"/>
+              </w:rPr>
+              <w:t xml:space="preserve">        key = arr[i]</w:t>
+            </w:r>
+          </w:p>
+          <w:p>
+            <w:pPr>
+              <w:spacing w:after="20"/>
+            </w:pPr>
+            <w:r>
+              <w:rPr>
+                <w:rFonts w:ascii="Courier New" w:cs="Courier New" w:eastAsia="Courier New" w:hAnsi="Courier New"/>
+                <w:sz w:val="18"/>
+                <w:szCs w:val="18"/>
+              </w:rPr>
+              <w:t xml:space="preserve">        j = i - 1</w:t>
+            </w:r>
+          </w:p>
+          <w:p>
+            <w:pPr>
+              <w:spacing w:after="20"/>
+            </w:pPr>
+            <w:r>
+              <w:rPr>
+                <w:rFonts w:ascii="Courier New" w:cs="Courier New" w:eastAsia="Courier New" w:hAnsi="Courier New"/>
+                <w:sz w:val="18"/>
+                <w:szCs w:val="18"/>
+              </w:rPr>
+              <w:t xml:space="preserve">        while j &gt;= 0 and arr[j] &gt; key:</w:t>
+            </w:r>
+          </w:p>
+          <w:p>
+            <w:pPr>
+              <w:spacing w:after="20"/>
+            </w:pPr>
+            <w:r>
+              <w:rPr>
+                <w:rFonts w:ascii="Courier New" w:cs="Courier New" w:eastAsia="Courier New" w:hAnsi="Courier New"/>
+                <w:sz w:val="18"/>
+                <w:szCs w:val="18"/>
+              </w:rPr>
+              <w:t xml:space="preserve">            arr[j + 1] = arr[j]</w:t>
+            </w:r>
+          </w:p>
+          <w:p>
+            <w:pPr>
+              <w:spacing w:after="20"/>
+            </w:pPr>
+            <w:r>
+              <w:rPr>
+                <w:rFonts w:ascii="Courier New" w:cs="Courier New" w:eastAsia="Courier New" w:hAnsi="Courier New"/>
+                <w:sz w:val="18"/>
+                <w:szCs w:val="18"/>
+              </w:rPr>
+              <w:t xml:space="preserve">            j -= 1</w:t>
+            </w:r>
+          </w:p>
+          <w:p>
+            <w:pPr>
+              <w:spacing w:after="20"/>
+            </w:pPr>
+            <w:r>
+              <w:rPr>
+                <w:rFonts w:ascii="Courier New" w:cs="Courier New" w:eastAsia="Courier New" w:hAnsi="Courier New"/>
+                <w:sz w:val="18"/>
+                <w:szCs w:val="18"/>
+              </w:rPr>
+              <w:t xml:space="preserve">        arr[j + 1] = key</w:t>
+            </w:r>
+          </w:p>
+          <w:p>
+            <w:pPr>
+              <w:spacing w:after="20"/>
+            </w:pPr>
+            <w:r>
+              <w:rPr>
+                <w:rFonts w:ascii="Courier New" w:cs="Courier New" w:eastAsia="Courier New" w:hAnsi="Courier New"/>
+                <w:sz w:val="18"/>
+                <w:szCs w:val="18"/>
+              </w:rPr>
+              <w:t xml:space="preserve"> </w:t>
+            </w:r>
+          </w:p>
+          <w:p>
+            <w:pPr>
+              <w:spacing w:after="20"/>
+            </w:pPr>
+            <w:r>
+              <w:rPr>
+                <w:rFonts w:ascii="Courier New" w:cs="Courier New" w:eastAsia="Courier New" w:hAnsi="Courier New"/>
+                <w:sz w:val="18"/>
+                <w:szCs w:val="18"/>
+              </w:rPr>
+              <w:t xml:space="preserve">def merge_sort(arr):</w:t>
+            </w:r>
+          </w:p>
+          <w:p>
+            <w:pPr>
+              <w:spacing w:after="20"/>
+            </w:pPr>
+            <w:r>
+              <w:rPr>
+                <w:rFonts w:ascii="Courier New" w:cs="Courier New" w:eastAsia="Courier New" w:hAnsi="Courier New"/>
+                <w:sz w:val="18"/>
+                <w:szCs w:val="18"/>
+              </w:rPr>
+              <w:t xml:space="preserve">    if len(arr) &lt;= 1:</w:t>
+            </w:r>
+          </w:p>
+          <w:p>
+            <w:pPr>
+              <w:spacing w:after="20"/>
+            </w:pPr>
+            <w:r>
+              <w:rPr>
+                <w:rFonts w:ascii="Courier New" w:cs="Courier New" w:eastAsia="Courier New" w:hAnsi="Courier New"/>
+                <w:sz w:val="18"/>
+                <w:szCs w:val="18"/>
+              </w:rPr>
+              <w:t xml:space="preserve">        return arr</w:t>
+            </w:r>
+          </w:p>
+          <w:p>
+            <w:pPr>
+              <w:spacing w:after="20"/>
+            </w:pPr>
+            <w:r>
+              <w:rPr>
+                <w:rFonts w:ascii="Courier New" w:cs="Courier New" w:eastAsia="Courier New" w:hAnsi="Courier New"/>
+                <w:sz w:val="18"/>
+                <w:szCs w:val="18"/>
+              </w:rPr>
+              <w:t xml:space="preserve">    mid = len(arr) // 2</w:t>
+            </w:r>
+          </w:p>
+          <w:p>
+            <w:pPr>
+              <w:spacing w:after="20"/>
+            </w:pPr>
+            <w:r>
+              <w:rPr>
+                <w:rFonts w:ascii="Courier New" w:cs="Courier New" w:eastAsia="Courier New" w:hAnsi="Courier New"/>
+                <w:sz w:val="18"/>
+                <w:szCs w:val="18"/>
+              </w:rPr>
+              <w:t xml:space="preserve">    left = merge_sort(arr[:mid])</w:t>
+            </w:r>
+          </w:p>
+          <w:p>
+            <w:pPr>
+              <w:spacing w:after="20"/>
+            </w:pPr>
+            <w:r>
+              <w:rPr>
+                <w:rFonts w:ascii="Courier New" w:cs="Courier New" w:eastAsia="Courier New" w:hAnsi="Courier New"/>
+                <w:sz w:val="18"/>
+                <w:szCs w:val="18"/>
+              </w:rPr>
+              <w:t xml:space="preserve">    right = merge_sort(arr[mid:])</w:t>
+            </w:r>
+          </w:p>
+          <w:p>
+            <w:pPr>
+              <w:spacing w:after="20"/>
+            </w:pPr>
+            <w:r>
+              <w:rPr>
+                <w:rFonts w:ascii="Courier New" w:cs="Courier New" w:eastAsia="Courier New" w:hAnsi="Courier New"/>
+                <w:sz w:val="18"/>
+                <w:szCs w:val="18"/>
+              </w:rPr>
+              <w:t xml:space="preserve">    return merge(left, right)</w:t>
+            </w:r>
+          </w:p>
+          <w:p>
+            <w:pPr>
+              <w:spacing w:after="20"/>
+            </w:pPr>
+            <w:r>
+              <w:rPr>
+                <w:rFonts w:ascii="Courier New" w:cs="Courier New" w:eastAsia="Courier New" w:hAnsi="Courier New"/>
+                <w:sz w:val="18"/>
+                <w:szCs w:val="18"/>
+              </w:rPr>
+              <w:t xml:space="preserve"> </w:t>
+            </w:r>
+          </w:p>
+          <w:p>
+            <w:pPr>
+              <w:spacing w:after="20"/>
+            </w:pPr>
+            <w:r>
+              <w:rPr>
+                <w:rFonts w:ascii="Courier New" w:cs="Courier New" w:eastAsia="Courier New" w:hAnsi="Courier New"/>
+                <w:sz w:val="18"/>
+                <w:szCs w:val="18"/>
+              </w:rPr>
+              <w:t xml:space="preserve">def merge(left, right):</w:t>
+            </w:r>
+          </w:p>
+          <w:p>
+            <w:pPr>
+              <w:spacing w:after="20"/>
+            </w:pPr>
+            <w:r>
+              <w:rPr>
+                <w:rFonts w:ascii="Courier New" w:cs="Courier New" w:eastAsia="Courier New" w:hAnsi="Courier New"/>
+                <w:sz w:val="18"/>
+                <w:szCs w:val="18"/>
+              </w:rPr>
+              <w:t xml:space="preserve">    result = []</w:t>
+            </w:r>
+          </w:p>
+          <w:p>
+            <w:pPr>
+              <w:spacing w:after="20"/>
+            </w:pPr>
+            <w:r>
+              <w:rPr>
+                <w:rFonts w:ascii="Courier New" w:cs="Courier New" w:eastAsia="Courier New" w:hAnsi="Courier New"/>
+                <w:sz w:val="18"/>
+                <w:szCs w:val="18"/>
+              </w:rPr>
+              <w:t xml:space="preserve">    i = j = 0</w:t>
+            </w:r>
+          </w:p>
+          <w:p>
+            <w:pPr>
+              <w:spacing w:after="20"/>
+            </w:pPr>
+            <w:r>
+              <w:rPr>
+                <w:rFonts w:ascii="Courier New" w:cs="Courier New" w:eastAsia="Courier New" w:hAnsi="Courier New"/>
+                <w:sz w:val="18"/>
+                <w:szCs w:val="18"/>
+              </w:rPr>
+              <w:t xml:space="preserve">    while i &lt; len(left) and j &lt; len(right):</w:t>
+            </w:r>
+          </w:p>
+          <w:p>
+            <w:pPr>
+              <w:spacing w:after="20"/>
+            </w:pPr>
+            <w:r>
+              <w:rPr>
+                <w:rFonts w:ascii="Courier New" w:cs="Courier New" w:eastAsia="Courier New" w:hAnsi="Courier New"/>
+                <w:sz w:val="18"/>
+                <w:szCs w:val="18"/>
+              </w:rPr>
+              <w:t xml:space="preserve">        if left[i] &lt;= right[j]:</w:t>
+            </w:r>
+          </w:p>
+          <w:p>
+            <w:pPr>
+              <w:spacing w:after="20"/>
+            </w:pPr>
+            <w:r>
+              <w:rPr>
+                <w:rFonts w:ascii="Courier New" w:cs="Courier New" w:eastAsia="Courier New" w:hAnsi="Courier New"/>
+                <w:sz w:val="18"/>
+                <w:szCs w:val="18"/>
+              </w:rPr>
+              <w:t xml:space="preserve">            result.append(left[i])</w:t>
+            </w:r>
+          </w:p>
+          <w:p>
+            <w:pPr>
+              <w:spacing w:after="20"/>
+            </w:pPr>
+            <w:r>
+              <w:rPr>
+                <w:rFonts w:ascii="Courier New" w:cs="Courier New" w:eastAsia="Courier New" w:hAnsi="Courier New"/>
+                <w:sz w:val="18"/>
+                <w:szCs w:val="18"/>
+              </w:rPr>
+              <w:t xml:space="preserve">            i += 1</w:t>
             </w:r>
           </w:p>
           <w:p>
@@ -1220,7 +2987,59 @@
                 <w:sz w:val="18"/>
                 <w:szCs w:val="18"/>
               </w:rPr>
-              <w:t xml:space="preserve">            raise ValueError(f"Unknown data type: {data_type}")</w:t>
+              <w:t xml:space="preserve">            result.append(right[j])</w:t>
+            </w:r>
+          </w:p>
+          <w:p>
+            <w:pPr>
+              <w:spacing w:after="20"/>
+            </w:pPr>
+            <w:r>
+              <w:rPr>
+                <w:rFonts w:ascii="Courier New" w:cs="Courier New" w:eastAsia="Courier New" w:hAnsi="Courier New"/>
+                <w:sz w:val="18"/>
+                <w:szCs w:val="18"/>
+              </w:rPr>
+              <w:t xml:space="preserve">            j += 1</w:t>
+            </w:r>
+          </w:p>
+          <w:p>
+            <w:pPr>
+              <w:spacing w:after="20"/>
+            </w:pPr>
+            <w:r>
+              <w:rPr>
+                <w:rFonts w:ascii="Courier New" w:cs="Courier New" w:eastAsia="Courier New" w:hAnsi="Courier New"/>
+                <w:sz w:val="18"/>
+                <w:szCs w:val="18"/>
+              </w:rPr>
+              <w:t xml:space="preserve">    result.extend(left[i:])</w:t>
+            </w:r>
+          </w:p>
+          <w:p>
+            <w:pPr>
+              <w:spacing w:after="20"/>
+            </w:pPr>
+            <w:r>
+              <w:rPr>
+                <w:rFonts w:ascii="Courier New" w:cs="Courier New" w:eastAsia="Courier New" w:hAnsi="Courier New"/>
+                <w:sz w:val="18"/>
+                <w:szCs w:val="18"/>
+              </w:rPr>
+              <w:t xml:space="preserve">    result.extend(right[j:])</w:t>
+            </w:r>
+          </w:p>
+          <w:p>
+            <w:pPr>
+              <w:spacing w:after="20"/>
+            </w:pPr>
+            <w:r>
+              <w:rPr>
+                <w:rFonts w:ascii="Courier New" w:cs="Courier New" w:eastAsia="Courier New" w:hAnsi="Courier New"/>
+                <w:sz w:val="18"/>
+                <w:szCs w:val="18"/>
+              </w:rPr>
+              <w:t xml:space="preserve">    return result</w:t>
             </w:r>
           </w:p>
           <w:p>
@@ -1246,33 +3065,85 @@
                 <w:sz w:val="18"/>
                 <w:szCs w:val="18"/>
               </w:rPr>
-              <w:t xml:space="preserve">    def time_algorithm(self, algo_func, arr, runs=3):</w:t>
-            </w:r>
-          </w:p>
-          <w:p>
-            <w:pPr>
-              <w:spacing w:after="20"/>
-            </w:pPr>
-            <w:r>
-              <w:rPr>
-                <w:rFonts w:ascii="Courier New" w:cs="Courier New" w:eastAsia="Courier New" w:hAnsi="Courier New"/>
-                <w:sz w:val="18"/>
-                <w:szCs w:val="18"/>
-              </w:rPr>
-              <w:t xml:space="preserve">        """Time an algorithm over multiple runs."""</w:t>
-            </w:r>
-          </w:p>
-          <w:p>
-            <w:pPr>
-              <w:spacing w:after="20"/>
-            </w:pPr>
-            <w:r>
-              <w:rPr>
-                <w:rFonts w:ascii="Courier New" w:cs="Courier New" w:eastAsia="Courier New" w:hAnsi="Courier New"/>
-                <w:sz w:val="18"/>
-                <w:szCs w:val="18"/>
-              </w:rPr>
-              <w:t xml:space="preserve">        times = []</w:t>
+              <w:t xml:space="preserve">def quick_sort(arr):</w:t>
+            </w:r>
+          </w:p>
+          <w:p>
+            <w:pPr>
+              <w:spacing w:after="20"/>
+            </w:pPr>
+            <w:r>
+              <w:rPr>
+                <w:rFonts w:ascii="Courier New" w:cs="Courier New" w:eastAsia="Courier New" w:hAnsi="Courier New"/>
+                <w:sz w:val="18"/>
+                <w:szCs w:val="18"/>
+              </w:rPr>
+              <w:t xml:space="preserve">    if len(arr) &lt;= 1:</w:t>
+            </w:r>
+          </w:p>
+          <w:p>
+            <w:pPr>
+              <w:spacing w:after="20"/>
+            </w:pPr>
+            <w:r>
+              <w:rPr>
+                <w:rFonts w:ascii="Courier New" w:cs="Courier New" w:eastAsia="Courier New" w:hAnsi="Courier New"/>
+                <w:sz w:val="18"/>
+                <w:szCs w:val="18"/>
+              </w:rPr>
+              <w:t xml:space="preserve">        return arr</w:t>
+            </w:r>
+          </w:p>
+          <w:p>
+            <w:pPr>
+              <w:spacing w:after="20"/>
+            </w:pPr>
+            <w:r>
+              <w:rPr>
+                <w:rFonts w:ascii="Courier New" w:cs="Courier New" w:eastAsia="Courier New" w:hAnsi="Courier New"/>
+                <w:sz w:val="18"/>
+                <w:szCs w:val="18"/>
+              </w:rPr>
+              <w:t xml:space="preserve">    pivot = arr[random.randint(0, len(arr) - 1)]</w:t>
+            </w:r>
+          </w:p>
+          <w:p>
+            <w:pPr>
+              <w:spacing w:after="20"/>
+            </w:pPr>
+            <w:r>
+              <w:rPr>
+                <w:rFonts w:ascii="Courier New" w:cs="Courier New" w:eastAsia="Courier New" w:hAnsi="Courier New"/>
+                <w:sz w:val="18"/>
+                <w:szCs w:val="18"/>
+              </w:rPr>
+              <w:t xml:space="preserve">    return quick_sort([x for x in arr if x &lt; pivot]) + \</w:t>
+            </w:r>
+          </w:p>
+          <w:p>
+            <w:pPr>
+              <w:spacing w:after="20"/>
+            </w:pPr>
+            <w:r>
+              <w:rPr>
+                <w:rFonts w:ascii="Courier New" w:cs="Courier New" w:eastAsia="Courier New" w:hAnsi="Courier New"/>
+                <w:sz w:val="18"/>
+                <w:szCs w:val="18"/>
+              </w:rPr>
+              <w:t xml:space="preserve">           [x for x in arr if x == pivot] + \</w:t>
+            </w:r>
+          </w:p>
+          <w:p>
+            <w:pPr>
+              <w:spacing w:after="20"/>
+            </w:pPr>
+            <w:r>
+              <w:rPr>
+                <w:rFonts w:ascii="Courier New" w:cs="Courier New" w:eastAsia="Courier New" w:hAnsi="Courier New"/>
+                <w:sz w:val="18"/>
+                <w:szCs w:val="18"/>
+              </w:rPr>
+              <w:t xml:space="preserve">           quick_sort([x for x in arr if x &gt; pivot])</w:t>
             </w:r>
           </w:p>
           <w:p>
@@ -1298,72 +3169,20 @@
                 <w:sz w:val="18"/>
                 <w:szCs w:val="18"/>
               </w:rPr>
-              <w:t xml:space="preserve">        for _ in range(runs):</w:t>
-            </w:r>
-          </w:p>
-          <w:p>
-            <w:pPr>
-              <w:spacing w:after="20"/>
-            </w:pPr>
-            <w:r>
-              <w:rPr>
-                <w:rFonts w:ascii="Courier New" w:cs="Courier New" w:eastAsia="Courier New" w:hAnsi="Courier New"/>
-                <w:sz w:val="18"/>
-                <w:szCs w:val="18"/>
-              </w:rPr>
-              <w:t xml:space="preserve">            test_arr = arr.copy()</w:t>
-            </w:r>
-          </w:p>
-          <w:p>
-            <w:pPr>
-              <w:spacing w:after="20"/>
-            </w:pPr>
-            <w:r>
-              <w:rPr>
-                <w:rFonts w:ascii="Courier New" w:cs="Courier New" w:eastAsia="Courier New" w:hAnsi="Courier New"/>
-                <w:sz w:val="18"/>
-                <w:szCs w:val="18"/>
-              </w:rPr>
-              <w:t xml:space="preserve">            start = time.perf_counter()</w:t>
-            </w:r>
-          </w:p>
-          <w:p>
-            <w:pPr>
-              <w:spacing w:after="20"/>
-            </w:pPr>
-            <w:r>
-              <w:rPr>
-                <w:rFonts w:ascii="Courier New" w:cs="Courier New" w:eastAsia="Courier New" w:hAnsi="Courier New"/>
-                <w:sz w:val="18"/>
-                <w:szCs w:val="18"/>
-              </w:rPr>
-              <w:t xml:space="preserve">            algo_func(test_arr)</w:t>
-            </w:r>
-          </w:p>
-          <w:p>
-            <w:pPr>
-              <w:spacing w:after="20"/>
-            </w:pPr>
-            <w:r>
-              <w:rPr>
-                <w:rFonts w:ascii="Courier New" w:cs="Courier New" w:eastAsia="Courier New" w:hAnsi="Courier New"/>
-                <w:sz w:val="18"/>
-                <w:szCs w:val="18"/>
-              </w:rPr>
-              <w:t xml:space="preserve">            elapsed = time.perf_counter() - start</w:t>
-            </w:r>
-          </w:p>
-          <w:p>
-            <w:pPr>
-              <w:spacing w:after="20"/>
-            </w:pPr>
-            <w:r>
-              <w:rPr>
-                <w:rFonts w:ascii="Courier New" w:cs="Courier New" w:eastAsia="Courier New" w:hAnsi="Courier New"/>
-                <w:sz w:val="18"/>
-                <w:szCs w:val="18"/>
-              </w:rPr>
-              <w:t xml:space="preserve">            times.append(elapsed)</w:t>
+              <w:t xml:space="preserve">def builtin_sort(arr):</w:t>
+            </w:r>
+          </w:p>
+          <w:p>
+            <w:pPr>
+              <w:spacing w:after="20"/>
+            </w:pPr>
+            <w:r>
+              <w:rPr>
+                <w:rFonts w:ascii="Courier New" w:cs="Courier New" w:eastAsia="Courier New" w:hAnsi="Courier New"/>
+                <w:sz w:val="18"/>
+                <w:szCs w:val="18"/>
+              </w:rPr>
+              <w:t xml:space="preserve">    return sorted(arr)</w:t>
             </w:r>
           </w:p>
           <w:p>
@@ -1389,84 +3208,6 @@
                 <w:sz w:val="18"/>
                 <w:szCs w:val="18"/>
               </w:rPr>
-              <w:t xml:space="preserve">        return {</w:t>
-            </w:r>
-          </w:p>
-          <w:p>
-            <w:pPr>
-              <w:spacing w:after="20"/>
-            </w:pPr>
-            <w:r>
-              <w:rPr>
-                <w:rFonts w:ascii="Courier New" w:cs="Courier New" w:eastAsia="Courier New" w:hAnsi="Courier New"/>
-                <w:sz w:val="18"/>
-                <w:szCs w:val="18"/>
-              </w:rPr>
-              <w:t xml:space="preserve">            'min': min(times),</w:t>
-            </w:r>
-          </w:p>
-          <w:p>
-            <w:pPr>
-              <w:spacing w:after="20"/>
-            </w:pPr>
-            <w:r>
-              <w:rPr>
-                <w:rFonts w:ascii="Courier New" w:cs="Courier New" w:eastAsia="Courier New" w:hAnsi="Courier New"/>
-                <w:sz w:val="18"/>
-                <w:szCs w:val="18"/>
-              </w:rPr>
-              <w:t xml:space="preserve">            'max': max(times),</w:t>
-            </w:r>
-          </w:p>
-          <w:p>
-            <w:pPr>
-              <w:spacing w:after="20"/>
-            </w:pPr>
-            <w:r>
-              <w:rPr>
-                <w:rFonts w:ascii="Courier New" w:cs="Courier New" w:eastAsia="Courier New" w:hAnsi="Courier New"/>
-                <w:sz w:val="18"/>
-                <w:szCs w:val="18"/>
-              </w:rPr>
-              <w:t xml:space="preserve">            'mean': mean(times),</w:t>
-            </w:r>
-          </w:p>
-          <w:p>
-            <w:pPr>
-              <w:spacing w:after="20"/>
-            </w:pPr>
-            <w:r>
-              <w:rPr>
-                <w:rFonts w:ascii="Courier New" w:cs="Courier New" w:eastAsia="Courier New" w:hAnsi="Courier New"/>
-                <w:sz w:val="18"/>
-                <w:szCs w:val="18"/>
-              </w:rPr>
-              <w:t xml:space="preserve">            'stdev': stdev(times) if len(times) &gt; 1 else 0</w:t>
-            </w:r>
-          </w:p>
-          <w:p>
-            <w:pPr>
-              <w:spacing w:after="20"/>
-            </w:pPr>
-            <w:r>
-              <w:rPr>
-                <w:rFonts w:ascii="Courier New" w:cs="Courier New" w:eastAsia="Courier New" w:hAnsi="Courier New"/>
-                <w:sz w:val="18"/>
-                <w:szCs w:val="18"/>
-              </w:rPr>
-              <w:t xml:space="preserve">        }</w:t>
-            </w:r>
-          </w:p>
-          <w:p>
-            <w:pPr>
-              <w:spacing w:after="20"/>
-            </w:pPr>
-            <w:r>
-              <w:rPr>
-                <w:rFonts w:ascii="Courier New" w:cs="Courier New" w:eastAsia="Courier New" w:hAnsi="Courier New"/>
-                <w:sz w:val="18"/>
-                <w:szCs w:val="18"/>
-              </w:rPr>
               <w:t xml:space="preserve"> </w:t>
             </w:r>
           </w:p>
@@ -1480,59 +3221,46 @@
                 <w:sz w:val="18"/>
                 <w:szCs w:val="18"/>
               </w:rPr>
-              <w:t xml:space="preserve">    def benchmark(self, algorithms, sizes, data_types):</w:t>
-            </w:r>
-          </w:p>
-          <w:p>
-            <w:pPr>
-              <w:spacing w:after="20"/>
-            </w:pPr>
-            <w:r>
-              <w:rPr>
-                <w:rFonts w:ascii="Courier New" w:cs="Courier New" w:eastAsia="Courier New" w:hAnsi="Courier New"/>
-                <w:sz w:val="18"/>
-                <w:szCs w:val="18"/>
-              </w:rPr>
-              <w:t xml:space="preserve">        """Run full benchmark suite."""</w:t>
-            </w:r>
-          </w:p>
-          <w:p>
-            <w:pPr>
-              <w:spacing w:after="20"/>
-            </w:pPr>
-            <w:r>
-              <w:rPr>
-                <w:rFonts w:ascii="Courier New" w:cs="Courier New" w:eastAsia="Courier New" w:hAnsi="Courier New"/>
-                <w:sz w:val="18"/>
-                <w:szCs w:val="18"/>
-              </w:rPr>
-              <w:t xml:space="preserve">        print("=" * 100)</w:t>
-            </w:r>
-          </w:p>
-          <w:p>
-            <w:pPr>
-              <w:spacing w:after="20"/>
-            </w:pPr>
-            <w:r>
-              <w:rPr>
-                <w:rFonts w:ascii="Courier New" w:cs="Courier New" w:eastAsia="Courier New" w:hAnsi="Courier New"/>
-                <w:sz w:val="18"/>
-                <w:szCs w:val="18"/>
-              </w:rPr>
-              <w:t xml:space="preserve">        print("COMPREHENSIVE SORTING ALGORITHM BENCHMARK")</w:t>
-            </w:r>
-          </w:p>
-          <w:p>
-            <w:pPr>
-              <w:spacing w:after="20"/>
-            </w:pPr>
-            <w:r>
-              <w:rPr>
-                <w:rFonts w:ascii="Courier New" w:cs="Courier New" w:eastAsia="Courier New" w:hAnsi="Courier New"/>
-                <w:sz w:val="18"/>
-                <w:szCs w:val="18"/>
-              </w:rPr>
-              <w:t xml:space="preserve">        print("=" * 100)</w:t>
+              <w:t xml:space="preserve">def count_operations(arr, algo_func):</w:t>
+            </w:r>
+          </w:p>
+          <w:p>
+            <w:pPr>
+              <w:spacing w:after="20"/>
+            </w:pPr>
+            <w:r>
+              <w:rPr>
+                <w:rFonts w:ascii="Courier New" w:cs="Courier New" w:eastAsia="Courier New" w:hAnsi="Courier New"/>
+                <w:sz w:val="18"/>
+                <w:szCs w:val="18"/>
+              </w:rPr>
+              <w:t xml:space="preserve">    """Count comparisons and assignments."""</w:t>
+            </w:r>
+          </w:p>
+          <w:p>
+            <w:pPr>
+              <w:spacing w:after="20"/>
+            </w:pPr>
+            <w:r>
+              <w:rPr>
+                <w:rFonts w:ascii="Courier New" w:cs="Courier New" w:eastAsia="Courier New" w:hAnsi="Courier New"/>
+                <w:sz w:val="18"/>
+                <w:szCs w:val="18"/>
+              </w:rPr>
+              <w:t xml:space="preserve">    comparisons = [0]</w:t>
+            </w:r>
+          </w:p>
+          <w:p>
+            <w:pPr>
+              <w:spacing w:after="20"/>
+            </w:pPr>
+            <w:r>
+              <w:rPr>
+                <w:rFonts w:ascii="Courier New" w:cs="Courier New" w:eastAsia="Courier New" w:hAnsi="Courier New"/>
+                <w:sz w:val="18"/>
+                <w:szCs w:val="18"/>
+              </w:rPr>
+              <w:t xml:space="preserve">    assignments = [0]</w:t>
             </w:r>
           </w:p>
           <w:p>
@@ -1558,33 +3286,20 @@
                 <w:sz w:val="18"/>
                 <w:szCs w:val="18"/>
               </w:rPr>
-              <w:t xml:space="preserve">        for size in sizes:</w:t>
-            </w:r>
-          </w:p>
-          <w:p>
-            <w:pPr>
-              <w:spacing w:after="20"/>
-            </w:pPr>
-            <w:r>
-              <w:rPr>
-                <w:rFonts w:ascii="Courier New" w:cs="Courier New" w:eastAsia="Courier New" w:hAnsi="Courier New"/>
-                <w:sz w:val="18"/>
-                <w:szCs w:val="18"/>
-              </w:rPr>
-              <w:t xml:space="preserve">            print(f"\nArray Size: {size:,} elements")</w:t>
-            </w:r>
-          </w:p>
-          <w:p>
-            <w:pPr>
-              <w:spacing w:after="20"/>
-            </w:pPr>
-            <w:r>
-              <w:rPr>
-                <w:rFonts w:ascii="Courier New" w:cs="Courier New" w:eastAsia="Courier New" w:hAnsi="Courier New"/>
-                <w:sz w:val="18"/>
-                <w:szCs w:val="18"/>
-              </w:rPr>
-              <w:t xml:space="preserve">            print("-" * 100)</w:t>
+              <w:t xml:space="preserve">    original_lt = int.__lt__</w:t>
+            </w:r>
+          </w:p>
+          <w:p>
+            <w:pPr>
+              <w:spacing w:after="20"/>
+            </w:pPr>
+            <w:r>
+              <w:rPr>
+                <w:rFonts w:ascii="Courier New" w:cs="Courier New" w:eastAsia="Courier New" w:hAnsi="Courier New"/>
+                <w:sz w:val="18"/>
+                <w:szCs w:val="18"/>
+              </w:rPr>
+              <w:t xml:space="preserve">    original_setitem = list.__setitem__</w:t>
             </w:r>
           </w:p>
           <w:p>
@@ -1610,20 +3325,33 @@
                 <w:sz w:val="18"/>
                 <w:szCs w:val="18"/>
               </w:rPr>
-              <w:t xml:space="preserve">            for data_type in data_types:</w:t>
-            </w:r>
-          </w:p>
-          <w:p>
-            <w:pPr>
-              <w:spacing w:after="20"/>
-            </w:pPr>
-            <w:r>
-              <w:rPr>
-                <w:rFonts w:ascii="Courier New" w:cs="Courier New" w:eastAsia="Courier New" w:hAnsi="Courier New"/>
-                <w:sz w:val="18"/>
-                <w:szCs w:val="18"/>
-              </w:rPr>
-              <w:t xml:space="preserve">                print(f"\n  {data_type.upper()} DATA:")</w:t>
+              <w:t xml:space="preserve">    def counting_lt(self, other):</w:t>
+            </w:r>
+          </w:p>
+          <w:p>
+            <w:pPr>
+              <w:spacing w:after="20"/>
+            </w:pPr>
+            <w:r>
+              <w:rPr>
+                <w:rFonts w:ascii="Courier New" w:cs="Courier New" w:eastAsia="Courier New" w:hAnsi="Courier New"/>
+                <w:sz w:val="18"/>
+                <w:szCs w:val="18"/>
+              </w:rPr>
+              <w:t xml:space="preserve">        comparisons[0] += 1</w:t>
+            </w:r>
+          </w:p>
+          <w:p>
+            <w:pPr>
+              <w:spacing w:after="20"/>
+            </w:pPr>
+            <w:r>
+              <w:rPr>
+                <w:rFonts w:ascii="Courier New" w:cs="Courier New" w:eastAsia="Courier New" w:hAnsi="Courier New"/>
+                <w:sz w:val="18"/>
+                <w:szCs w:val="18"/>
+              </w:rPr>
+              <w:t xml:space="preserve">        return original_lt(self, other)</w:t>
             </w:r>
           </w:p>
           <w:p>
@@ -1649,7 +3377,33 @@
                 <w:sz w:val="18"/>
                 <w:szCs w:val="18"/>
               </w:rPr>
-              <w:t xml:space="preserve">                arr = self.generate_test_data(size, data_type)</w:t>
+              <w:t xml:space="preserve">    # This is simplified; real counting is complex</w:t>
+            </w:r>
+          </w:p>
+          <w:p>
+            <w:pPr>
+              <w:spacing w:after="20"/>
+            </w:pPr>
+            <w:r>
+              <w:rPr>
+                <w:rFonts w:ascii="Courier New" w:cs="Courier New" w:eastAsia="Courier New" w:hAnsi="Courier New"/>
+                <w:sz w:val="18"/>
+                <w:szCs w:val="18"/>
+              </w:rPr>
+              <w:t xml:space="preserve">    algo_func(arr)</w:t>
+            </w:r>
+          </w:p>
+          <w:p>
+            <w:pPr>
+              <w:spacing w:after="20"/>
+            </w:pPr>
+            <w:r>
+              <w:rPr>
+                <w:rFonts w:ascii="Courier New" w:cs="Courier New" w:eastAsia="Courier New" w:hAnsi="Courier New"/>
+                <w:sz w:val="18"/>
+                <w:szCs w:val="18"/>
+              </w:rPr>
+              <w:t xml:space="preserve">    return comparisons[0]</w:t>
             </w:r>
           </w:p>
           <w:p>
@@ -1675,97 +3429,6 @@
                 <w:sz w:val="18"/>
                 <w:szCs w:val="18"/>
               </w:rPr>
-              <w:t xml:space="preserve">                for name, algo_func in algorithms:</w:t>
-            </w:r>
-          </w:p>
-          <w:p>
-            <w:pPr>
-              <w:spacing w:after="20"/>
-            </w:pPr>
-            <w:r>
-              <w:rPr>
-                <w:rFonts w:ascii="Courier New" w:cs="Courier New" w:eastAsia="Courier New" w:hAnsi="Courier New"/>
-                <w:sz w:val="18"/>
-                <w:szCs w:val="18"/>
-              </w:rPr>
-              <w:t xml:space="preserve">                    try:</w:t>
-            </w:r>
-          </w:p>
-          <w:p>
-            <w:pPr>
-              <w:spacing w:after="20"/>
-            </w:pPr>
-            <w:r>
-              <w:rPr>
-                <w:rFonts w:ascii="Courier New" w:cs="Courier New" w:eastAsia="Courier New" w:hAnsi="Courier New"/>
-                <w:sz w:val="18"/>
-                <w:szCs w:val="18"/>
-              </w:rPr>
-              <w:t xml:space="preserve">                        result = self.time_algorithm(algo_func, arr)</w:t>
-            </w:r>
-          </w:p>
-          <w:p>
-            <w:pPr>
-              <w:spacing w:after="20"/>
-            </w:pPr>
-            <w:r>
-              <w:rPr>
-                <w:rFonts w:ascii="Courier New" w:cs="Courier New" w:eastAsia="Courier New" w:hAnsi="Courier New"/>
-                <w:sz w:val="18"/>
-                <w:szCs w:val="18"/>
-              </w:rPr>
-              <w:t xml:space="preserve">                        print(f"    {name:20} | {result['mean']:.6f}s "</w:t>
-            </w:r>
-          </w:p>
-          <w:p>
-            <w:pPr>
-              <w:spacing w:after="20"/>
-            </w:pPr>
-            <w:r>
-              <w:rPr>
-                <w:rFonts w:ascii="Courier New" w:cs="Courier New" w:eastAsia="Courier New" w:hAnsi="Courier New"/>
-                <w:sz w:val="18"/>
-                <w:szCs w:val="18"/>
-              </w:rPr>
-              <w:t xml:space="preserve">                              f"(±{result['stdev']:.6f}s)")</w:t>
-            </w:r>
-          </w:p>
-          <w:p>
-            <w:pPr>
-              <w:spacing w:after="20"/>
-            </w:pPr>
-            <w:r>
-              <w:rPr>
-                <w:rFonts w:ascii="Courier New" w:cs="Courier New" w:eastAsia="Courier New" w:hAnsi="Courier New"/>
-                <w:sz w:val="18"/>
-                <w:szCs w:val="18"/>
-              </w:rPr>
-              <w:t xml:space="preserve">                    except Exception as e:</w:t>
-            </w:r>
-          </w:p>
-          <w:p>
-            <w:pPr>
-              <w:spacing w:after="20"/>
-            </w:pPr>
-            <w:r>
-              <w:rPr>
-                <w:rFonts w:ascii="Courier New" w:cs="Courier New" w:eastAsia="Courier New" w:hAnsi="Courier New"/>
-                <w:sz w:val="18"/>
-                <w:szCs w:val="18"/>
-              </w:rPr>
-              <w:t xml:space="preserve">                        print(f"    {name:20} | ERROR: {e}")</w:t>
-            </w:r>
-          </w:p>
-          <w:p>
-            <w:pPr>
-              <w:spacing w:after="20"/>
-            </w:pPr>
-            <w:r>
-              <w:rPr>
-                <w:rFonts w:ascii="Courier New" w:cs="Courier New" w:eastAsia="Courier New" w:hAnsi="Courier New"/>
-                <w:sz w:val="18"/>
-                <w:szCs w:val="18"/>
-              </w:rPr>
               <w:t xml:space="preserve"> </w:t>
             </w:r>
           </w:p>
@@ -1779,7 +3442,72 @@
                 <w:sz w:val="18"/>
                 <w:szCs w:val="18"/>
               </w:rPr>
-              <w:t xml:space="preserve"># Example algorithms for testing</w:t>
+              <w:t xml:space="preserve">def estimate_memory(algo_func, arr):</w:t>
+            </w:r>
+          </w:p>
+          <w:p>
+            <w:pPr>
+              <w:spacing w:after="20"/>
+            </w:pPr>
+            <w:r>
+              <w:rPr>
+                <w:rFonts w:ascii="Courier New" w:cs="Courier New" w:eastAsia="Courier New" w:hAnsi="Courier New"/>
+                <w:sz w:val="18"/>
+                <w:szCs w:val="18"/>
+              </w:rPr>
+              <w:t xml:space="preserve">    """Estimate extra memory used by algorithm."""</w:t>
+            </w:r>
+          </w:p>
+          <w:p>
+            <w:pPr>
+              <w:spacing w:after="20"/>
+            </w:pPr>
+            <w:r>
+              <w:rPr>
+                <w:rFonts w:ascii="Courier New" w:cs="Courier New" w:eastAsia="Courier New" w:hAnsi="Courier New"/>
+                <w:sz w:val="18"/>
+                <w:szCs w:val="18"/>
+              </w:rPr>
+              <w:t xml:space="preserve">    import sys</w:t>
+            </w:r>
+          </w:p>
+          <w:p>
+            <w:pPr>
+              <w:spacing w:after="20"/>
+            </w:pPr>
+            <w:r>
+              <w:rPr>
+                <w:rFonts w:ascii="Courier New" w:cs="Courier New" w:eastAsia="Courier New" w:hAnsi="Courier New"/>
+                <w:sz w:val="18"/>
+                <w:szCs w:val="18"/>
+              </w:rPr>
+              <w:t xml:space="preserve">    arr_size = sys.getsizeof(arr)</w:t>
+            </w:r>
+          </w:p>
+          <w:p>
+            <w:pPr>
+              <w:spacing w:after="20"/>
+            </w:pPr>
+            <w:r>
+              <w:rPr>
+                <w:rFonts w:ascii="Courier New" w:cs="Courier New" w:eastAsia="Courier New" w:hAnsi="Courier New"/>
+                <w:sz w:val="18"/>
+                <w:szCs w:val="18"/>
+              </w:rPr>
+              <w:t xml:space="preserve">    # Note: This is simplified; real memory profiling requires tools</w:t>
+            </w:r>
+          </w:p>
+          <w:p>
+            <w:pPr>
+              <w:spacing w:after="20"/>
+            </w:pPr>
+            <w:r>
+              <w:rPr>
+                <w:rFonts w:ascii="Courier New" w:cs="Courier New" w:eastAsia="Courier New" w:hAnsi="Courier New"/>
+                <w:sz w:val="18"/>
+                <w:szCs w:val="18"/>
+              </w:rPr>
+              <w:t xml:space="preserve">    return arr_size</w:t>
             </w:r>
           </w:p>
           <w:p>
@@ -1805,84 +3533,6 @@
                 <w:sz w:val="18"/>
                 <w:szCs w:val="18"/>
               </w:rPr>
-              <w:t xml:space="preserve">def bubble_sort(arr):</w:t>
-            </w:r>
-          </w:p>
-          <w:p>
-            <w:pPr>
-              <w:spacing w:after="20"/>
-            </w:pPr>
-            <w:r>
-              <w:rPr>
-                <w:rFonts w:ascii="Courier New" w:cs="Courier New" w:eastAsia="Courier New" w:hAnsi="Courier New"/>
-                <w:sz w:val="18"/>
-                <w:szCs w:val="18"/>
-              </w:rPr>
-              <w:t xml:space="preserve">    n = len(arr)</w:t>
-            </w:r>
-          </w:p>
-          <w:p>
-            <w:pPr>
-              <w:spacing w:after="20"/>
-            </w:pPr>
-            <w:r>
-              <w:rPr>
-                <w:rFonts w:ascii="Courier New" w:cs="Courier New" w:eastAsia="Courier New" w:hAnsi="Courier New"/>
-                <w:sz w:val="18"/>
-                <w:szCs w:val="18"/>
-              </w:rPr>
-              <w:t xml:space="preserve">    for i in range(n):</w:t>
-            </w:r>
-          </w:p>
-          <w:p>
-            <w:pPr>
-              <w:spacing w:after="20"/>
-            </w:pPr>
-            <w:r>
-              <w:rPr>
-                <w:rFonts w:ascii="Courier New" w:cs="Courier New" w:eastAsia="Courier New" w:hAnsi="Courier New"/>
-                <w:sz w:val="18"/>
-                <w:szCs w:val="18"/>
-              </w:rPr>
-              <w:t xml:space="preserve">        for j in range(0, n - i - 1):</w:t>
-            </w:r>
-          </w:p>
-          <w:p>
-            <w:pPr>
-              <w:spacing w:after="20"/>
-            </w:pPr>
-            <w:r>
-              <w:rPr>
-                <w:rFonts w:ascii="Courier New" w:cs="Courier New" w:eastAsia="Courier New" w:hAnsi="Courier New"/>
-                <w:sz w:val="18"/>
-                <w:szCs w:val="18"/>
-              </w:rPr>
-              <w:t xml:space="preserve">            if arr[j] &gt; arr[j + 1]:</w:t>
-            </w:r>
-          </w:p>
-          <w:p>
-            <w:pPr>
-              <w:spacing w:after="20"/>
-            </w:pPr>
-            <w:r>
-              <w:rPr>
-                <w:rFonts w:ascii="Courier New" w:cs="Courier New" w:eastAsia="Courier New" w:hAnsi="Courier New"/>
-                <w:sz w:val="18"/>
-                <w:szCs w:val="18"/>
-              </w:rPr>
-              <w:t xml:space="preserve">                arr[j], arr[j + 1] = arr[j + 1], arr[j]</w:t>
-            </w:r>
-          </w:p>
-          <w:p>
-            <w:pPr>
-              <w:spacing w:after="20"/>
-            </w:pPr>
-            <w:r>
-              <w:rPr>
-                <w:rFonts w:ascii="Courier New" w:cs="Courier New" w:eastAsia="Courier New" w:hAnsi="Courier New"/>
-                <w:sz w:val="18"/>
-                <w:szCs w:val="18"/>
-              </w:rPr>
               <w:t xml:space="preserve"> </w:t>
             </w:r>
           </w:p>
@@ -1896,98 +3546,33 @@
                 <w:sz w:val="18"/>
                 <w:szCs w:val="18"/>
               </w:rPr>
-              <w:t xml:space="preserve">def insertion_sort(arr):</w:t>
-            </w:r>
-          </w:p>
-          <w:p>
-            <w:pPr>
-              <w:spacing w:after="20"/>
-            </w:pPr>
-            <w:r>
-              <w:rPr>
-                <w:rFonts w:ascii="Courier New" w:cs="Courier New" w:eastAsia="Courier New" w:hAnsi="Courier New"/>
-                <w:sz w:val="18"/>
-                <w:szCs w:val="18"/>
-              </w:rPr>
-              <w:t xml:space="preserve">    for i in range(1, len(arr)):</w:t>
-            </w:r>
-          </w:p>
-          <w:p>
-            <w:pPr>
-              <w:spacing w:after="20"/>
-            </w:pPr>
-            <w:r>
-              <w:rPr>
-                <w:rFonts w:ascii="Courier New" w:cs="Courier New" w:eastAsia="Courier New" w:hAnsi="Courier New"/>
-                <w:sz w:val="18"/>
-                <w:szCs w:val="18"/>
-              </w:rPr>
-              <w:t xml:space="preserve">        key = arr[i]</w:t>
-            </w:r>
-          </w:p>
-          <w:p>
-            <w:pPr>
-              <w:spacing w:after="20"/>
-            </w:pPr>
-            <w:r>
-              <w:rPr>
-                <w:rFonts w:ascii="Courier New" w:cs="Courier New" w:eastAsia="Courier New" w:hAnsi="Courier New"/>
-                <w:sz w:val="18"/>
-                <w:szCs w:val="18"/>
-              </w:rPr>
-              <w:t xml:space="preserve">        j = i - 1</w:t>
-            </w:r>
-          </w:p>
-          <w:p>
-            <w:pPr>
-              <w:spacing w:after="20"/>
-            </w:pPr>
-            <w:r>
-              <w:rPr>
-                <w:rFonts w:ascii="Courier New" w:cs="Courier New" w:eastAsia="Courier New" w:hAnsi="Courier New"/>
-                <w:sz w:val="18"/>
-                <w:szCs w:val="18"/>
-              </w:rPr>
-              <w:t xml:space="preserve">        while j &gt;= 0 and arr[j] &gt; key:</w:t>
-            </w:r>
-          </w:p>
-          <w:p>
-            <w:pPr>
-              <w:spacing w:after="20"/>
-            </w:pPr>
-            <w:r>
-              <w:rPr>
-                <w:rFonts w:ascii="Courier New" w:cs="Courier New" w:eastAsia="Courier New" w:hAnsi="Courier New"/>
-                <w:sz w:val="18"/>
-                <w:szCs w:val="18"/>
-              </w:rPr>
-              <w:t xml:space="preserve">            arr[j + 1] = arr[j]</w:t>
-            </w:r>
-          </w:p>
-          <w:p>
-            <w:pPr>
-              <w:spacing w:after="20"/>
-            </w:pPr>
-            <w:r>
-              <w:rPr>
-                <w:rFonts w:ascii="Courier New" w:cs="Courier New" w:eastAsia="Courier New" w:hAnsi="Courier New"/>
-                <w:sz w:val="18"/>
-                <w:szCs w:val="18"/>
-              </w:rPr>
-              <w:t xml:space="preserve">            j -= 1</w:t>
-            </w:r>
-          </w:p>
-          <w:p>
-            <w:pPr>
-              <w:spacing w:after="20"/>
-            </w:pPr>
-            <w:r>
-              <w:rPr>
-                <w:rFonts w:ascii="Courier New" w:cs="Courier New" w:eastAsia="Courier New" w:hAnsi="Courier New"/>
-                <w:sz w:val="18"/>
-                <w:szCs w:val="18"/>
-              </w:rPr>
-              <w:t xml:space="preserve">        arr[j + 1] = key</w:t>
+              <w:t xml:space="preserve">def run_benchmarks():</w:t>
+            </w:r>
+          </w:p>
+          <w:p>
+            <w:pPr>
+              <w:spacing w:after="20"/>
+            </w:pPr>
+            <w:r>
+              <w:rPr>
+                <w:rFonts w:ascii="Courier New" w:cs="Courier New" w:eastAsia="Courier New" w:hAnsi="Courier New"/>
+                <w:sz w:val="18"/>
+                <w:szCs w:val="18"/>
+              </w:rPr>
+              <w:t xml:space="preserve">    """Execute full benchmark suite."""</w:t>
+            </w:r>
+          </w:p>
+          <w:p>
+            <w:pPr>
+              <w:spacing w:after="20"/>
+            </w:pPr>
+            <w:r>
+              <w:rPr>
+                <w:rFonts w:ascii="Courier New" w:cs="Courier New" w:eastAsia="Courier New" w:hAnsi="Courier New"/>
+                <w:sz w:val="18"/>
+                <w:szCs w:val="18"/>
+              </w:rPr>
+              <w:t xml:space="preserve">    suite = BenchmarkSuite()</w:t>
             </w:r>
           </w:p>
           <w:p>
@@ -2013,85 +3598,72 @@
                 <w:sz w:val="18"/>
                 <w:szCs w:val="18"/>
               </w:rPr>
-              <w:t xml:space="preserve">def merge_sort(arr):</w:t>
-            </w:r>
-          </w:p>
-          <w:p>
-            <w:pPr>
-              <w:spacing w:after="20"/>
-            </w:pPr>
-            <w:r>
-              <w:rPr>
-                <w:rFonts w:ascii="Courier New" w:cs="Courier New" w:eastAsia="Courier New" w:hAnsi="Courier New"/>
-                <w:sz w:val="18"/>
-                <w:szCs w:val="18"/>
-              </w:rPr>
-              <w:t xml:space="preserve">    if len(arr) &lt;= 1:</w:t>
-            </w:r>
-          </w:p>
-          <w:p>
-            <w:pPr>
-              <w:spacing w:after="20"/>
-            </w:pPr>
-            <w:r>
-              <w:rPr>
-                <w:rFonts w:ascii="Courier New" w:cs="Courier New" w:eastAsia="Courier New" w:hAnsi="Courier New"/>
-                <w:sz w:val="18"/>
-                <w:szCs w:val="18"/>
-              </w:rPr>
-              <w:t xml:space="preserve">        return arr</w:t>
-            </w:r>
-          </w:p>
-          <w:p>
-            <w:pPr>
-              <w:spacing w:after="20"/>
-            </w:pPr>
-            <w:r>
-              <w:rPr>
-                <w:rFonts w:ascii="Courier New" w:cs="Courier New" w:eastAsia="Courier New" w:hAnsi="Courier New"/>
-                <w:sz w:val="18"/>
-                <w:szCs w:val="18"/>
-              </w:rPr>
-              <w:t xml:space="preserve">    mid = len(arr) // 2</w:t>
-            </w:r>
-          </w:p>
-          <w:p>
-            <w:pPr>
-              <w:spacing w:after="20"/>
-            </w:pPr>
-            <w:r>
-              <w:rPr>
-                <w:rFonts w:ascii="Courier New" w:cs="Courier New" w:eastAsia="Courier New" w:hAnsi="Courier New"/>
-                <w:sz w:val="18"/>
-                <w:szCs w:val="18"/>
-              </w:rPr>
-              <w:t xml:space="preserve">    left = merge_sort(arr[:mid])</w:t>
-            </w:r>
-          </w:p>
-          <w:p>
-            <w:pPr>
-              <w:spacing w:after="20"/>
-            </w:pPr>
-            <w:r>
-              <w:rPr>
-                <w:rFonts w:ascii="Courier New" w:cs="Courier New" w:eastAsia="Courier New" w:hAnsi="Courier New"/>
-                <w:sz w:val="18"/>
-                <w:szCs w:val="18"/>
-              </w:rPr>
-              <w:t xml:space="preserve">    right = merge_sort(arr[mid:])</w:t>
-            </w:r>
-          </w:p>
-          <w:p>
-            <w:pPr>
-              <w:spacing w:after="20"/>
-            </w:pPr>
-            <w:r>
-              <w:rPr>
-                <w:rFonts w:ascii="Courier New" w:cs="Courier New" w:eastAsia="Courier New" w:hAnsi="Courier New"/>
-                <w:sz w:val="18"/>
-                <w:szCs w:val="18"/>
-              </w:rPr>
-              <w:t xml:space="preserve">    return merge(left, right)</w:t>
+              <w:t xml:space="preserve">    algorithms = [</w:t>
+            </w:r>
+          </w:p>
+          <w:p>
+            <w:pPr>
+              <w:spacing w:after="20"/>
+            </w:pPr>
+            <w:r>
+              <w:rPr>
+                <w:rFonts w:ascii="Courier New" w:cs="Courier New" w:eastAsia="Courier New" w:hAnsi="Courier New"/>
+                <w:sz w:val="18"/>
+                <w:szCs w:val="18"/>
+              </w:rPr>
+              <w:t xml:space="preserve">        ('Insertion Sort', insertion_sort),</w:t>
+            </w:r>
+          </w:p>
+          <w:p>
+            <w:pPr>
+              <w:spacing w:after="20"/>
+            </w:pPr>
+            <w:r>
+              <w:rPr>
+                <w:rFonts w:ascii="Courier New" w:cs="Courier New" w:eastAsia="Courier New" w:hAnsi="Courier New"/>
+                <w:sz w:val="18"/>
+                <w:szCs w:val="18"/>
+              </w:rPr>
+              <w:t xml:space="preserve">        ('Merge Sort', merge_sort),</w:t>
+            </w:r>
+          </w:p>
+          <w:p>
+            <w:pPr>
+              <w:spacing w:after="20"/>
+            </w:pPr>
+            <w:r>
+              <w:rPr>
+                <w:rFonts w:ascii="Courier New" w:cs="Courier New" w:eastAsia="Courier New" w:hAnsi="Courier New"/>
+                <w:sz w:val="18"/>
+                <w:szCs w:val="18"/>
+              </w:rPr>
+              <w:t xml:space="preserve">        ('Quick Sort', quick_sort),</w:t>
+            </w:r>
+          </w:p>
+          <w:p>
+            <w:pPr>
+              <w:spacing w:after="20"/>
+            </w:pPr>
+            <w:r>
+              <w:rPr>
+                <w:rFonts w:ascii="Courier New" w:cs="Courier New" w:eastAsia="Courier New" w:hAnsi="Courier New"/>
+                <w:sz w:val="18"/>
+                <w:szCs w:val="18"/>
+              </w:rPr>
+              <w:t xml:space="preserve">        ('Built-in Sort', builtin_sort),</w:t>
+            </w:r>
+          </w:p>
+          <w:p>
+            <w:pPr>
+              <w:spacing w:after="20"/>
+            </w:pPr>
+            <w:r>
+              <w:rPr>
+                <w:rFonts w:ascii="Courier New" w:cs="Courier New" w:eastAsia="Courier New" w:hAnsi="Courier New"/>
+                <w:sz w:val="18"/>
+                <w:szCs w:val="18"/>
+              </w:rPr>
+              <w:t xml:space="preserve">    ]</w:t>
             </w:r>
           </w:p>
           <w:p>
@@ -2117,163 +3689,72 @@
                 <w:sz w:val="18"/>
                 <w:szCs w:val="18"/>
               </w:rPr>
-              <w:t xml:space="preserve">def merge(left, right):</w:t>
-            </w:r>
-          </w:p>
-          <w:p>
-            <w:pPr>
-              <w:spacing w:after="20"/>
-            </w:pPr>
-            <w:r>
-              <w:rPr>
-                <w:rFonts w:ascii="Courier New" w:cs="Courier New" w:eastAsia="Courier New" w:hAnsi="Courier New"/>
-                <w:sz w:val="18"/>
-                <w:szCs w:val="18"/>
-              </w:rPr>
-              <w:t xml:space="preserve">    result = []</w:t>
-            </w:r>
-          </w:p>
-          <w:p>
-            <w:pPr>
-              <w:spacing w:after="20"/>
-            </w:pPr>
-            <w:r>
-              <w:rPr>
-                <w:rFonts w:ascii="Courier New" w:cs="Courier New" w:eastAsia="Courier New" w:hAnsi="Courier New"/>
-                <w:sz w:val="18"/>
-                <w:szCs w:val="18"/>
-              </w:rPr>
-              <w:t xml:space="preserve">    i = j = 0</w:t>
-            </w:r>
-          </w:p>
-          <w:p>
-            <w:pPr>
-              <w:spacing w:after="20"/>
-            </w:pPr>
-            <w:r>
-              <w:rPr>
-                <w:rFonts w:ascii="Courier New" w:cs="Courier New" w:eastAsia="Courier New" w:hAnsi="Courier New"/>
-                <w:sz w:val="18"/>
-                <w:szCs w:val="18"/>
-              </w:rPr>
-              <w:t xml:space="preserve">    while i &lt; len(left) and j &lt; len(right):</w:t>
-            </w:r>
-          </w:p>
-          <w:p>
-            <w:pPr>
-              <w:spacing w:after="20"/>
-            </w:pPr>
-            <w:r>
-              <w:rPr>
-                <w:rFonts w:ascii="Courier New" w:cs="Courier New" w:eastAsia="Courier New" w:hAnsi="Courier New"/>
-                <w:sz w:val="18"/>
-                <w:szCs w:val="18"/>
-              </w:rPr>
-              <w:t xml:space="preserve">        if left[i] &lt;= right[j]:</w:t>
-            </w:r>
-          </w:p>
-          <w:p>
-            <w:pPr>
-              <w:spacing w:after="20"/>
-            </w:pPr>
-            <w:r>
-              <w:rPr>
-                <w:rFonts w:ascii="Courier New" w:cs="Courier New" w:eastAsia="Courier New" w:hAnsi="Courier New"/>
-                <w:sz w:val="18"/>
-                <w:szCs w:val="18"/>
-              </w:rPr>
-              <w:t xml:space="preserve">            result.append(left[i])</w:t>
-            </w:r>
-          </w:p>
-          <w:p>
-            <w:pPr>
-              <w:spacing w:after="20"/>
-            </w:pPr>
-            <w:r>
-              <w:rPr>
-                <w:rFonts w:ascii="Courier New" w:cs="Courier New" w:eastAsia="Courier New" w:hAnsi="Courier New"/>
-                <w:sz w:val="18"/>
-                <w:szCs w:val="18"/>
-              </w:rPr>
-              <w:t xml:space="preserve">            i += 1</w:t>
-            </w:r>
-          </w:p>
-          <w:p>
-            <w:pPr>
-              <w:spacing w:after="20"/>
-            </w:pPr>
-            <w:r>
-              <w:rPr>
-                <w:rFonts w:ascii="Courier New" w:cs="Courier New" w:eastAsia="Courier New" w:hAnsi="Courier New"/>
-                <w:sz w:val="18"/>
-                <w:szCs w:val="18"/>
-              </w:rPr>
-              <w:t xml:space="preserve">        else:</w:t>
-            </w:r>
-          </w:p>
-          <w:p>
-            <w:pPr>
-              <w:spacing w:after="20"/>
-            </w:pPr>
-            <w:r>
-              <w:rPr>
-                <w:rFonts w:ascii="Courier New" w:cs="Courier New" w:eastAsia="Courier New" w:hAnsi="Courier New"/>
-                <w:sz w:val="18"/>
-                <w:szCs w:val="18"/>
-              </w:rPr>
-              <w:t xml:space="preserve">            result.append(right[j])</w:t>
-            </w:r>
-          </w:p>
-          <w:p>
-            <w:pPr>
-              <w:spacing w:after="20"/>
-            </w:pPr>
-            <w:r>
-              <w:rPr>
-                <w:rFonts w:ascii="Courier New" w:cs="Courier New" w:eastAsia="Courier New" w:hAnsi="Courier New"/>
-                <w:sz w:val="18"/>
-                <w:szCs w:val="18"/>
-              </w:rPr>
-              <w:t xml:space="preserve">            j += 1</w:t>
-            </w:r>
-          </w:p>
-          <w:p>
-            <w:pPr>
-              <w:spacing w:after="20"/>
-            </w:pPr>
-            <w:r>
-              <w:rPr>
-                <w:rFonts w:ascii="Courier New" w:cs="Courier New" w:eastAsia="Courier New" w:hAnsi="Courier New"/>
-                <w:sz w:val="18"/>
-                <w:szCs w:val="18"/>
-              </w:rPr>
-              <w:t xml:space="preserve">    result.extend(left[i:])</w:t>
-            </w:r>
-          </w:p>
-          <w:p>
-            <w:pPr>
-              <w:spacing w:after="20"/>
-            </w:pPr>
-            <w:r>
-              <w:rPr>
-                <w:rFonts w:ascii="Courier New" w:cs="Courier New" w:eastAsia="Courier New" w:hAnsi="Courier New"/>
-                <w:sz w:val="18"/>
-                <w:szCs w:val="18"/>
-              </w:rPr>
-              <w:t xml:space="preserve">    result.extend(right[j:])</w:t>
-            </w:r>
-          </w:p>
-          <w:p>
-            <w:pPr>
-              <w:spacing w:after="20"/>
-            </w:pPr>
-            <w:r>
-              <w:rPr>
-                <w:rFonts w:ascii="Courier New" w:cs="Courier New" w:eastAsia="Courier New" w:hAnsi="Courier New"/>
-                <w:sz w:val="18"/>
-                <w:szCs w:val="18"/>
-              </w:rPr>
-              <w:t xml:space="preserve">    return result</w:t>
+              <w:t xml:space="preserve">    # Limit bubble sort to small sizes (it's slow!)</w:t>
+            </w:r>
+          </w:p>
+          <w:p>
+            <w:pPr>
+              <w:spacing w:after="20"/>
+            </w:pPr>
+            <w:r>
+              <w:rPr>
+                <w:rFonts w:ascii="Courier New" w:cs="Courier New" w:eastAsia="Courier New" w:hAnsi="Courier New"/>
+                <w:sz w:val="18"/>
+                <w:szCs w:val="18"/>
+              </w:rPr>
+              <w:t xml:space="preserve">    small_algorithms = [</w:t>
+            </w:r>
+          </w:p>
+          <w:p>
+            <w:pPr>
+              <w:spacing w:after="20"/>
+            </w:pPr>
+            <w:r>
+              <w:rPr>
+                <w:rFonts w:ascii="Courier New" w:cs="Courier New" w:eastAsia="Courier New" w:hAnsi="Courier New"/>
+                <w:sz w:val="18"/>
+                <w:szCs w:val="18"/>
+              </w:rPr>
+              <w:t xml:space="preserve">        ('Bubble Sort', bubble_sort),</w:t>
+            </w:r>
+          </w:p>
+          <w:p>
+            <w:pPr>
+              <w:spacing w:after="20"/>
+            </w:pPr>
+            <w:r>
+              <w:rPr>
+                <w:rFonts w:ascii="Courier New" w:cs="Courier New" w:eastAsia="Courier New" w:hAnsi="Courier New"/>
+                <w:sz w:val="18"/>
+                <w:szCs w:val="18"/>
+              </w:rPr>
+              <w:t xml:space="preserve">        ('Insertion Sort', insertion_sort),</w:t>
+            </w:r>
+          </w:p>
+          <w:p>
+            <w:pPr>
+              <w:spacing w:after="20"/>
+            </w:pPr>
+            <w:r>
+              <w:rPr>
+                <w:rFonts w:ascii="Courier New" w:cs="Courier New" w:eastAsia="Courier New" w:hAnsi="Courier New"/>
+                <w:sz w:val="18"/>
+                <w:szCs w:val="18"/>
+              </w:rPr>
+              <w:t xml:space="preserve">        ('Built-in Sort', builtin_sort),</w:t>
+            </w:r>
+          </w:p>
+          <w:p>
+            <w:pPr>
+              <w:spacing w:after="20"/>
+            </w:pPr>
+            <w:r>
+              <w:rPr>
+                <w:rFonts w:ascii="Courier New" w:cs="Courier New" w:eastAsia="Courier New" w:hAnsi="Courier New"/>
+                <w:sz w:val="18"/>
+                <w:szCs w:val="18"/>
+              </w:rPr>
+              <w:t xml:space="preserve">    ]</w:t>
             </w:r>
           </w:p>
           <w:p>
@@ -2299,85 +3780,33 @@
                 <w:sz w:val="18"/>
                 <w:szCs w:val="18"/>
               </w:rPr>
-              <w:t xml:space="preserve">def quick_sort(arr):</w:t>
-            </w:r>
-          </w:p>
-          <w:p>
-            <w:pPr>
-              <w:spacing w:after="20"/>
-            </w:pPr>
-            <w:r>
-              <w:rPr>
-                <w:rFonts w:ascii="Courier New" w:cs="Courier New" w:eastAsia="Courier New" w:hAnsi="Courier New"/>
-                <w:sz w:val="18"/>
-                <w:szCs w:val="18"/>
-              </w:rPr>
-              <w:t xml:space="preserve">    if len(arr) &lt;= 1:</w:t>
-            </w:r>
-          </w:p>
-          <w:p>
-            <w:pPr>
-              <w:spacing w:after="20"/>
-            </w:pPr>
-            <w:r>
-              <w:rPr>
-                <w:rFonts w:ascii="Courier New" w:cs="Courier New" w:eastAsia="Courier New" w:hAnsi="Courier New"/>
-                <w:sz w:val="18"/>
-                <w:szCs w:val="18"/>
-              </w:rPr>
-              <w:t xml:space="preserve">        return arr</w:t>
-            </w:r>
-          </w:p>
-          <w:p>
-            <w:pPr>
-              <w:spacing w:after="20"/>
-            </w:pPr>
-            <w:r>
-              <w:rPr>
-                <w:rFonts w:ascii="Courier New" w:cs="Courier New" w:eastAsia="Courier New" w:hAnsi="Courier New"/>
-                <w:sz w:val="18"/>
-                <w:szCs w:val="18"/>
-              </w:rPr>
-              <w:t xml:space="preserve">    pivot = arr[random.randint(0, len(arr) - 1)]</w:t>
-            </w:r>
-          </w:p>
-          <w:p>
-            <w:pPr>
-              <w:spacing w:after="20"/>
-            </w:pPr>
-            <w:r>
-              <w:rPr>
-                <w:rFonts w:ascii="Courier New" w:cs="Courier New" w:eastAsia="Courier New" w:hAnsi="Courier New"/>
-                <w:sz w:val="18"/>
-                <w:szCs w:val="18"/>
-              </w:rPr>
-              <w:t xml:space="preserve">    return quick_sort([x for x in arr if x &lt; pivot]) + \</w:t>
-            </w:r>
-          </w:p>
-          <w:p>
-            <w:pPr>
-              <w:spacing w:after="20"/>
-            </w:pPr>
-            <w:r>
-              <w:rPr>
-                <w:rFonts w:ascii="Courier New" w:cs="Courier New" w:eastAsia="Courier New" w:hAnsi="Courier New"/>
-                <w:sz w:val="18"/>
-                <w:szCs w:val="18"/>
-              </w:rPr>
-              <w:t xml:space="preserve">           [x for x in arr if x == pivot] + \</w:t>
-            </w:r>
-          </w:p>
-          <w:p>
-            <w:pPr>
-              <w:spacing w:after="20"/>
-            </w:pPr>
-            <w:r>
-              <w:rPr>
-                <w:rFonts w:ascii="Courier New" w:cs="Courier New" w:eastAsia="Courier New" w:hAnsi="Courier New"/>
-                <w:sz w:val="18"/>
-                <w:szCs w:val="18"/>
-              </w:rPr>
-              <w:t xml:space="preserve">           quick_sort([x for x in arr if x &gt; pivot])</w:t>
+              <w:t xml:space="preserve">    # Benchmark small arrays</w:t>
+            </w:r>
+          </w:p>
+          <w:p>
+            <w:pPr>
+              <w:spacing w:after="20"/>
+            </w:pPr>
+            <w:r>
+              <w:rPr>
+                <w:rFonts w:ascii="Courier New" w:cs="Courier New" w:eastAsia="Courier New" w:hAnsi="Courier New"/>
+                <w:sz w:val="18"/>
+                <w:szCs w:val="18"/>
+              </w:rPr>
+              <w:t xml:space="preserve">    print("\nSMALL ARRAYS (Bubble sort included):")</w:t>
+            </w:r>
+          </w:p>
+          <w:p>
+            <w:pPr>
+              <w:spacing w:after="20"/>
+            </w:pPr>
+            <w:r>
+              <w:rPr>
+                <w:rFonts w:ascii="Courier New" w:cs="Courier New" w:eastAsia="Courier New" w:hAnsi="Courier New"/>
+                <w:sz w:val="18"/>
+                <w:szCs w:val="18"/>
+              </w:rPr>
+              <w:t xml:space="preserve">    suite.benchmark(small_algorithms, [50, 100, 200], ['random'])</w:t>
             </w:r>
           </w:p>
           <w:p>
@@ -2403,20 +3832,59 @@
                 <w:sz w:val="18"/>
                 <w:szCs w:val="18"/>
               </w:rPr>
-              <w:t xml:space="preserve">def builtin_sort(arr):</w:t>
-            </w:r>
-          </w:p>
-          <w:p>
-            <w:pPr>
-              <w:spacing w:after="20"/>
-            </w:pPr>
-            <w:r>
-              <w:rPr>
-                <w:rFonts w:ascii="Courier New" w:cs="Courier New" w:eastAsia="Courier New" w:hAnsi="Courier New"/>
-                <w:sz w:val="18"/>
-                <w:szCs w:val="18"/>
-              </w:rPr>
-              <w:t xml:space="preserve">    return sorted(arr)</w:t>
+              <w:t xml:space="preserve">    # Benchmark large arrays</w:t>
+            </w:r>
+          </w:p>
+          <w:p>
+            <w:pPr>
+              <w:spacing w:after="20"/>
+            </w:pPr>
+            <w:r>
+              <w:rPr>
+                <w:rFonts w:ascii="Courier New" w:cs="Courier New" w:eastAsia="Courier New" w:hAnsi="Courier New"/>
+                <w:sz w:val="18"/>
+                <w:szCs w:val="18"/>
+              </w:rPr>
+              <w:t xml:space="preserve">    print("\n" + "=" * 100)</w:t>
+            </w:r>
+          </w:p>
+          <w:p>
+            <w:pPr>
+              <w:spacing w:after="20"/>
+            </w:pPr>
+            <w:r>
+              <w:rPr>
+                <w:rFonts w:ascii="Courier New" w:cs="Courier New" w:eastAsia="Courier New" w:hAnsi="Courier New"/>
+                <w:sz w:val="18"/>
+                <w:szCs w:val="18"/>
+              </w:rPr>
+              <w:t xml:space="preserve">    print("LARGE ARRAYS (Bubble sort skipped):")</w:t>
+            </w:r>
+          </w:p>
+          <w:p>
+            <w:pPr>
+              <w:spacing w:after="20"/>
+            </w:pPr>
+            <w:r>
+              <w:rPr>
+                <w:rFonts w:ascii="Courier New" w:cs="Courier New" w:eastAsia="Courier New" w:hAnsi="Courier New"/>
+                <w:sz w:val="18"/>
+                <w:szCs w:val="18"/>
+              </w:rPr>
+              <w:t xml:space="preserve">    suite.benchmark(algorithms, [1000, 5000, 10000],</w:t>
+            </w:r>
+          </w:p>
+          <w:p>
+            <w:pPr>
+              <w:spacing w:after="20"/>
+            </w:pPr>
+            <w:r>
+              <w:rPr>
+                <w:rFonts w:ascii="Courier New" w:cs="Courier New" w:eastAsia="Courier New" w:hAnsi="Courier New"/>
+                <w:sz w:val="18"/>
+                <w:szCs w:val="18"/>
+              </w:rPr>
+              <w:t xml:space="preserve">                   ['random', 'sorted', 'reverse', 'nearly_sorted'])</w:t>
             </w:r>
           </w:p>
           <w:p>
@@ -2442,709 +3910,7 @@
                 <w:sz w:val="18"/>
                 <w:szCs w:val="18"/>
               </w:rPr>
-              <w:t xml:space="preserve"># Counting operations</w:t>
-            </w:r>
-          </w:p>
-          <w:p>
-            <w:pPr>
-              <w:spacing w:after="20"/>
-            </w:pPr>
-            <w:r>
-              <w:rPr>
-                <w:rFonts w:ascii="Courier New" w:cs="Courier New" w:eastAsia="Courier New" w:hAnsi="Courier New"/>
-                <w:sz w:val="18"/>
-                <w:szCs w:val="18"/>
-              </w:rPr>
-              <w:t xml:space="preserve">def count_operations(arr, algo_func):</w:t>
-            </w:r>
-          </w:p>
-          <w:p>
-            <w:pPr>
-              <w:spacing w:after="20"/>
-            </w:pPr>
-            <w:r>
-              <w:rPr>
-                <w:rFonts w:ascii="Courier New" w:cs="Courier New" w:eastAsia="Courier New" w:hAnsi="Courier New"/>
-                <w:sz w:val="18"/>
-                <w:szCs w:val="18"/>
-              </w:rPr>
-              <w:t xml:space="preserve">    """Count comparisons and assignments."""</w:t>
-            </w:r>
-          </w:p>
-          <w:p>
-            <w:pPr>
-              <w:spacing w:after="20"/>
-            </w:pPr>
-            <w:r>
-              <w:rPr>
-                <w:rFonts w:ascii="Courier New" w:cs="Courier New" w:eastAsia="Courier New" w:hAnsi="Courier New"/>
-                <w:sz w:val="18"/>
-                <w:szCs w:val="18"/>
-              </w:rPr>
-              <w:t xml:space="preserve">    comparisons = [0]</w:t>
-            </w:r>
-          </w:p>
-          <w:p>
-            <w:pPr>
-              <w:spacing w:after="20"/>
-            </w:pPr>
-            <w:r>
-              <w:rPr>
-                <w:rFonts w:ascii="Courier New" w:cs="Courier New" w:eastAsia="Courier New" w:hAnsi="Courier New"/>
-                <w:sz w:val="18"/>
-                <w:szCs w:val="18"/>
-              </w:rPr>
-              <w:t xml:space="preserve">    assignments = [0]</w:t>
-            </w:r>
-          </w:p>
-          <w:p>
-            <w:pPr>
-              <w:spacing w:after="20"/>
-            </w:pPr>
-            <w:r>
-              <w:rPr>
-                <w:rFonts w:ascii="Courier New" w:cs="Courier New" w:eastAsia="Courier New" w:hAnsi="Courier New"/>
-                <w:sz w:val="18"/>
-                <w:szCs w:val="18"/>
-              </w:rPr>
               <w:t xml:space="preserve"> </w:t>
-            </w:r>
-          </w:p>
-          <w:p>
-            <w:pPr>
-              <w:spacing w:after="20"/>
-            </w:pPr>
-            <w:r>
-              <w:rPr>
-                <w:rFonts w:ascii="Courier New" w:cs="Courier New" w:eastAsia="Courier New" w:hAnsi="Courier New"/>
-                <w:sz w:val="18"/>
-                <w:szCs w:val="18"/>
-              </w:rPr>
-              <w:t xml:space="preserve">    original_lt = int.__lt__</w:t>
-            </w:r>
-          </w:p>
-          <w:p>
-            <w:pPr>
-              <w:spacing w:after="20"/>
-            </w:pPr>
-            <w:r>
-              <w:rPr>
-                <w:rFonts w:ascii="Courier New" w:cs="Courier New" w:eastAsia="Courier New" w:hAnsi="Courier New"/>
-                <w:sz w:val="18"/>
-                <w:szCs w:val="18"/>
-              </w:rPr>
-              <w:t xml:space="preserve">    original_setitem = list.__setitem__</w:t>
-            </w:r>
-          </w:p>
-          <w:p>
-            <w:pPr>
-              <w:spacing w:after="20"/>
-            </w:pPr>
-            <w:r>
-              <w:rPr>
-                <w:rFonts w:ascii="Courier New" w:cs="Courier New" w:eastAsia="Courier New" w:hAnsi="Courier New"/>
-                <w:sz w:val="18"/>
-                <w:szCs w:val="18"/>
-              </w:rPr>
-              <w:t xml:space="preserve"> </w:t>
-            </w:r>
-          </w:p>
-          <w:p>
-            <w:pPr>
-              <w:spacing w:after="20"/>
-            </w:pPr>
-            <w:r>
-              <w:rPr>
-                <w:rFonts w:ascii="Courier New" w:cs="Courier New" w:eastAsia="Courier New" w:hAnsi="Courier New"/>
-                <w:sz w:val="18"/>
-                <w:szCs w:val="18"/>
-              </w:rPr>
-              <w:t xml:space="preserve">    def counting_lt(self, other):</w:t>
-            </w:r>
-          </w:p>
-          <w:p>
-            <w:pPr>
-              <w:spacing w:after="20"/>
-            </w:pPr>
-            <w:r>
-              <w:rPr>
-                <w:rFonts w:ascii="Courier New" w:cs="Courier New" w:eastAsia="Courier New" w:hAnsi="Courier New"/>
-                <w:sz w:val="18"/>
-                <w:szCs w:val="18"/>
-              </w:rPr>
-              <w:t xml:space="preserve">        comparisons[0] += 1</w:t>
-            </w:r>
-          </w:p>
-          <w:p>
-            <w:pPr>
-              <w:spacing w:after="20"/>
-            </w:pPr>
-            <w:r>
-              <w:rPr>
-                <w:rFonts w:ascii="Courier New" w:cs="Courier New" w:eastAsia="Courier New" w:hAnsi="Courier New"/>
-                <w:sz w:val="18"/>
-                <w:szCs w:val="18"/>
-              </w:rPr>
-              <w:t xml:space="preserve">        return original_lt(self, other)</w:t>
-            </w:r>
-          </w:p>
-          <w:p>
-            <w:pPr>
-              <w:spacing w:after="20"/>
-            </w:pPr>
-            <w:r>
-              <w:rPr>
-                <w:rFonts w:ascii="Courier New" w:cs="Courier New" w:eastAsia="Courier New" w:hAnsi="Courier New"/>
-                <w:sz w:val="18"/>
-                <w:szCs w:val="18"/>
-              </w:rPr>
-              <w:t xml:space="preserve"> </w:t>
-            </w:r>
-          </w:p>
-          <w:p>
-            <w:pPr>
-              <w:spacing w:after="20"/>
-            </w:pPr>
-            <w:r>
-              <w:rPr>
-                <w:rFonts w:ascii="Courier New" w:cs="Courier New" w:eastAsia="Courier New" w:hAnsi="Courier New"/>
-                <w:sz w:val="18"/>
-                <w:szCs w:val="18"/>
-              </w:rPr>
-              <w:t xml:space="preserve">    # This is simplified; real counting is complex</w:t>
-            </w:r>
-          </w:p>
-          <w:p>
-            <w:pPr>
-              <w:spacing w:after="20"/>
-            </w:pPr>
-            <w:r>
-              <w:rPr>
-                <w:rFonts w:ascii="Courier New" w:cs="Courier New" w:eastAsia="Courier New" w:hAnsi="Courier New"/>
-                <w:sz w:val="18"/>
-                <w:szCs w:val="18"/>
-              </w:rPr>
-              <w:t xml:space="preserve">    algo_func(arr)</w:t>
-            </w:r>
-          </w:p>
-          <w:p>
-            <w:pPr>
-              <w:spacing w:after="20"/>
-            </w:pPr>
-            <w:r>
-              <w:rPr>
-                <w:rFonts w:ascii="Courier New" w:cs="Courier New" w:eastAsia="Courier New" w:hAnsi="Courier New"/>
-                <w:sz w:val="18"/>
-                <w:szCs w:val="18"/>
-              </w:rPr>
-              <w:t xml:space="preserve">    return comparisons[0]</w:t>
-            </w:r>
-          </w:p>
-          <w:p>
-            <w:pPr>
-              <w:spacing w:after="20"/>
-            </w:pPr>
-            <w:r>
-              <w:rPr>
-                <w:rFonts w:ascii="Courier New" w:cs="Courier New" w:eastAsia="Courier New" w:hAnsi="Courier New"/>
-                <w:sz w:val="18"/>
-                <w:szCs w:val="18"/>
-              </w:rPr>
-              <w:t xml:space="preserve"> </w:t>
-            </w:r>
-          </w:p>
-          <w:p>
-            <w:pPr>
-              <w:spacing w:after="20"/>
-            </w:pPr>
-            <w:r>
-              <w:rPr>
-                <w:rFonts w:ascii="Courier New" w:cs="Courier New" w:eastAsia="Courier New" w:hAnsi="Courier New"/>
-                <w:sz w:val="18"/>
-                <w:szCs w:val="18"/>
-              </w:rPr>
-              <w:t xml:space="preserve"># Memory usage tracking</w:t>
-            </w:r>
-          </w:p>
-          <w:p>
-            <w:pPr>
-              <w:spacing w:after="20"/>
-            </w:pPr>
-            <w:r>
-              <w:rPr>
-                <w:rFonts w:ascii="Courier New" w:cs="Courier New" w:eastAsia="Courier New" w:hAnsi="Courier New"/>
-                <w:sz w:val="18"/>
-                <w:szCs w:val="18"/>
-              </w:rPr>
-              <w:t xml:space="preserve">def estimate_memory(algo_func, arr):</w:t>
-            </w:r>
-          </w:p>
-          <w:p>
-            <w:pPr>
-              <w:spacing w:after="20"/>
-            </w:pPr>
-            <w:r>
-              <w:rPr>
-                <w:rFonts w:ascii="Courier New" w:cs="Courier New" w:eastAsia="Courier New" w:hAnsi="Courier New"/>
-                <w:sz w:val="18"/>
-                <w:szCs w:val="18"/>
-              </w:rPr>
-              <w:t xml:space="preserve">    """Estimate extra memory used by algorithm."""</w:t>
-            </w:r>
-          </w:p>
-          <w:p>
-            <w:pPr>
-              <w:spacing w:after="20"/>
-            </w:pPr>
-            <w:r>
-              <w:rPr>
-                <w:rFonts w:ascii="Courier New" w:cs="Courier New" w:eastAsia="Courier New" w:hAnsi="Courier New"/>
-                <w:sz w:val="18"/>
-                <w:szCs w:val="18"/>
-              </w:rPr>
-              <w:t xml:space="preserve">    import sys</w:t>
-            </w:r>
-          </w:p>
-          <w:p>
-            <w:pPr>
-              <w:spacing w:after="20"/>
-            </w:pPr>
-            <w:r>
-              <w:rPr>
-                <w:rFonts w:ascii="Courier New" w:cs="Courier New" w:eastAsia="Courier New" w:hAnsi="Courier New"/>
-                <w:sz w:val="18"/>
-                <w:szCs w:val="18"/>
-              </w:rPr>
-              <w:t xml:space="preserve">    arr_size = sys.getsizeof(arr)</w:t>
-            </w:r>
-          </w:p>
-          <w:p>
-            <w:pPr>
-              <w:spacing w:after="20"/>
-            </w:pPr>
-            <w:r>
-              <w:rPr>
-                <w:rFonts w:ascii="Courier New" w:cs="Courier New" w:eastAsia="Courier New" w:hAnsi="Courier New"/>
-                <w:sz w:val="18"/>
-                <w:szCs w:val="18"/>
-              </w:rPr>
-              <w:t xml:space="preserve">    # Note: This is simplified; real memory profiling requires tools</w:t>
-            </w:r>
-          </w:p>
-          <w:p>
-            <w:pPr>
-              <w:spacing w:after="20"/>
-            </w:pPr>
-            <w:r>
-              <w:rPr>
-                <w:rFonts w:ascii="Courier New" w:cs="Courier New" w:eastAsia="Courier New" w:hAnsi="Courier New"/>
-                <w:sz w:val="18"/>
-                <w:szCs w:val="18"/>
-              </w:rPr>
-              <w:t xml:space="preserve">    return arr_size</w:t>
-            </w:r>
-          </w:p>
-          <w:p>
-            <w:pPr>
-              <w:spacing w:after="20"/>
-            </w:pPr>
-            <w:r>
-              <w:rPr>
-                <w:rFonts w:ascii="Courier New" w:cs="Courier New" w:eastAsia="Courier New" w:hAnsi="Courier New"/>
-                <w:sz w:val="18"/>
-                <w:szCs w:val="18"/>
-              </w:rPr>
-              <w:t xml:space="preserve"> </w:t>
-            </w:r>
-          </w:p>
-          <w:p>
-            <w:pPr>
-              <w:spacing w:after="20"/>
-            </w:pPr>
-            <w:r>
-              <w:rPr>
-                <w:rFonts w:ascii="Courier New" w:cs="Courier New" w:eastAsia="Courier New" w:hAnsi="Courier New"/>
-                <w:sz w:val="18"/>
-                <w:szCs w:val="18"/>
-              </w:rPr>
-              <w:t xml:space="preserve"># Main benchmark execution</w:t>
-            </w:r>
-          </w:p>
-          <w:p>
-            <w:pPr>
-              <w:spacing w:after="20"/>
-            </w:pPr>
-            <w:r>
-              <w:rPr>
-                <w:rFonts w:ascii="Courier New" w:cs="Courier New" w:eastAsia="Courier New" w:hAnsi="Courier New"/>
-                <w:sz w:val="18"/>
-                <w:szCs w:val="18"/>
-              </w:rPr>
-              <w:t xml:space="preserve">def run_benchmarks():</w:t>
-            </w:r>
-          </w:p>
-          <w:p>
-            <w:pPr>
-              <w:spacing w:after="20"/>
-            </w:pPr>
-            <w:r>
-              <w:rPr>
-                <w:rFonts w:ascii="Courier New" w:cs="Courier New" w:eastAsia="Courier New" w:hAnsi="Courier New"/>
-                <w:sz w:val="18"/>
-                <w:szCs w:val="18"/>
-              </w:rPr>
-              <w:t xml:space="preserve">    """Execute full benchmark suite."""</w:t>
-            </w:r>
-          </w:p>
-          <w:p>
-            <w:pPr>
-              <w:spacing w:after="20"/>
-            </w:pPr>
-            <w:r>
-              <w:rPr>
-                <w:rFonts w:ascii="Courier New" w:cs="Courier New" w:eastAsia="Courier New" w:hAnsi="Courier New"/>
-                <w:sz w:val="18"/>
-                <w:szCs w:val="18"/>
-              </w:rPr>
-              <w:t xml:space="preserve">    suite = BenchmarkSuite()</w:t>
-            </w:r>
-          </w:p>
-          <w:p>
-            <w:pPr>
-              <w:spacing w:after="20"/>
-            </w:pPr>
-            <w:r>
-              <w:rPr>
-                <w:rFonts w:ascii="Courier New" w:cs="Courier New" w:eastAsia="Courier New" w:hAnsi="Courier New"/>
-                <w:sz w:val="18"/>
-                <w:szCs w:val="18"/>
-              </w:rPr>
-              <w:t xml:space="preserve"> </w:t>
-            </w:r>
-          </w:p>
-          <w:p>
-            <w:pPr>
-              <w:spacing w:after="20"/>
-            </w:pPr>
-            <w:r>
-              <w:rPr>
-                <w:rFonts w:ascii="Courier New" w:cs="Courier New" w:eastAsia="Courier New" w:hAnsi="Courier New"/>
-                <w:sz w:val="18"/>
-                <w:szCs w:val="18"/>
-              </w:rPr>
-              <w:t xml:space="preserve">    algorithms = [</w:t>
-            </w:r>
-          </w:p>
-          <w:p>
-            <w:pPr>
-              <w:spacing w:after="20"/>
-            </w:pPr>
-            <w:r>
-              <w:rPr>
-                <w:rFonts w:ascii="Courier New" w:cs="Courier New" w:eastAsia="Courier New" w:hAnsi="Courier New"/>
-                <w:sz w:val="18"/>
-                <w:szCs w:val="18"/>
-              </w:rPr>
-              <w:t xml:space="preserve">        ('Insertion Sort', insertion_sort),</w:t>
-            </w:r>
-          </w:p>
-          <w:p>
-            <w:pPr>
-              <w:spacing w:after="20"/>
-            </w:pPr>
-            <w:r>
-              <w:rPr>
-                <w:rFonts w:ascii="Courier New" w:cs="Courier New" w:eastAsia="Courier New" w:hAnsi="Courier New"/>
-                <w:sz w:val="18"/>
-                <w:szCs w:val="18"/>
-              </w:rPr>
-              <w:t xml:space="preserve">        ('Merge Sort', merge_sort),</w:t>
-            </w:r>
-          </w:p>
-          <w:p>
-            <w:pPr>
-              <w:spacing w:after="20"/>
-            </w:pPr>
-            <w:r>
-              <w:rPr>
-                <w:rFonts w:ascii="Courier New" w:cs="Courier New" w:eastAsia="Courier New" w:hAnsi="Courier New"/>
-                <w:sz w:val="18"/>
-                <w:szCs w:val="18"/>
-              </w:rPr>
-              <w:t xml:space="preserve">        ('Quick Sort', quick_sort),</w:t>
-            </w:r>
-          </w:p>
-          <w:p>
-            <w:pPr>
-              <w:spacing w:after="20"/>
-            </w:pPr>
-            <w:r>
-              <w:rPr>
-                <w:rFonts w:ascii="Courier New" w:cs="Courier New" w:eastAsia="Courier New" w:hAnsi="Courier New"/>
-                <w:sz w:val="18"/>
-                <w:szCs w:val="18"/>
-              </w:rPr>
-              <w:t xml:space="preserve">        ('Built-in Sort', builtin_sort),</w:t>
-            </w:r>
-          </w:p>
-          <w:p>
-            <w:pPr>
-              <w:spacing w:after="20"/>
-            </w:pPr>
-            <w:r>
-              <w:rPr>
-                <w:rFonts w:ascii="Courier New" w:cs="Courier New" w:eastAsia="Courier New" w:hAnsi="Courier New"/>
-                <w:sz w:val="18"/>
-                <w:szCs w:val="18"/>
-              </w:rPr>
-              <w:t xml:space="preserve">    ]</w:t>
-            </w:r>
-          </w:p>
-          <w:p>
-            <w:pPr>
-              <w:spacing w:after="20"/>
-            </w:pPr>
-            <w:r>
-              <w:rPr>
-                <w:rFonts w:ascii="Courier New" w:cs="Courier New" w:eastAsia="Courier New" w:hAnsi="Courier New"/>
-                <w:sz w:val="18"/>
-                <w:szCs w:val="18"/>
-              </w:rPr>
-              <w:t xml:space="preserve"> </w:t>
-            </w:r>
-          </w:p>
-          <w:p>
-            <w:pPr>
-              <w:spacing w:after="20"/>
-            </w:pPr>
-            <w:r>
-              <w:rPr>
-                <w:rFonts w:ascii="Courier New" w:cs="Courier New" w:eastAsia="Courier New" w:hAnsi="Courier New"/>
-                <w:sz w:val="18"/>
-                <w:szCs w:val="18"/>
-              </w:rPr>
-              <w:t xml:space="preserve">    # Limit bubble sort to small sizes (it's slow!)</w:t>
-            </w:r>
-          </w:p>
-          <w:p>
-            <w:pPr>
-              <w:spacing w:after="20"/>
-            </w:pPr>
-            <w:r>
-              <w:rPr>
-                <w:rFonts w:ascii="Courier New" w:cs="Courier New" w:eastAsia="Courier New" w:hAnsi="Courier New"/>
-                <w:sz w:val="18"/>
-                <w:szCs w:val="18"/>
-              </w:rPr>
-              <w:t xml:space="preserve">    small_algorithms = [</w:t>
-            </w:r>
-          </w:p>
-          <w:p>
-            <w:pPr>
-              <w:spacing w:after="20"/>
-            </w:pPr>
-            <w:r>
-              <w:rPr>
-                <w:rFonts w:ascii="Courier New" w:cs="Courier New" w:eastAsia="Courier New" w:hAnsi="Courier New"/>
-                <w:sz w:val="18"/>
-                <w:szCs w:val="18"/>
-              </w:rPr>
-              <w:t xml:space="preserve">        ('Bubble Sort', bubble_sort),</w:t>
-            </w:r>
-          </w:p>
-          <w:p>
-            <w:pPr>
-              <w:spacing w:after="20"/>
-            </w:pPr>
-            <w:r>
-              <w:rPr>
-                <w:rFonts w:ascii="Courier New" w:cs="Courier New" w:eastAsia="Courier New" w:hAnsi="Courier New"/>
-                <w:sz w:val="18"/>
-                <w:szCs w:val="18"/>
-              </w:rPr>
-              <w:t xml:space="preserve">        ('Insertion Sort', insertion_sort),</w:t>
-            </w:r>
-          </w:p>
-          <w:p>
-            <w:pPr>
-              <w:spacing w:after="20"/>
-            </w:pPr>
-            <w:r>
-              <w:rPr>
-                <w:rFonts w:ascii="Courier New" w:cs="Courier New" w:eastAsia="Courier New" w:hAnsi="Courier New"/>
-                <w:sz w:val="18"/>
-                <w:szCs w:val="18"/>
-              </w:rPr>
-              <w:t xml:space="preserve">        ('Built-in Sort', builtin_sort),</w:t>
-            </w:r>
-          </w:p>
-          <w:p>
-            <w:pPr>
-              <w:spacing w:after="20"/>
-            </w:pPr>
-            <w:r>
-              <w:rPr>
-                <w:rFonts w:ascii="Courier New" w:cs="Courier New" w:eastAsia="Courier New" w:hAnsi="Courier New"/>
-                <w:sz w:val="18"/>
-                <w:szCs w:val="18"/>
-              </w:rPr>
-              <w:t xml:space="preserve">    ]</w:t>
-            </w:r>
-          </w:p>
-          <w:p>
-            <w:pPr>
-              <w:spacing w:after="20"/>
-            </w:pPr>
-            <w:r>
-              <w:rPr>
-                <w:rFonts w:ascii="Courier New" w:cs="Courier New" w:eastAsia="Courier New" w:hAnsi="Courier New"/>
-                <w:sz w:val="18"/>
-                <w:szCs w:val="18"/>
-              </w:rPr>
-              <w:t xml:space="preserve"> </w:t>
-            </w:r>
-          </w:p>
-          <w:p>
-            <w:pPr>
-              <w:spacing w:after="20"/>
-            </w:pPr>
-            <w:r>
-              <w:rPr>
-                <w:rFonts w:ascii="Courier New" w:cs="Courier New" w:eastAsia="Courier New" w:hAnsi="Courier New"/>
-                <w:sz w:val="18"/>
-                <w:szCs w:val="18"/>
-              </w:rPr>
-              <w:t xml:space="preserve">    # Benchmark small arrays</w:t>
-            </w:r>
-          </w:p>
-          <w:p>
-            <w:pPr>
-              <w:spacing w:after="20"/>
-            </w:pPr>
-            <w:r>
-              <w:rPr>
-                <w:rFonts w:ascii="Courier New" w:cs="Courier New" w:eastAsia="Courier New" w:hAnsi="Courier New"/>
-                <w:sz w:val="18"/>
-                <w:szCs w:val="18"/>
-              </w:rPr>
-              <w:t xml:space="preserve">    print("\nSMALL ARRAYS (Bubble sort included):")</w:t>
-            </w:r>
-          </w:p>
-          <w:p>
-            <w:pPr>
-              <w:spacing w:after="20"/>
-            </w:pPr>
-            <w:r>
-              <w:rPr>
-                <w:rFonts w:ascii="Courier New" w:cs="Courier New" w:eastAsia="Courier New" w:hAnsi="Courier New"/>
-                <w:sz w:val="18"/>
-                <w:szCs w:val="18"/>
-              </w:rPr>
-              <w:t xml:space="preserve">    suite.benchmark(small_algorithms, [50, 100, 200], ['random'])</w:t>
-            </w:r>
-          </w:p>
-          <w:p>
-            <w:pPr>
-              <w:spacing w:after="20"/>
-            </w:pPr>
-            <w:r>
-              <w:rPr>
-                <w:rFonts w:ascii="Courier New" w:cs="Courier New" w:eastAsia="Courier New" w:hAnsi="Courier New"/>
-                <w:sz w:val="18"/>
-                <w:szCs w:val="18"/>
-              </w:rPr>
-              <w:t xml:space="preserve"> </w:t>
-            </w:r>
-          </w:p>
-          <w:p>
-            <w:pPr>
-              <w:spacing w:after="20"/>
-            </w:pPr>
-            <w:r>
-              <w:rPr>
-                <w:rFonts w:ascii="Courier New" w:cs="Courier New" w:eastAsia="Courier New" w:hAnsi="Courier New"/>
-                <w:sz w:val="18"/>
-                <w:szCs w:val="18"/>
-              </w:rPr>
-              <w:t xml:space="preserve">    # Benchmark large arrays</w:t>
-            </w:r>
-          </w:p>
-          <w:p>
-            <w:pPr>
-              <w:spacing w:after="20"/>
-            </w:pPr>
-            <w:r>
-              <w:rPr>
-                <w:rFonts w:ascii="Courier New" w:cs="Courier New" w:eastAsia="Courier New" w:hAnsi="Courier New"/>
-                <w:sz w:val="18"/>
-                <w:szCs w:val="18"/>
-              </w:rPr>
-              <w:t xml:space="preserve">    print("\n" + "=" * 100)</w:t>
-            </w:r>
-          </w:p>
-          <w:p>
-            <w:pPr>
-              <w:spacing w:after="20"/>
-            </w:pPr>
-            <w:r>
-              <w:rPr>
-                <w:rFonts w:ascii="Courier New" w:cs="Courier New" w:eastAsia="Courier New" w:hAnsi="Courier New"/>
-                <w:sz w:val="18"/>
-                <w:szCs w:val="18"/>
-              </w:rPr>
-              <w:t xml:space="preserve">    print("LARGE ARRAYS (Bubble sort skipped):")</w:t>
-            </w:r>
-          </w:p>
-          <w:p>
-            <w:pPr>
-              <w:spacing w:after="20"/>
-            </w:pPr>
-            <w:r>
-              <w:rPr>
-                <w:rFonts w:ascii="Courier New" w:cs="Courier New" w:eastAsia="Courier New" w:hAnsi="Courier New"/>
-                <w:sz w:val="18"/>
-                <w:szCs w:val="18"/>
-              </w:rPr>
-              <w:t xml:space="preserve">    suite.benchmark(algorithms, [1000, 5000, 10000],</w:t>
-            </w:r>
-          </w:p>
-          <w:p>
-            <w:pPr>
-              <w:spacing w:after="20"/>
-            </w:pPr>
-            <w:r>
-              <w:rPr>
-                <w:rFonts w:ascii="Courier New" w:cs="Courier New" w:eastAsia="Courier New" w:hAnsi="Courier New"/>
-                <w:sz w:val="18"/>
-                <w:szCs w:val="18"/>
-              </w:rPr>
-              <w:t xml:space="preserve">                   ['random', 'sorted', 'reverse', 'nearly_sorted'])</w:t>
-            </w:r>
-          </w:p>
-          <w:p>
-            <w:pPr>
-              <w:spacing w:after="20"/>
-            </w:pPr>
-            <w:r>
-              <w:rPr>
-                <w:rFonts w:ascii="Courier New" w:cs="Courier New" w:eastAsia="Courier New" w:hAnsi="Courier New"/>
-                <w:sz w:val="18"/>
-                <w:szCs w:val="18"/>
-              </w:rPr>
-              <w:t xml:space="preserve"> </w:t>
-            </w:r>
-          </w:p>
-          <w:p>
-            <w:pPr>
-              <w:spacing w:after="20"/>
-            </w:pPr>
-            <w:r>
-              <w:rPr>
-                <w:rFonts w:ascii="Courier New" w:cs="Courier New" w:eastAsia="Courier New" w:hAnsi="Courier New"/>
-                <w:sz w:val="18"/>
-                <w:szCs w:val="18"/>
-              </w:rPr>
-              <w:t xml:space="preserve"># Visualization helper</w:t>
             </w:r>
           </w:p>
           <w:p>
@@ -3315,19 +4081,6 @@
                 <w:sz w:val="18"/>
                 <w:szCs w:val="18"/>
               </w:rPr>
-              <w:t xml:space="preserve"># Beginner</w:t>
-            </w:r>
-          </w:p>
-          <w:p>
-            <w:pPr>
-              <w:spacing w:after="20"/>
-            </w:pPr>
-            <w:r>
-              <w:rPr>
-                <w:rFonts w:ascii="Courier New" w:cs="Courier New" w:eastAsia="Courier New" w:hAnsi="Courier New"/>
-                <w:sz w:val="18"/>
-                <w:szCs w:val="18"/>
-              </w:rPr>
               <w:t xml:space="preserve">import time</w:t>
             </w:r>
           </w:p>
@@ -3458,19 +4211,6 @@
                 <w:sz w:val="18"/>
                 <w:szCs w:val="18"/>
               </w:rPr>
-              <w:t xml:space="preserve"># Intermediate - shown in BenchmarkSuite.benchmark()</w:t>
-            </w:r>
-          </w:p>
-          <w:p>
-            <w:pPr>
-              <w:spacing w:after="20"/>
-            </w:pPr>
-            <w:r>
-              <w:rPr>
-                <w:rFonts w:ascii="Courier New" w:cs="Courier New" w:eastAsia="Courier New" w:hAnsi="Courier New"/>
-                <w:sz w:val="18"/>
-                <w:szCs w:val="18"/>
-              </w:rPr>
               <w:t xml:space="preserve"> </w:t>
             </w:r>
           </w:p>
@@ -3484,7 +4224,20 @@
                 <w:sz w:val="18"/>
                 <w:szCs w:val="18"/>
               </w:rPr>
-              <w:t xml:space="preserve"># Challenge</w:t>
+              <w:t xml:space="preserve"> </w:t>
+            </w:r>
+          </w:p>
+          <w:p>
+            <w:pPr>
+              <w:spacing w:after="20"/>
+            </w:pPr>
+            <w:r>
+              <w:rPr>
+                <w:rFonts w:ascii="Courier New" w:cs="Courier New" w:eastAsia="Courier New" w:hAnsi="Courier New"/>
+                <w:sz w:val="18"/>
+                <w:szCs w:val="18"/>
+              </w:rPr>
+              <w:t xml:space="preserve"> </w:t>
             </w:r>
           </w:p>
           <w:p>

--- a/Coding 2 - year/Unit 5 - Sorting Searching & Recursion/Daily Lesson Plans/Word/Day 22.docx
+++ b/Coding 2 - year/Unit 5 - Sorting Searching & Recursion/Daily Lesson Plans/Word/Day 22.docx
@@ -380,7 +380,7 @@
                 <w:sz w:val="20"/>
                 <w:szCs w:val="20"/>
               </w:rPr>
-              <w:t xml:space="preserve">    In your own words: Benchmark sorting algorithms and interpret performance results?</w:t>
+              <w:t xml:space="preserve">    What do you already know about Performance Testing &amp; Benchmarking Sorting Algorithms? Write down one fact and one question you have.</w:t>
             </w:r>
             <w:r>
               <w:rPr>
@@ -477,7 +477,7 @@
                 <w:sz w:val="20"/>
                 <w:szCs w:val="20"/>
               </w:rPr>
-              <w:t xml:space="preserve">Today's Goal: By the end of class you will be able to benchmark sorting algorithms and interpret performance results.</w:t>
+              <w:t xml:space="preserve">Today’s Goal: By the end of class you will be able to benchmark sorting algorithms and interpret performance results.</w:t>
             </w:r>
             <w:r>
               <w:rPr>
@@ -1296,7 +1296,7 @@
                 <w:sz w:val="20"/>
                 <w:szCs w:val="20"/>
               </w:rPr>
-              <w:t xml:space="preserve">Quick Check: Benchmark sorting algorithms and interpret performance results?</w:t>
+              <w:t xml:space="preserve">What was the most challenging part of Performance Testing &amp; Benchmarking Sorting Algorithms today? How did you work through it?</w:t>
             </w:r>
             <w:r>
               <w:rPr>

--- a/Coding 2 - year/Unit 5 - Sorting Searching & Recursion/Daily Lesson Plans/Word/Day 22.docx
+++ b/Coding 2 - year/Unit 5 - Sorting Searching & Recursion/Daily Lesson Plans/Word/Day 22.docx
@@ -1160,6 +1160,19 @@
             <w:r>
               <w:rPr>
                 <w:rFonts w:ascii="Arial" w:cs="Arial" w:eastAsia="Arial" w:hAnsi="Arial"/>
+                <w:b/>
+                <w:bCs/>
+                <w:i w:val="false"/>
+                <w:iCs w:val="false"/>
+                <w:color w:val="000000"/>
+                <w:sz w:val="20"/>
+                <w:szCs w:val="20"/>
+              </w:rPr>
+              <w:t xml:space="preserve">    Beginner: </w:t>
+            </w:r>
+            <w:r>
+              <w:rPr>
+                <w:rFonts w:ascii="Arial" w:cs="Arial" w:eastAsia="Arial" w:hAnsi="Arial"/>
                 <w:b w:val="false"/>
                 <w:bCs w:val="false"/>
                 <w:i w:val="false"/>
@@ -1168,7 +1181,77 @@
                 <w:sz w:val="20"/>
                 <w:szCs w:val="20"/>
               </w:rPr>
-              <w:t xml:space="preserve">    Work through problems from the day's exercise set.</w:t>
+              <w:t xml:space="preserve">Write a simple benchmarking function that times three algorithms on a 1000-element array.</w:t>
+            </w:r>
+            <w:r>
+              <w:rPr>
+                <w:rFonts w:ascii="Arial" w:cs="Arial" w:eastAsia="Arial" w:hAnsi="Arial"/>
+                <w:sz w:val="20"/>
+                <w:szCs w:val="20"/>
+              </w:rPr>
+              <w:br/>
+              <w:t xml:space="preserve"/>
+            </w:r>
+            <w:r>
+              <w:rPr>
+                <w:rFonts w:ascii="Arial" w:cs="Arial" w:eastAsia="Arial" w:hAnsi="Arial"/>
+                <w:b/>
+                <w:bCs/>
+                <w:i w:val="false"/>
+                <w:iCs w:val="false"/>
+                <w:color w:val="000000"/>
+                <w:sz w:val="20"/>
+                <w:szCs w:val="20"/>
+              </w:rPr>
+              <w:t xml:space="preserve">    Intermediate: </w:t>
+            </w:r>
+            <w:r>
+              <w:rPr>
+                <w:rFonts w:ascii="Arial" w:cs="Arial" w:eastAsia="Arial" w:hAnsi="Arial"/>
+                <w:b w:val="false"/>
+                <w:bCs w:val="false"/>
+                <w:i w:val="false"/>
+                <w:iCs w:val="false"/>
+                <w:color w:val="000000"/>
+                <w:sz w:val="20"/>
+                <w:szCs w:val="20"/>
+              </w:rPr>
+              <w:t xml:space="preserve">Create a function that benchmarks an algorithm on different data types (random, sorted, reversed) and reports which is fastest/slowest.…</w:t>
+            </w:r>
+            <w:r>
+              <w:rPr>
+                <w:rFonts w:ascii="Arial" w:cs="Arial" w:eastAsia="Arial" w:hAnsi="Arial"/>
+                <w:sz w:val="20"/>
+                <w:szCs w:val="20"/>
+              </w:rPr>
+              <w:br/>
+              <w:t xml:space="preserve"/>
+            </w:r>
+            <w:r>
+              <w:rPr>
+                <w:rFonts w:ascii="Arial" w:cs="Arial" w:eastAsia="Arial" w:hAnsi="Arial"/>
+                <w:b/>
+                <w:bCs/>
+                <w:i w:val="false"/>
+                <w:iCs w:val="false"/>
+                <w:color w:val="000000"/>
+                <w:sz w:val="20"/>
+                <w:szCs w:val="20"/>
+              </w:rPr>
+              <w:t xml:space="preserve">    Challenge: </w:t>
+            </w:r>
+            <w:r>
+              <w:rPr>
+                <w:rFonts w:ascii="Arial" w:cs="Arial" w:eastAsia="Arial" w:hAnsi="Arial"/>
+                <w:b w:val="false"/>
+                <w:bCs w:val="false"/>
+                <w:i w:val="false"/>
+                <w:iCs w:val="false"/>
+                <w:color w:val="000000"/>
+                <w:sz w:val="20"/>
+                <w:szCs w:val="20"/>
+              </w:rPr>
+              <w:t xml:space="preserve">Implement operation counting (comparisons and assignments) for two algorithms and compare.</w:t>
             </w:r>
             <w:r>
               <w:rPr>
@@ -4622,6 +4705,94 @@
       <w:pPr>
         <w:spacing w:after="160"/>
       </w:pPr>
+    </w:p>
+    <w:p>
+      <w:pPr>
+        <w:pBdr>
+          <w:bottom w:val="single" w:color="1B7A4A" w:sz="4" w:space="4"/>
+        </w:pBdr>
+        <w:spacing w:after="100" w:before="120"/>
+      </w:pPr>
+      <w:r>
+        <w:rPr>
+          <w:rFonts w:ascii="Arial" w:cs="Arial" w:eastAsia="Arial" w:hAnsi="Arial"/>
+          <w:b/>
+          <w:bCs/>
+          <w:color w:val="1B7A4A"/>
+          <w:sz w:val="24"/>
+          <w:szCs w:val="24"/>
+        </w:rPr>
+        <w:t xml:space="preserve">Practice Problems</w:t>
+      </w:r>
+    </w:p>
+    <w:p>
+      <w:pPr>
+        <w:spacing w:after="80"/>
+      </w:pPr>
+      <w:r>
+        <w:rPr>
+          <w:rFonts w:ascii="Arial" w:cs="Arial" w:eastAsia="Arial" w:hAnsi="Arial"/>
+          <w:b/>
+          <w:bCs/>
+          <w:sz w:val="20"/>
+          <w:szCs w:val="20"/>
+        </w:rPr>
+        <w:t xml:space="preserve">Problem 1: </w:t>
+      </w:r>
+      <w:r>
+        <w:rPr>
+          <w:rFonts w:ascii="Arial" w:cs="Arial" w:eastAsia="Arial" w:hAnsi="Arial"/>
+          <w:sz w:val="20"/>
+          <w:szCs w:val="20"/>
+        </w:rPr>
+        <w:t xml:space="preserve">Beginner:  Write a simple benchmarking function that times three algorithms on a 1000-element array.</w:t>
+      </w:r>
+    </w:p>
+    <w:p>
+      <w:pPr>
+        <w:spacing w:after="80"/>
+      </w:pPr>
+      <w:r>
+        <w:rPr>
+          <w:rFonts w:ascii="Arial" w:cs="Arial" w:eastAsia="Arial" w:hAnsi="Arial"/>
+          <w:b/>
+          <w:bCs/>
+          <w:sz w:val="20"/>
+          <w:szCs w:val="20"/>
+        </w:rPr>
+        <w:t xml:space="preserve">Problem 2: </w:t>
+      </w:r>
+      <w:r>
+        <w:rPr>
+          <w:rFonts w:ascii="Arial" w:cs="Arial" w:eastAsia="Arial" w:hAnsi="Arial"/>
+          <w:sz w:val="20"/>
+          <w:szCs w:val="20"/>
+        </w:rPr>
+        <w:t xml:space="preserve">Intermediate:  Create a function that benchmarks an algorithm on different data types (random, sorted, reversed) and reports which is fastest/slowest.</w:t>
+      </w:r>
+    </w:p>
+    <w:p>
+      <w:pPr>
+        <w:spacing w:after="80"/>
+      </w:pPr>
+      <w:r>
+        <w:rPr>
+          <w:rFonts w:ascii="Arial" w:cs="Arial" w:eastAsia="Arial" w:hAnsi="Arial"/>
+          <w:b/>
+          <w:bCs/>
+          <w:sz w:val="20"/>
+          <w:szCs w:val="20"/>
+        </w:rPr>
+        <w:t xml:space="preserve">Problem 3: </w:t>
+      </w:r>
+      <w:r>
+        <w:rPr>
+          <w:rFonts w:ascii="Arial" w:cs="Arial" w:eastAsia="Arial" w:hAnsi="Arial"/>
+          <w:sz w:val="20"/>
+          <w:szCs w:val="20"/>
+        </w:rPr>
+        <w:t xml:space="preserve">Challenge:  Implement operation counting (comparisons and assignments) for two algorithms and compare.</w:t>
+      </w:r>
     </w:p>
     <w:p>
       <w:pPr>
